--- a/SGC_CALFERQUIM/03_Procedimientos/3.12_Liberacion_Lotes/POE/POE_3.12_Liberacion_Lotes_V1.docx
+++ b/SGC_CALFERQUIM/03_Procedimientos/3.12_Liberacion_Lotes/POE/POE_3.12_Liberacion_Lotes_V1.docx
@@ -1,21 +1,34 @@
 
 <file path=word/document.xml><?xml version="1.0" encoding="utf-8"?>
-<w:document xmlns:w="http://schemas.openxmlformats.org/wordprocessingml/2006/main" xmlns:m="http://schemas.openxmlformats.org/officeDocument/2006/math" xmlns:r="http://schemas.openxmlformats.org/officeDocument/2006/relationships" xmlns:o="urn:schemas-microsoft-com:office:office" xmlns:v="urn:schemas-microsoft-com:vml" xmlns:w10="urn:schemas-microsoft-com:office:word" xmlns:a="http://schemas.openxmlformats.org/drawingml/2006/main" xmlns:pic="http://schemas.openxmlformats.org/drawingml/2006/picture" xmlns:wp="http://schemas.openxmlformats.org/drawingml/2006/wordprocessingDrawing">
+<w:document xmlns:o="urn:schemas-microsoft-com:office:office" xmlns:r="http://schemas.openxmlformats.org/officeDocument/2006/relationships" xmlns:v="urn:schemas-microsoft-com:vml" xmlns:w="http://schemas.openxmlformats.org/wordprocessingml/2006/main" xmlns:w10="urn:schemas-microsoft-com:office:word" xmlns:wp="http://schemas.openxmlformats.org/drawingml/2006/wordprocessingDrawing" xmlns:pic="http://schemas.openxmlformats.org/drawingml/2006/picture" xmlns:wps="http://schemas.microsoft.com/office/word/2010/wordprocessingShape" xmlns:wpg="http://schemas.microsoft.com/office/word/2010/wordprocessingGroup" xmlns:mc="http://schemas.openxmlformats.org/markup-compatibility/2006" xmlns:wp14="http://schemas.microsoft.com/office/word/2010/wordprocessingDrawing" xmlns:w14="http://schemas.microsoft.com/office/word/2010/wordml" xmlns:w15="http://schemas.microsoft.com/office/word/2012/wordml" mc:Ignorable="w14 wp14 w15">
   <w:body>
-    <w:bookmarkStart w:id="23" w:name="X6a851d344f8b8a976b68464cfd9a464ec2d19e0"/>
     <w:p>
       <w:pPr>
         <w:pStyle w:val="Heading1"/>
-      </w:pPr>
-      <w:r>
-        <w:t xml:space="preserve">PROCEDIMIENTO OPERATIVO ESTANDARIZADO: LIBERACION DE LOTES DE PRODUCTO TERMINADO</w:t>
+        <w:keepNext w:val="true"/>
+        <w:keepLines/>
+        <w:spacing w:before="360" w:after="80"/>
+        <w:rPr/>
+      </w:pPr>
+      <w:r>
+        <w:rPr/>
+        <w:t>PROCEDIMIENTO OPERATIVO ESTANDARIZADO: LIBERACION DE LOTES DE PRODUCTO TERMINADO</w:t>
       </w:r>
     </w:p>
     <w:tbl>
       <w:tblPr>
         <w:tblStyle w:val="Table"/>
-        <w:tblW w:type="auto" w:w="0"/>
-        <w:tblLook w:firstRow="1" w:lastRow="0" w:firstColumn="0" w:lastColumn="0" w:noHBand="0" w:noVBand="0" w:val="0020"/>
+        <w:tblW w:w="7920" w:type="dxa"/>
+        <w:jc w:val="left"/>
+        <w:tblInd w:w="0" w:type="dxa"/>
+        <w:tblLayout w:type="fixed"/>
+        <w:tblCellMar>
+          <w:top w:w="0" w:type="dxa"/>
+          <w:left w:w="108" w:type="dxa"/>
+          <w:bottom w:w="0" w:type="dxa"/>
+          <w:right w:w="108" w:type="dxa"/>
+        </w:tblCellMar>
+        <w:tblLook w:val="0020" w:noHBand="0" w:noVBand="0" w:firstColumn="0" w:lastRow="0" w:lastColumn="0" w:firstRow="1"/>
       </w:tblPr>
       <w:tblGrid>
         <w:gridCol w:w="1980"/>
@@ -25,150 +38,389 @@
       </w:tblGrid>
       <w:tr>
         <w:trPr>
-          <w:tblHeader w:val="on"/>
+          <w:tblHeader w:val="true"/>
         </w:trPr>
         <w:tc>
-          <w:tcPr/>
+          <w:tcPr>
+            <w:tcW w:w="1980" w:type="dxa"/>
+            <w:tcBorders>
+              <w:bottom w:val="single" w:sz="6" w:space="0" w:color="000000"/>
+            </w:tcBorders>
+            <w:vAlign w:val="bottom"/>
+          </w:tcPr>
           <w:p>
             <w:pPr>
               <w:pStyle w:val="Compact"/>
+              <w:widowControl/>
+              <w:spacing w:before="36" w:after="36"/>
+              <w:jc w:val="left"/>
+              <w:rPr>
+                <w:rFonts w:ascii="Aptos" w:hAnsi="Aptos" w:eastAsia="" w:cs=""/>
+                <w:kern w:val="0"/>
+                <w:sz w:val="24"/>
+                <w:szCs w:val="24"/>
+                <w:lang w:val="en-US" w:eastAsia="zh-CN" w:bidi="ar-SA"/>
+              </w:rPr>
             </w:pPr>
             <w:r>
-              <w:t xml:space="preserve">CODIGO</w:t>
+              <w:rPr>
+                <w:rFonts w:eastAsia="" w:cs=""/>
+                <w:kern w:val="0"/>
+                <w:sz w:val="24"/>
+                <w:szCs w:val="24"/>
+                <w:lang w:val="en-US" w:eastAsia="zh-CN" w:bidi="ar-SA"/>
+              </w:rPr>
+              <w:t>CODIGO</w:t>
             </w:r>
           </w:p>
         </w:tc>
         <w:tc>
-          <w:tcPr/>
+          <w:tcPr>
+            <w:tcW w:w="1980" w:type="dxa"/>
+            <w:tcBorders>
+              <w:bottom w:val="single" w:sz="6" w:space="0" w:color="000000"/>
+            </w:tcBorders>
+            <w:vAlign w:val="bottom"/>
+          </w:tcPr>
           <w:p>
             <w:pPr>
               <w:pStyle w:val="Compact"/>
+              <w:widowControl/>
+              <w:spacing w:before="36" w:after="36"/>
+              <w:jc w:val="left"/>
+              <w:rPr>
+                <w:rFonts w:ascii="Aptos" w:hAnsi="Aptos" w:eastAsia="" w:cs=""/>
+                <w:kern w:val="0"/>
+                <w:sz w:val="24"/>
+                <w:szCs w:val="24"/>
+                <w:lang w:val="en-US" w:eastAsia="zh-CN" w:bidi="ar-SA"/>
+              </w:rPr>
             </w:pPr>
             <w:r>
-              <w:t xml:space="preserve">VERSION</w:t>
+              <w:rPr>
+                <w:rFonts w:eastAsia="" w:cs=""/>
+                <w:kern w:val="0"/>
+                <w:sz w:val="24"/>
+                <w:szCs w:val="24"/>
+                <w:lang w:val="en-US" w:eastAsia="zh-CN" w:bidi="ar-SA"/>
+              </w:rPr>
+              <w:t>VERSION</w:t>
             </w:r>
           </w:p>
         </w:tc>
         <w:tc>
-          <w:tcPr/>
+          <w:tcPr>
+            <w:tcW w:w="1980" w:type="dxa"/>
+            <w:tcBorders>
+              <w:bottom w:val="single" w:sz="6" w:space="0" w:color="000000"/>
+            </w:tcBorders>
+            <w:vAlign w:val="bottom"/>
+          </w:tcPr>
           <w:p>
             <w:pPr>
               <w:pStyle w:val="Compact"/>
+              <w:widowControl/>
+              <w:spacing w:before="36" w:after="36"/>
+              <w:jc w:val="left"/>
+              <w:rPr>
+                <w:rFonts w:ascii="Aptos" w:hAnsi="Aptos" w:eastAsia="" w:cs=""/>
+                <w:kern w:val="0"/>
+                <w:sz w:val="24"/>
+                <w:szCs w:val="24"/>
+                <w:lang w:val="en-US" w:eastAsia="zh-CN" w:bidi="ar-SA"/>
+              </w:rPr>
             </w:pPr>
             <w:r>
-              <w:t xml:space="preserve">VIGENCIA</w:t>
+              <w:rPr>
+                <w:rFonts w:eastAsia="" w:cs=""/>
+                <w:kern w:val="0"/>
+                <w:sz w:val="24"/>
+                <w:szCs w:val="24"/>
+                <w:lang w:val="en-US" w:eastAsia="zh-CN" w:bidi="ar-SA"/>
+              </w:rPr>
+              <w:t>VIGENCIA</w:t>
             </w:r>
           </w:p>
         </w:tc>
         <w:tc>
-          <w:tcPr/>
+          <w:tcPr>
+            <w:tcW w:w="1980" w:type="dxa"/>
+            <w:tcBorders>
+              <w:bottom w:val="single" w:sz="6" w:space="0" w:color="000000"/>
+            </w:tcBorders>
+            <w:vAlign w:val="bottom"/>
+          </w:tcPr>
           <w:p>
             <w:pPr>
               <w:pStyle w:val="Compact"/>
+              <w:widowControl/>
+              <w:spacing w:before="36" w:after="36"/>
+              <w:jc w:val="left"/>
+              <w:rPr>
+                <w:rFonts w:ascii="Aptos" w:hAnsi="Aptos" w:eastAsia="" w:cs=""/>
+                <w:kern w:val="0"/>
+                <w:sz w:val="24"/>
+                <w:szCs w:val="24"/>
+                <w:lang w:val="en-US" w:eastAsia="zh-CN" w:bidi="ar-SA"/>
+              </w:rPr>
             </w:pPr>
             <w:r>
-              <w:t xml:space="preserve">PROXIMA REVISION</w:t>
+              <w:rPr>
+                <w:rFonts w:eastAsia="" w:cs=""/>
+                <w:kern w:val="0"/>
+                <w:sz w:val="24"/>
+                <w:szCs w:val="24"/>
+                <w:lang w:val="en-US" w:eastAsia="zh-CN" w:bidi="ar-SA"/>
+              </w:rPr>
+              <w:t>PROXIMA REVISION</w:t>
             </w:r>
           </w:p>
         </w:tc>
       </w:tr>
       <w:tr>
+        <w:trPr/>
         <w:tc>
-          <w:tcPr/>
+          <w:tcPr>
+            <w:tcW w:w="1980" w:type="dxa"/>
+            <w:tcBorders/>
+          </w:tcPr>
           <w:p>
             <w:pPr>
               <w:pStyle w:val="Compact"/>
+              <w:widowControl/>
+              <w:spacing w:before="36" w:after="36"/>
+              <w:jc w:val="left"/>
+              <w:rPr>
+                <w:rFonts w:ascii="Aptos" w:hAnsi="Aptos" w:eastAsia="" w:cs=""/>
+                <w:kern w:val="0"/>
+                <w:sz w:val="24"/>
+                <w:szCs w:val="24"/>
+                <w:lang w:val="en-US" w:eastAsia="zh-CN" w:bidi="ar-SA"/>
+              </w:rPr>
             </w:pPr>
             <w:r>
-              <w:t xml:space="preserve">CGC-POE-3.12</w:t>
+              <w:rPr>
+                <w:rFonts w:eastAsia="" w:cs=""/>
+                <w:kern w:val="0"/>
+                <w:sz w:val="24"/>
+                <w:szCs w:val="24"/>
+                <w:lang w:val="en-US" w:eastAsia="zh-CN" w:bidi="ar-SA"/>
+              </w:rPr>
+              <w:t>CGC-POE-3.12</w:t>
             </w:r>
           </w:p>
         </w:tc>
         <w:tc>
-          <w:tcPr/>
+          <w:tcPr>
+            <w:tcW w:w="1980" w:type="dxa"/>
+            <w:tcBorders/>
+          </w:tcPr>
           <w:p>
             <w:pPr>
               <w:pStyle w:val="Compact"/>
+              <w:widowControl/>
+              <w:spacing w:before="36" w:after="36"/>
+              <w:jc w:val="left"/>
+              <w:rPr>
+                <w:rFonts w:ascii="Aptos" w:hAnsi="Aptos" w:eastAsia="" w:cs=""/>
+                <w:kern w:val="0"/>
+                <w:sz w:val="24"/>
+                <w:szCs w:val="24"/>
+                <w:lang w:val="en-US" w:eastAsia="zh-CN" w:bidi="ar-SA"/>
+              </w:rPr>
             </w:pPr>
             <w:r>
-              <w:t xml:space="preserve">01</w:t>
+              <w:rPr>
+                <w:rFonts w:eastAsia="" w:cs=""/>
+                <w:kern w:val="0"/>
+                <w:sz w:val="24"/>
+                <w:szCs w:val="24"/>
+                <w:lang w:val="en-US" w:eastAsia="zh-CN" w:bidi="ar-SA"/>
+              </w:rPr>
+              <w:t>01</w:t>
             </w:r>
           </w:p>
         </w:tc>
         <w:tc>
-          <w:tcPr/>
+          <w:tcPr>
+            <w:tcW w:w="1980" w:type="dxa"/>
+            <w:tcBorders/>
+          </w:tcPr>
           <w:p>
             <w:pPr>
               <w:pStyle w:val="Compact"/>
+              <w:widowControl/>
+              <w:spacing w:before="36" w:after="36"/>
+              <w:jc w:val="left"/>
+              <w:rPr>
+                <w:rFonts w:ascii="Aptos" w:hAnsi="Aptos" w:eastAsia="" w:cs=""/>
+                <w:kern w:val="0"/>
+                <w:sz w:val="24"/>
+                <w:szCs w:val="24"/>
+                <w:lang w:val="en-US" w:eastAsia="zh-CN" w:bidi="ar-SA"/>
+              </w:rPr>
             </w:pPr>
             <w:r>
-              <w:t xml:space="preserve">2026-02-18</w:t>
+              <w:rPr>
+                <w:rFonts w:eastAsia="" w:cs=""/>
+                <w:kern w:val="0"/>
+                <w:sz w:val="24"/>
+                <w:szCs w:val="24"/>
+                <w:lang w:val="en-US" w:eastAsia="zh-CN" w:bidi="ar-SA"/>
+              </w:rPr>
+              <w:t>2026-02-18</w:t>
             </w:r>
           </w:p>
         </w:tc>
         <w:tc>
-          <w:tcPr/>
+          <w:tcPr>
+            <w:tcW w:w="1980" w:type="dxa"/>
+            <w:tcBorders/>
+          </w:tcPr>
           <w:p>
             <w:pPr>
               <w:pStyle w:val="Compact"/>
+              <w:widowControl/>
+              <w:spacing w:before="36" w:after="36"/>
+              <w:jc w:val="left"/>
+              <w:rPr>
+                <w:rFonts w:ascii="Aptos" w:hAnsi="Aptos" w:eastAsia="" w:cs=""/>
+                <w:kern w:val="0"/>
+                <w:sz w:val="24"/>
+                <w:szCs w:val="24"/>
+                <w:lang w:val="en-US" w:eastAsia="zh-CN" w:bidi="ar-SA"/>
+              </w:rPr>
             </w:pPr>
             <w:r>
-              <w:t xml:space="preserve">12 meses o ante cambio regulatorio</w:t>
+              <w:rPr>
+                <w:rFonts w:eastAsia="" w:cs=""/>
+                <w:kern w:val="0"/>
+                <w:sz w:val="24"/>
+                <w:szCs w:val="24"/>
+                <w:lang w:val="en-US" w:eastAsia="zh-CN" w:bidi="ar-SA"/>
+              </w:rPr>
+              <w:t>12 meses o ante cambio regulatorio</w:t>
             </w:r>
           </w:p>
         </w:tc>
       </w:tr>
     </w:tbl>
     <w:p>
-      <w:r>
-        <w:pict>
-          <v:rect style="width:0;height:1.5pt" o:hralign="center" o:hrstd="t" o:hr="t"/>
-        </w:pict>
-      </w:r>
-    </w:p>
-    <w:bookmarkStart w:id="9" w:name="objetivo"/>
-    <w:p>
-      <w:pPr>
-        <w:pStyle w:val="Heading2"/>
-      </w:pPr>
-      <w:r>
-        <w:t xml:space="preserve">1. OBJETIVO</w:t>
+      <w:pPr>
+        <w:pStyle w:val="Normal"/>
+        <w:rPr/>
+      </w:pPr>
+      <w:r>
+        <w:rPr/>
+        <mc:AlternateContent>
+          <mc:Choice Requires="wps">
+            <w:drawing>
+              <wp:inline distT="0" distB="0" distL="0" distR="0">
+                <wp:extent cx="635" cy="19050"/>
+                <wp:effectExtent l="0" t="0" r="0" b="0"/>
+                <wp:docPr id="1" name=""/>
+                <a:graphic xmlns:a="http://schemas.openxmlformats.org/drawingml/2006/main">
+                  <a:graphicData uri="http://schemas.microsoft.com/office/word/2010/wordprocessingShape">
+                    <wps:wsp>
+                      <wps:cNvSpPr/>
+                      <wps:nvSpPr>
+                        <wps:cNvPr id="2" name=""/>
+                        <wps:cNvSpPr/>
+                      </wps:nvSpPr>
+                      <wps:spPr>
+                        <a:xfrm>
+                          <a:off x="0" y="0"/>
+                          <a:ext cx="720" cy="19080"/>
+                        </a:xfrm>
+                        <a:prstGeom prst="rect">
+                          <a:avLst/>
+                        </a:prstGeom>
+                        <a:solidFill>
+                          <a:srgbClr val="FFFFFF"/>
+                        </a:solidFill>
+                        <a:ln w="0">
+                          <a:solidFill>
+                            <a:srgbClr val="000000"/>
+                          </a:solidFill>
+                        </a:ln>
+                      </wps:spPr>
+                      <wps:bodyPr/>
+                    </wps:wsp>
+                  </a:graphicData>
+                </a:graphic>
+                <wp14:sizeRelH relativeFrom="page">
+                  <wp14:pctWidth>100000</wp14:pctWidth>
+                </wp14:sizeRelH>
+              </wp:inline>
+            </w:drawing>
+          </mc:Choice>
+          <mc:Fallback>
+            <w:pict>
+              <v:rect id="shape_0" fillcolor="white" stroked="t" o:allowincell="f" style="position:absolute;margin-left:0pt;margin-top:-1.55pt;width:0pt;height:1.45pt;mso-wrap-style:none;v-text-anchor:middle;mso-position-horizontal:center;mso-position-vertical:top">
+                <v:fill o:detectmouseclick="t" type="solid" color2="black"/>
+                <v:stroke color="black" joinstyle="round" endcap="flat"/>
+                <w10:wrap type="topAndBottom"/>
+              </v:rect>
+            </w:pict>
+          </mc:Fallback>
+        </mc:AlternateContent>
       </w:r>
     </w:p>
     <w:p>
       <w:pPr>
-        <w:pStyle w:val="FirstParagraph"/>
-      </w:pPr>
-      <w:r>
-        <w:t xml:space="preserve">Establecer el proceso de verificacion y liberacion de cada lote de producto terminado antes de su despacho al mercado, asegurando que todos los controles del proceso hayan sido ejecutados y documentados.</w:t>
-      </w:r>
-    </w:p>
-    <w:bookmarkEnd w:id="9"/>
-    <w:bookmarkStart w:id="10" w:name="alcance"/>
-    <w:p>
-      <w:pPr>
         <w:pStyle w:val="Heading2"/>
-      </w:pPr>
-      <w:r>
-        <w:t xml:space="preserve">2. ALCANCE</w:t>
+        <w:rPr/>
+      </w:pPr>
+      <w:bookmarkStart w:id="0" w:name="objetivo"/>
+      <w:r>
+        <w:rPr/>
+        <w:t>1. OBJETIVO</w:t>
       </w:r>
     </w:p>
     <w:p>
       <w:pPr>
         <w:pStyle w:val="FirstParagraph"/>
-      </w:pPr>
-      <w:r>
-        <w:t xml:space="preserve">Aplica al 100% de los lotes de fertilizantes y acondicionadores fabricados en CALFERQUIM S.A.S. Inicia con el traslado del lote a bodega y finaliza con el dictamen de liberacion.</w:t>
-      </w:r>
+        <w:rPr/>
+      </w:pPr>
+      <w:bookmarkStart w:id="1" w:name="objetivo"/>
+      <w:r>
+        <w:rPr/>
+        <w:t>Establecer el proceso de verificacion y liberacion de cada lote de producto terminado antes de su despacho al mercado, asegurando que todos los controles del proceso hayan sido ejecutados y documentados.</w:t>
+      </w:r>
+      <w:bookmarkEnd w:id="1"/>
     </w:p>
-    <w:bookmarkEnd w:id="10"/>
-    <w:bookmarkStart w:id="11" w:name="definiciones"/>
     <w:p>
       <w:pPr>
         <w:pStyle w:val="Heading2"/>
-      </w:pPr>
-      <w:r>
-        <w:t xml:space="preserve">3. DEFINICIONES</w:t>
+        <w:rPr/>
+      </w:pPr>
+      <w:bookmarkStart w:id="2" w:name="alcance"/>
+      <w:r>
+        <w:rPr/>
+        <w:t>2. ALCANCE</w:t>
+      </w:r>
+    </w:p>
+    <w:p>
+      <w:pPr>
+        <w:pStyle w:val="FirstParagraph"/>
+        <w:rPr/>
+      </w:pPr>
+      <w:bookmarkStart w:id="3" w:name="alcance"/>
+      <w:r>
+        <w:rPr/>
+        <w:t>Aplica al 100% de los lotes de fertilizantes y acondicionadores fabricados en CALFERQUIM S.A.S. Inicia con el traslado del lote a bodega y finaliza con el dictamen de liberacion.</w:t>
+      </w:r>
+      <w:bookmarkEnd w:id="3"/>
+    </w:p>
+    <w:p>
+      <w:pPr>
+        <w:pStyle w:val="Heading2"/>
+        <w:rPr/>
+      </w:pPr>
+      <w:bookmarkStart w:id="4" w:name="definiciones"/>
+      <w:r>
+        <w:rPr/>
+        <w:t>3. DEFINICIONES</w:t>
       </w:r>
     </w:p>
     <w:p>
@@ -176,11 +428,13 @@
         <w:pStyle w:val="Compact"/>
         <w:numPr>
           <w:ilvl w:val="0"/>
-          <w:numId w:val="1001"/>
+          <w:numId w:val="1"/>
         </w:numPr>
-      </w:pPr>
-      <w:r>
-        <w:t xml:space="preserve">Liberacion: Dictamen formal que autoriza el despacho del lote al mercado.</w:t>
+        <w:rPr/>
+      </w:pPr>
+      <w:r>
+        <w:rPr/>
+        <w:t>Liberacion: Dictamen formal que autoriza el despacho del lote al mercado.</w:t>
       </w:r>
     </w:p>
     <w:p>
@@ -188,11 +442,13 @@
         <w:pStyle w:val="Compact"/>
         <w:numPr>
           <w:ilvl w:val="0"/>
-          <w:numId w:val="1001"/>
+          <w:numId w:val="1"/>
         </w:numPr>
-      </w:pPr>
-      <w:r>
-        <w:t xml:space="preserve">En Revision: Estado del lote mientras se verifica el cumplimiento de los requisitos de liberacion.</w:t>
+        <w:rPr/>
+      </w:pPr>
+      <w:r>
+        <w:rPr/>
+        <w:t>En Revision: Estado del lote mientras se verifica el cumplimiento de los requisitos de liberacion.</w:t>
       </w:r>
     </w:p>
     <w:p>
@@ -200,11 +456,13 @@
         <w:pStyle w:val="Compact"/>
         <w:numPr>
           <w:ilvl w:val="0"/>
-          <w:numId w:val="1001"/>
+          <w:numId w:val="1"/>
         </w:numPr>
-      </w:pPr>
-      <w:r>
-        <w:t xml:space="preserve">Aprobado: Lote que cumple todos los requisitos y puede ser despachado.</w:t>
+        <w:rPr/>
+      </w:pPr>
+      <w:r>
+        <w:rPr/>
+        <w:t>Aprobado: Lote que cumple todos los requisitos y puede ser despachado.</w:t>
       </w:r>
     </w:p>
     <w:p>
@@ -212,21 +470,26 @@
         <w:pStyle w:val="Compact"/>
         <w:numPr>
           <w:ilvl w:val="0"/>
-          <w:numId w:val="1001"/>
+          <w:numId w:val="1"/>
         </w:numPr>
-      </w:pPr>
-      <w:r>
-        <w:t xml:space="preserve">Rechazado: Lote que presenta incumplimiento critico y no puede ser despachado.</w:t>
-      </w:r>
+        <w:rPr/>
+      </w:pPr>
+      <w:bookmarkStart w:id="5" w:name="definiciones"/>
+      <w:r>
+        <w:rPr/>
+        <w:t>Rechazado: Lote que presenta incumplimiento critico y no puede ser despachado.</w:t>
+      </w:r>
+      <w:bookmarkEnd w:id="5"/>
     </w:p>
-    <w:bookmarkEnd w:id="11"/>
-    <w:bookmarkStart w:id="12" w:name="documentos-de-referencia"/>
     <w:p>
       <w:pPr>
         <w:pStyle w:val="Heading2"/>
-      </w:pPr>
-      <w:r>
-        <w:t xml:space="preserve">4. DOCUMENTOS DE REFERENCIA</w:t>
+        <w:rPr/>
+      </w:pPr>
+      <w:bookmarkStart w:id="6" w:name="documentos-de-referencia"/>
+      <w:r>
+        <w:rPr/>
+        <w:t>4. DOCUMENTOS DE REFERENCIA</w:t>
       </w:r>
     </w:p>
     <w:p>
@@ -234,20 +497,13 @@
         <w:pStyle w:val="Compact"/>
         <w:numPr>
           <w:ilvl w:val="0"/>
-          <w:numId w:val="1002"/>
+          <w:numId w:val="1"/>
         </w:numPr>
-      </w:pPr>
-      <w:r>
-        <w:t xml:space="preserve">Resolucion ICA pv0 (Propuesta): Anexo I-B, Pilar 5</w:t>
-      </w:r>
-      <w:r>
-        <w:t xml:space="preserve"> </w:t>
-      </w:r>
-      <w:r>
-        <w:t xml:space="preserve">“Liberacion de Lotes”</w:t>
-      </w:r>
-      <w:r>
-        <w:t xml:space="preserve">.</w:t>
+        <w:rPr/>
+      </w:pPr>
+      <w:r>
+        <w:rPr/>
+        <w:t>Resolucion ICA pv0 (Propuesta): Anexo I-B, Pilar 5 “Liberacion de Lotes”.</w:t>
       </w:r>
     </w:p>
     <w:p>
@@ -255,11 +511,13 @@
         <w:pStyle w:val="Compact"/>
         <w:numPr>
           <w:ilvl w:val="0"/>
-          <w:numId w:val="1002"/>
+          <w:numId w:val="1"/>
         </w:numPr>
-      </w:pPr>
-      <w:r>
-        <w:t xml:space="preserve">POE 3.11 Codificacion de Lotes.</w:t>
+        <w:rPr/>
+      </w:pPr>
+      <w:r>
+        <w:rPr/>
+        <w:t>POE 3.11 Codificacion de Lotes.</w:t>
       </w:r>
     </w:p>
     <w:p>
@@ -267,21 +525,26 @@
         <w:pStyle w:val="Compact"/>
         <w:numPr>
           <w:ilvl w:val="0"/>
-          <w:numId w:val="1002"/>
+          <w:numId w:val="1"/>
         </w:numPr>
-      </w:pPr>
-      <w:r>
-        <w:t xml:space="preserve">POE 3.10 Envase.</w:t>
-      </w:r>
+        <w:rPr/>
+      </w:pPr>
+      <w:bookmarkStart w:id="7" w:name="documentos-de-referencia"/>
+      <w:r>
+        <w:rPr/>
+        <w:t>POE 3.10 Envase.</w:t>
+      </w:r>
+      <w:bookmarkEnd w:id="7"/>
     </w:p>
-    <w:bookmarkEnd w:id="12"/>
-    <w:bookmarkStart w:id="13" w:name="responsabilidades-y-politicas"/>
     <w:p>
       <w:pPr>
         <w:pStyle w:val="Heading2"/>
-      </w:pPr>
-      <w:r>
-        <w:t xml:space="preserve">5. RESPONSABILIDADES Y POLITICAS</w:t>
+        <w:rPr/>
+      </w:pPr>
+      <w:bookmarkStart w:id="8" w:name="responsabilidades-y-politicas"/>
+      <w:r>
+        <w:rPr/>
+        <w:t>5. RESPONSABILIDADES Y POLITICAS</w:t>
       </w:r>
     </w:p>
     <w:p>
@@ -289,11 +552,13 @@
         <w:pStyle w:val="Compact"/>
         <w:numPr>
           <w:ilvl w:val="0"/>
-          <w:numId w:val="1003"/>
+          <w:numId w:val="1"/>
         </w:numPr>
-      </w:pPr>
-      <w:r>
-        <w:t xml:space="preserve">Direccion Tecnica verifica la orden de produccion y las etiquetas de los bultos.</w:t>
+        <w:rPr/>
+      </w:pPr>
+      <w:r>
+        <w:rPr/>
+        <w:t>Direccion Tecnica verifica la orden de produccion y las etiquetas de los bultos.</w:t>
       </w:r>
     </w:p>
     <w:p>
@@ -301,11 +566,13 @@
         <w:pStyle w:val="Compact"/>
         <w:numPr>
           <w:ilvl w:val="0"/>
-          <w:numId w:val="1003"/>
+          <w:numId w:val="1"/>
         </w:numPr>
-      </w:pPr>
-      <w:r>
-        <w:t xml:space="preserve">Calidad emite el certificado de calidad interno del lote.</w:t>
+        <w:rPr/>
+      </w:pPr>
+      <w:r>
+        <w:rPr/>
+        <w:t>Calidad emite el certificado de calidad interno del lote.</w:t>
       </w:r>
     </w:p>
     <w:p>
@@ -313,11 +580,13 @@
         <w:pStyle w:val="Compact"/>
         <w:numPr>
           <w:ilvl w:val="0"/>
-          <w:numId w:val="1003"/>
+          <w:numId w:val="1"/>
         </w:numPr>
-      </w:pPr>
-      <w:r>
-        <w:t xml:space="preserve">Jefe de Produccion diligencia los datos del proceso en el formato correspondiente.</w:t>
+        <w:rPr/>
+      </w:pPr>
+      <w:r>
+        <w:rPr/>
+        <w:t>Jefe de Produccion diligencia los datos del proceso en el formato correspondiente.</w:t>
       </w:r>
     </w:p>
     <w:p>
@@ -325,11 +594,13 @@
         <w:pStyle w:val="Compact"/>
         <w:numPr>
           <w:ilvl w:val="0"/>
-          <w:numId w:val="1003"/>
+          <w:numId w:val="1"/>
         </w:numPr>
-      </w:pPr>
-      <w:r>
-        <w:t xml:space="preserve">Jefe de Bodega verifica el marcado de lote en los empaques.</w:t>
+        <w:rPr/>
+      </w:pPr>
+      <w:r>
+        <w:rPr/>
+        <w:t>Jefe de Bodega verifica el marcado de lote en los empaques.</w:t>
       </w:r>
     </w:p>
     <w:p>
@@ -337,30 +608,37 @@
         <w:pStyle w:val="Compact"/>
         <w:numPr>
           <w:ilvl w:val="0"/>
-          <w:numId w:val="1003"/>
+          <w:numId w:val="1"/>
         </w:numPr>
-      </w:pPr>
-      <w:r>
-        <w:t xml:space="preserve">Se prohibe despachar producto sin dictamen de liberacion firmado.</w:t>
-      </w:r>
+        <w:rPr/>
+      </w:pPr>
+      <w:bookmarkStart w:id="9" w:name="responsabilidades-y-politicas"/>
+      <w:r>
+        <w:rPr/>
+        <w:t>Se prohibe despachar producto sin dictamen de liberacion firmado.</w:t>
+      </w:r>
+      <w:bookmarkEnd w:id="9"/>
     </w:p>
-    <w:bookmarkEnd w:id="13"/>
-    <w:bookmarkStart w:id="18" w:name="procedimiento"/>
     <w:p>
       <w:pPr>
         <w:pStyle w:val="Heading2"/>
-      </w:pPr>
-      <w:r>
-        <w:t xml:space="preserve">6. PROCEDIMIENTO</w:t>
+        <w:rPr/>
+      </w:pPr>
+      <w:bookmarkStart w:id="10" w:name="procedimiento"/>
+      <w:r>
+        <w:rPr/>
+        <w:t>6. PROCEDIMIENTO</w:t>
       </w:r>
     </w:p>
-    <w:bookmarkStart w:id="14" w:name="traslado-a-bodega"/>
     <w:p>
       <w:pPr>
         <w:pStyle w:val="Heading3"/>
-      </w:pPr>
-      <w:r>
-        <w:t xml:space="preserve">6.1. Traslado a Bodega</w:t>
+        <w:rPr/>
+      </w:pPr>
+      <w:bookmarkStart w:id="11" w:name="traslado-a-bodega"/>
+      <w:r>
+        <w:rPr/>
+        <w:t>6.1. Traslado a Bodega</w:t>
       </w:r>
     </w:p>
     <w:p>
@@ -368,29 +646,36 @@
         <w:pStyle w:val="Compact"/>
         <w:numPr>
           <w:ilvl w:val="0"/>
-          <w:numId w:val="1004"/>
+          <w:numId w:val="12"/>
         </w:numPr>
-      </w:pPr>
-      <w:r>
-        <w:t xml:space="preserve">PRODUCCION: Al finalizar el envase y marcado, trasladar el lote a la bodega asignada. El lote queda en estado EN REVISION hasta el dictamen.</w:t>
-      </w:r>
-    </w:p>
-    <w:bookmarkEnd w:id="14"/>
-    <w:bookmarkStart w:id="15" w:name="verificaciones-previas-al-dictamen"/>
-    <w:p>
-      <w:pPr>
-        <w:pStyle w:val="Heading3"/>
-      </w:pPr>
-      <w:r>
-        <w:t xml:space="preserve">6.2. Verificaciones Previas al Dictamen</w:t>
-      </w:r>
+        <w:rPr/>
+      </w:pPr>
+      <w:bookmarkStart w:id="12" w:name="traslado-a-bodega"/>
+      <w:r>
+        <w:rPr/>
+        <w:t>PRODUCCION: Al finalizar el envase y marcado, trasladar el lote a la bodega asignada. El lote queda en estado EN REVISION hasta el dictamen.</w:t>
+      </w:r>
+      <w:bookmarkEnd w:id="12"/>
     </w:p>
     <w:p>
       <w:pPr>
+        <w:pStyle w:val="Heading3"/>
+        <w:rPr/>
+      </w:pPr>
+      <w:bookmarkStart w:id="13" w:name="verificaciones-previas-al-dictamen"/>
+      <w:r>
+        <w:rPr/>
+        <w:t>6.2. Verificaciones Previas al Dictamen</w:t>
+      </w:r>
+    </w:p>
+    <w:p>
+      <w:pPr>
         <w:pStyle w:val="FirstParagraph"/>
-      </w:pPr>
-      <w:r>
-        <w:t xml:space="preserve">Las siguientes verificaciones se realizan durante o inmediatamente despues de la produccion del lote:</w:t>
+        <w:rPr/>
+      </w:pPr>
+      <w:r>
+        <w:rPr/>
+        <w:t>Las siguientes verificaciones se realizan durante o inmediatamente despues de la produccion del lote:</w:t>
       </w:r>
     </w:p>
     <w:p>
@@ -398,11 +683,13 @@
         <w:pStyle w:val="Compact"/>
         <w:numPr>
           <w:ilvl w:val="0"/>
-          <w:numId w:val="1005"/>
+          <w:numId w:val="13"/>
         </w:numPr>
-      </w:pPr>
-      <w:r>
-        <w:t xml:space="preserve">DIRECCION TECNICA: Verificar la orden de produccion (formulacion, cantidades y datos del lote).</w:t>
+        <w:rPr/>
+      </w:pPr>
+      <w:r>
+        <w:rPr/>
+        <w:t>DIRECCION TECNICA: Verificar la orden de produccion (formulacion, cantidades y datos del lote).</w:t>
       </w:r>
     </w:p>
     <w:p>
@@ -410,11 +697,13 @@
         <w:pStyle w:val="Compact"/>
         <w:numPr>
           <w:ilvl w:val="0"/>
-          <w:numId w:val="1005"/>
+          <w:numId w:val="5"/>
         </w:numPr>
-      </w:pPr>
-      <w:r>
-        <w:t xml:space="preserve">DIRECCION TECNICA: Verificar las etiquetas de los bultos (saco o bigbag) contra el arte aprobado por el ICA.</w:t>
+        <w:rPr/>
+      </w:pPr>
+      <w:r>
+        <w:rPr/>
+        <w:t>DIRECCION TECNICA: Verificar las etiquetas de los bultos (saco o bigbag) contra el arte aprobado por el ICA.</w:t>
       </w:r>
     </w:p>
     <w:p>
@@ -422,11 +711,13 @@
         <w:pStyle w:val="Compact"/>
         <w:numPr>
           <w:ilvl w:val="0"/>
-          <w:numId w:val="1005"/>
+          <w:numId w:val="5"/>
         </w:numPr>
-      </w:pPr>
-      <w:r>
-        <w:t xml:space="preserve">CALIDAD: Emitir el certificado de calidad interno con el resultado analitico del lote.</w:t>
+        <w:rPr/>
+      </w:pPr>
+      <w:r>
+        <w:rPr/>
+        <w:t>CALIDAD: Emitir el certificado de calidad interno con el resultado analitico del lote.</w:t>
       </w:r>
     </w:p>
     <w:p>
@@ -434,11 +725,13 @@
         <w:pStyle w:val="Compact"/>
         <w:numPr>
           <w:ilvl w:val="0"/>
-          <w:numId w:val="1005"/>
+          <w:numId w:val="5"/>
         </w:numPr>
-      </w:pPr>
-      <w:r>
-        <w:t xml:space="preserve">JEFE DE PRODUCCION: Diligenciar el formato de produccion con los datos y controles del proceso.</w:t>
+        <w:rPr/>
+      </w:pPr>
+      <w:r>
+        <w:rPr/>
+        <w:t>JEFE DE PRODUCCION: Diligenciar el formato de produccion con los datos y controles del proceso.</w:t>
       </w:r>
     </w:p>
     <w:p>
@@ -446,117 +739,129 @@
         <w:pStyle w:val="Compact"/>
         <w:numPr>
           <w:ilvl w:val="0"/>
-          <w:numId w:val="1005"/>
+          <w:numId w:val="5"/>
         </w:numPr>
-      </w:pPr>
-      <w:r>
-        <w:t xml:space="preserve">JEFE DE BODEGA: Verificar que el marcado de codigo de lote en los empaques sea legible, correcto y coincida con la orden de produccion.</w:t>
-      </w:r>
-    </w:p>
-    <w:bookmarkEnd w:id="15"/>
-    <w:bookmarkStart w:id="16" w:name="dictamen-de-liberacion"/>
-    <w:p>
-      <w:pPr>
-        <w:pStyle w:val="Heading3"/>
-      </w:pPr>
-      <w:r>
-        <w:t xml:space="preserve">6.3. Dictamen de Liberacion</w:t>
-      </w:r>
+        <w:rPr/>
+      </w:pPr>
+      <w:bookmarkStart w:id="14" w:name="verificaciones-previas-al-dictamen"/>
+      <w:r>
+        <w:rPr/>
+        <w:t>JEFE DE BODEGA: Verificar que el marcado de codigo de lote en los empaques sea legible, correcto y coincida con la orden de produccion.</w:t>
+      </w:r>
+      <w:bookmarkEnd w:id="14"/>
     </w:p>
     <w:p>
       <w:pPr>
+        <w:pStyle w:val="Heading3"/>
+        <w:rPr/>
+      </w:pPr>
+      <w:bookmarkStart w:id="15" w:name="dictamen-de-liberacion"/>
+      <w:r>
+        <w:rPr/>
+        <w:t>6.3. Dictamen de Liberacion</w:t>
+      </w:r>
+    </w:p>
+    <w:p>
+      <w:pPr>
+        <w:pStyle w:val="Normal"/>
         <w:numPr>
           <w:ilvl w:val="0"/>
-          <w:numId w:val="1006"/>
+          <w:numId w:val="14"/>
         </w:numPr>
-      </w:pPr>
-      <w:r>
-        <w:t xml:space="preserve">DIRECCION TECNICA: Revisar que las seis verificaciones anteriores esten completas y conformes. Registrar el dictamen en</w:t>
-      </w:r>
-      <w:r>
-        <w:t xml:space="preserve"> </w:t>
+        <w:rPr/>
+      </w:pPr>
+      <w:r>
+        <w:rPr/>
+        <w:t xml:space="preserve">DIRECCION TECNICA: Revisar que las seis verificaciones anteriores esten completas y conformes. Registrar el dictamen en </w:t>
       </w:r>
       <w:r>
         <w:rPr>
           <w:rStyle w:val="VerbatimChar"/>
         </w:rPr>
-        <w:t xml:space="preserve">Formato_Liberacion_Lotes_V1.csv</w:t>
-      </w:r>
-      <w:r>
-        <w:t xml:space="preserve">:</w:t>
+        <w:t>Formato_Liberacion_Lotes_V1.csv</w:t>
+      </w:r>
+      <w:r>
+        <w:rPr/>
+        <w:t>:</w:t>
       </w:r>
     </w:p>
     <w:p>
       <w:pPr>
+        <w:pStyle w:val="Normal"/>
         <w:numPr>
           <w:ilvl w:val="1"/>
-          <w:numId w:val="1007"/>
+          <w:numId w:val="1"/>
         </w:numPr>
+        <w:rPr/>
       </w:pPr>
       <w:r>
         <w:rPr>
           <w:b/>
           <w:bCs/>
         </w:rPr>
-        <w:t xml:space="preserve">APROBADO:</w:t>
-      </w:r>
-      <w:r>
-        <w:t xml:space="preserve"> </w:t>
-      </w:r>
-      <w:r>
-        <w:t xml:space="preserve">Todas las verificaciones conformes. Se autoriza el despacho al mercado.</w:t>
+        <w:t>APROBADO:</w:t>
+      </w:r>
+      <w:r>
+        <w:rPr/>
+        <w:t xml:space="preserve"> Todas las verificaciones conformes. “</w:t>
+      </w:r>
+      <w:r>
+        <w:rPr/>
+        <w:t>Producto apto para liberación al mercado”</w:t>
       </w:r>
     </w:p>
     <w:p>
       <w:pPr>
+        <w:pStyle w:val="Normal"/>
         <w:numPr>
           <w:ilvl w:val="1"/>
-          <w:numId w:val="1007"/>
+          <w:numId w:val="1"/>
         </w:numPr>
+        <w:rPr/>
       </w:pPr>
       <w:r>
         <w:rPr>
           <w:b/>
           <w:bCs/>
         </w:rPr>
-        <w:t xml:space="preserve">RECHAZADO:</w:t>
-      </w:r>
-      <w:r>
-        <w:t xml:space="preserve"> </w:t>
-      </w:r>
-      <w:r>
-        <w:t xml:space="preserve">Incumplimiento critico en alguna verificacion. El lote no puede despacharse. Se abre reporte de no conformidad y se define disposicion final.</w:t>
+        <w:t>RECHAZADO:</w:t>
+      </w:r>
+      <w:r>
+        <w:rPr/>
+        <w:t xml:space="preserve"> Incumplimiento critico en alguna verificacion. El lote no puede despacharse. Se abre reporte de no conformidad y se define disposicion final.</w:t>
       </w:r>
     </w:p>
     <w:p>
       <w:pPr>
+        <w:pStyle w:val="Normal"/>
         <w:numPr>
           <w:ilvl w:val="1"/>
-          <w:numId w:val="1007"/>
+          <w:numId w:val="1"/>
         </w:numPr>
+        <w:rPr/>
       </w:pPr>
       <w:r>
         <w:rPr>
           <w:b/>
           <w:bCs/>
         </w:rPr>
-        <w:t xml:space="preserve">EN REVISION:</w:t>
-      </w:r>
-      <w:r>
-        <w:t xml:space="preserve"> </w:t>
-      </w:r>
-      <w:r>
-        <w:t xml:space="preserve">Alguna verificacion pendiente o con duda tecnica. El lote permanece en bodega sin despachar hasta resolver.</w:t>
-      </w:r>
+        <w:t>EN REVISION:</w:t>
+      </w:r>
+      <w:r>
+        <w:rPr/>
+        <w:t xml:space="preserve"> Alguna verificacion pendiente o con duda tecnica. El lote permanece en bodega sin despachar hasta resolver.</w:t>
+      </w:r>
+      <w:bookmarkEnd w:id="15"/>
     </w:p>
-    <w:bookmarkEnd w:id="16"/>
-    <w:bookmarkStart w:id="17" w:name="comunicacion"/>
     <w:p>
       <w:pPr>
         <w:pStyle w:val="Heading3"/>
-      </w:pPr>
-      <w:r>
-        <w:t xml:space="preserve">6.4. Comunicacion</w:t>
+        <w:rPr/>
+      </w:pPr>
+      <w:bookmarkStart w:id="16" w:name="comunicacion"/>
+      <w:r>
+        <w:rPr/>
+        <w:t>6.4. Comunicacion</w:t>
       </w:r>
     </w:p>
     <w:p>
@@ -564,11 +869,13 @@
         <w:pStyle w:val="Compact"/>
         <w:numPr>
           <w:ilvl w:val="0"/>
-          <w:numId w:val="1008"/>
+          <w:numId w:val="15"/>
         </w:numPr>
-      </w:pPr>
-      <w:r>
-        <w:t xml:space="preserve">DIRECCION TECNICA / CALIDAD: Notificar el dictamen al Jefe de Produccion y al Jefe de Bodega.</w:t>
+        <w:rPr/>
+      </w:pPr>
+      <w:r>
+        <w:rPr/>
+        <w:t>DIRECCION TECNICA / CALIDAD: Notificar el dictamen al Jefe de Produccion y al Jefe de Bodega.</w:t>
       </w:r>
     </w:p>
     <w:p>
@@ -576,276 +883,647 @@
         <w:pStyle w:val="Compact"/>
         <w:numPr>
           <w:ilvl w:val="0"/>
-          <w:numId w:val="1008"/>
+          <w:numId w:val="8"/>
         </w:numPr>
-      </w:pPr>
-      <w:r>
-        <w:t xml:space="preserve">BODEGA: Despachar el lote unicamente con dictamen APROBADO firmado.</w:t>
-      </w:r>
+        <w:rPr/>
+      </w:pPr>
+      <w:bookmarkStart w:id="17" w:name="procedimiento"/>
+      <w:bookmarkStart w:id="18" w:name="comunicacion"/>
+      <w:r>
+        <w:rPr/>
+        <w:t>BODEGA: Despachar el lote unicamente con dictamen APROBADO firmado.</w:t>
+      </w:r>
+      <w:bookmarkEnd w:id="17"/>
+      <w:bookmarkEnd w:id="18"/>
     </w:p>
-    <w:bookmarkEnd w:id="17"/>
-    <w:bookmarkEnd w:id="18"/>
-    <w:bookmarkStart w:id="19" w:name="criterios-de-aceptacion"/>
     <w:p>
       <w:pPr>
         <w:pStyle w:val="Heading2"/>
-      </w:pPr>
-      <w:r>
-        <w:t xml:space="preserve">7. CRITERIOS DE ACEPTACION</w:t>
+        <w:rPr/>
+      </w:pPr>
+      <w:r>
+        <w:rPr/>
+        <w:t>7. CRITERIOS DE ACEPTACION</w:t>
       </w:r>
     </w:p>
     <w:tbl>
       <w:tblPr>
         <w:tblStyle w:val="Table"/>
-        <w:tblW w:type="pct" w:w="5000"/>
+        <w:tblW w:w="5000" w:type="pct"/>
+        <w:jc w:val="left"/>
+        <w:tblInd w:w="0" w:type="dxa"/>
         <w:tblLayout w:type="fixed"/>
-        <w:tblLook w:firstRow="1" w:lastRow="0" w:firstColumn="0" w:lastColumn="0" w:noHBand="0" w:noVBand="0" w:val="0020"/>
+        <w:tblCellMar>
+          <w:top w:w="0" w:type="dxa"/>
+          <w:left w:w="108" w:type="dxa"/>
+          <w:bottom w:w="0" w:type="dxa"/>
+          <w:right w:w="108" w:type="dxa"/>
+        </w:tblCellMar>
+        <w:tblLook w:val="0020" w:noHBand="0" w:noVBand="0" w:firstColumn="0" w:lastRow="0" w:lastColumn="0" w:firstRow="1"/>
       </w:tblPr>
       <w:tblGrid>
-        <w:gridCol w:w="2640"/>
-        <w:gridCol w:w="2640"/>
-        <w:gridCol w:w="2640"/>
+        <w:gridCol w:w="3120"/>
+        <w:gridCol w:w="3120"/>
+        <w:gridCol w:w="3120"/>
       </w:tblGrid>
       <w:tr>
         <w:trPr>
-          <w:tblHeader w:val="on"/>
+          <w:tblHeader w:val="true"/>
         </w:trPr>
         <w:tc>
-          <w:tcPr/>
+          <w:tcPr>
+            <w:tcW w:w="3120" w:type="dxa"/>
+            <w:tcBorders>
+              <w:bottom w:val="single" w:sz="6" w:space="0" w:color="000000"/>
+            </w:tcBorders>
+            <w:vAlign w:val="bottom"/>
+          </w:tcPr>
           <w:p>
             <w:pPr>
               <w:pStyle w:val="Compact"/>
+              <w:widowControl/>
+              <w:spacing w:before="36" w:after="36"/>
               <w:jc w:val="left"/>
+              <w:rPr>
+                <w:rFonts w:ascii="Aptos" w:hAnsi="Aptos" w:eastAsia="" w:cs=""/>
+                <w:kern w:val="0"/>
+                <w:sz w:val="24"/>
+                <w:szCs w:val="24"/>
+                <w:lang w:val="en-US" w:eastAsia="zh-CN" w:bidi="ar-SA"/>
+              </w:rPr>
             </w:pPr>
             <w:r>
-              <w:t xml:space="preserve">VERIFICACION</w:t>
+              <w:rPr>
+                <w:rFonts w:eastAsia="" w:cs=""/>
+                <w:kern w:val="0"/>
+                <w:sz w:val="24"/>
+                <w:szCs w:val="24"/>
+                <w:lang w:val="en-US" w:eastAsia="zh-CN" w:bidi="ar-SA"/>
+              </w:rPr>
+              <w:t>VERIFICACION</w:t>
             </w:r>
           </w:p>
         </w:tc>
         <w:tc>
-          <w:tcPr/>
+          <w:tcPr>
+            <w:tcW w:w="3120" w:type="dxa"/>
+            <w:tcBorders>
+              <w:bottom w:val="single" w:sz="6" w:space="0" w:color="000000"/>
+            </w:tcBorders>
+            <w:vAlign w:val="bottom"/>
+          </w:tcPr>
           <w:p>
             <w:pPr>
               <w:pStyle w:val="Compact"/>
+              <w:widowControl/>
+              <w:spacing w:before="36" w:after="36"/>
               <w:jc w:val="left"/>
+              <w:rPr>
+                <w:rFonts w:ascii="Aptos" w:hAnsi="Aptos" w:eastAsia="" w:cs=""/>
+                <w:kern w:val="0"/>
+                <w:sz w:val="24"/>
+                <w:szCs w:val="24"/>
+                <w:lang w:val="en-US" w:eastAsia="zh-CN" w:bidi="ar-SA"/>
+              </w:rPr>
             </w:pPr>
             <w:r>
-              <w:t xml:space="preserve">RESPONSABLE</w:t>
+              <w:rPr>
+                <w:rFonts w:eastAsia="" w:cs=""/>
+                <w:kern w:val="0"/>
+                <w:sz w:val="24"/>
+                <w:szCs w:val="24"/>
+                <w:lang w:val="en-US" w:eastAsia="zh-CN" w:bidi="ar-SA"/>
+              </w:rPr>
+              <w:t>RESPONSABLE</w:t>
             </w:r>
           </w:p>
         </w:tc>
         <w:tc>
-          <w:tcPr/>
+          <w:tcPr>
+            <w:tcW w:w="3120" w:type="dxa"/>
+            <w:tcBorders>
+              <w:bottom w:val="single" w:sz="6" w:space="0" w:color="000000"/>
+            </w:tcBorders>
+            <w:vAlign w:val="bottom"/>
+          </w:tcPr>
           <w:p>
             <w:pPr>
               <w:pStyle w:val="Compact"/>
+              <w:widowControl/>
+              <w:spacing w:before="36" w:after="36"/>
               <w:jc w:val="left"/>
+              <w:rPr>
+                <w:rFonts w:ascii="Aptos" w:hAnsi="Aptos" w:eastAsia="" w:cs=""/>
+                <w:kern w:val="0"/>
+                <w:sz w:val="24"/>
+                <w:szCs w:val="24"/>
+                <w:lang w:val="en-US" w:eastAsia="zh-CN" w:bidi="ar-SA"/>
+              </w:rPr>
             </w:pPr>
             <w:r>
-              <w:t xml:space="preserve">CRITERIO</w:t>
+              <w:rPr>
+                <w:rFonts w:eastAsia="" w:cs=""/>
+                <w:kern w:val="0"/>
+                <w:sz w:val="24"/>
+                <w:szCs w:val="24"/>
+                <w:lang w:val="en-US" w:eastAsia="zh-CN" w:bidi="ar-SA"/>
+              </w:rPr>
+              <w:t>CRITERIO</w:t>
             </w:r>
           </w:p>
         </w:tc>
       </w:tr>
       <w:tr>
+        <w:trPr/>
         <w:tc>
-          <w:tcPr/>
+          <w:tcPr>
+            <w:tcW w:w="3120" w:type="dxa"/>
+            <w:tcBorders/>
+          </w:tcPr>
           <w:p>
             <w:pPr>
               <w:pStyle w:val="Compact"/>
+              <w:widowControl/>
+              <w:spacing w:before="36" w:after="36"/>
               <w:jc w:val="left"/>
+              <w:rPr>
+                <w:rFonts w:ascii="Aptos" w:hAnsi="Aptos" w:eastAsia="" w:cs=""/>
+                <w:kern w:val="0"/>
+                <w:sz w:val="24"/>
+                <w:szCs w:val="24"/>
+                <w:lang w:val="en-US" w:eastAsia="zh-CN" w:bidi="ar-SA"/>
+              </w:rPr>
             </w:pPr>
             <w:r>
-              <w:t xml:space="preserve">Orden de produccion</w:t>
+              <w:rPr>
+                <w:rFonts w:eastAsia="" w:cs=""/>
+                <w:kern w:val="0"/>
+                <w:sz w:val="24"/>
+                <w:szCs w:val="24"/>
+                <w:lang w:val="en-US" w:eastAsia="zh-CN" w:bidi="ar-SA"/>
+              </w:rPr>
+              <w:t>Orden de produccion</w:t>
             </w:r>
           </w:p>
         </w:tc>
         <w:tc>
-          <w:tcPr/>
+          <w:tcPr>
+            <w:tcW w:w="3120" w:type="dxa"/>
+            <w:tcBorders/>
+          </w:tcPr>
           <w:p>
             <w:pPr>
               <w:pStyle w:val="Compact"/>
+              <w:widowControl/>
+              <w:spacing w:before="36" w:after="36"/>
               <w:jc w:val="left"/>
+              <w:rPr>
+                <w:rFonts w:ascii="Aptos" w:hAnsi="Aptos" w:eastAsia="" w:cs=""/>
+                <w:kern w:val="0"/>
+                <w:sz w:val="24"/>
+                <w:szCs w:val="24"/>
+                <w:lang w:val="en-US" w:eastAsia="zh-CN" w:bidi="ar-SA"/>
+              </w:rPr>
             </w:pPr>
             <w:r>
-              <w:t xml:space="preserve">Direccion Tecnica</w:t>
+              <w:rPr>
+                <w:rFonts w:eastAsia="" w:cs=""/>
+                <w:kern w:val="0"/>
+                <w:sz w:val="24"/>
+                <w:szCs w:val="24"/>
+                <w:lang w:val="en-US" w:eastAsia="zh-CN" w:bidi="ar-SA"/>
+              </w:rPr>
+              <w:t>Direccion Tecnica</w:t>
             </w:r>
           </w:p>
         </w:tc>
         <w:tc>
-          <w:tcPr/>
+          <w:tcPr>
+            <w:tcW w:w="3120" w:type="dxa"/>
+            <w:tcBorders/>
+          </w:tcPr>
           <w:p>
             <w:pPr>
               <w:pStyle w:val="Compact"/>
+              <w:widowControl/>
+              <w:spacing w:before="36" w:after="36"/>
               <w:jc w:val="left"/>
+              <w:rPr>
+                <w:rFonts w:ascii="Aptos" w:hAnsi="Aptos" w:eastAsia="" w:cs=""/>
+                <w:kern w:val="0"/>
+                <w:sz w:val="24"/>
+                <w:szCs w:val="24"/>
+                <w:lang w:val="en-US" w:eastAsia="zh-CN" w:bidi="ar-SA"/>
+              </w:rPr>
             </w:pPr>
             <w:r>
-              <w:t xml:space="preserve">Formulacion y cantidades correctas, documento completo</w:t>
+              <w:rPr>
+                <w:rFonts w:eastAsia="" w:cs=""/>
+                <w:kern w:val="0"/>
+                <w:sz w:val="24"/>
+                <w:szCs w:val="24"/>
+                <w:lang w:val="en-US" w:eastAsia="zh-CN" w:bidi="ar-SA"/>
+              </w:rPr>
+              <w:t>Formulacion y cantidades correctas, documento completo</w:t>
             </w:r>
           </w:p>
         </w:tc>
       </w:tr>
       <w:tr>
+        <w:trPr/>
         <w:tc>
-          <w:tcPr/>
+          <w:tcPr>
+            <w:tcW w:w="3120" w:type="dxa"/>
+            <w:tcBorders/>
+          </w:tcPr>
           <w:p>
             <w:pPr>
               <w:pStyle w:val="Compact"/>
+              <w:widowControl/>
+              <w:spacing w:before="36" w:after="36"/>
               <w:jc w:val="left"/>
+              <w:rPr>
+                <w:rFonts w:ascii="Aptos" w:hAnsi="Aptos" w:eastAsia="" w:cs=""/>
+                <w:kern w:val="0"/>
+                <w:sz w:val="24"/>
+                <w:szCs w:val="24"/>
+                <w:lang w:val="en-US" w:eastAsia="zh-CN" w:bidi="ar-SA"/>
+              </w:rPr>
             </w:pPr>
             <w:r>
-              <w:t xml:space="preserve">Etiquetas de bultos</w:t>
+              <w:rPr>
+                <w:rFonts w:eastAsia="" w:cs=""/>
+                <w:kern w:val="0"/>
+                <w:sz w:val="24"/>
+                <w:szCs w:val="24"/>
+                <w:lang w:val="en-US" w:eastAsia="zh-CN" w:bidi="ar-SA"/>
+              </w:rPr>
+              <w:t>Etiquetas de bultos</w:t>
             </w:r>
           </w:p>
         </w:tc>
         <w:tc>
-          <w:tcPr/>
+          <w:tcPr>
+            <w:tcW w:w="3120" w:type="dxa"/>
+            <w:tcBorders/>
+          </w:tcPr>
           <w:p>
             <w:pPr>
               <w:pStyle w:val="Compact"/>
+              <w:widowControl/>
+              <w:spacing w:before="36" w:after="36"/>
               <w:jc w:val="left"/>
+              <w:rPr>
+                <w:rFonts w:ascii="Aptos" w:hAnsi="Aptos" w:eastAsia="" w:cs=""/>
+                <w:kern w:val="0"/>
+                <w:sz w:val="24"/>
+                <w:szCs w:val="24"/>
+                <w:lang w:val="en-US" w:eastAsia="zh-CN" w:bidi="ar-SA"/>
+              </w:rPr>
             </w:pPr>
             <w:r>
-              <w:t xml:space="preserve">Direccion Tecnica</w:t>
+              <w:rPr>
+                <w:rFonts w:eastAsia="" w:cs=""/>
+                <w:kern w:val="0"/>
+                <w:sz w:val="24"/>
+                <w:szCs w:val="24"/>
+                <w:lang w:val="en-US" w:eastAsia="zh-CN" w:bidi="ar-SA"/>
+              </w:rPr>
+              <w:t>Direccion Tecnica</w:t>
             </w:r>
           </w:p>
         </w:tc>
         <w:tc>
-          <w:tcPr/>
+          <w:tcPr>
+            <w:tcW w:w="3120" w:type="dxa"/>
+            <w:tcBorders/>
+          </w:tcPr>
           <w:p>
             <w:pPr>
               <w:pStyle w:val="Compact"/>
+              <w:widowControl/>
+              <w:spacing w:before="36" w:after="36"/>
               <w:jc w:val="left"/>
+              <w:rPr>
+                <w:rFonts w:ascii="Aptos" w:hAnsi="Aptos" w:eastAsia="" w:cs=""/>
+                <w:kern w:val="0"/>
+                <w:sz w:val="24"/>
+                <w:szCs w:val="24"/>
+                <w:lang w:val="en-US" w:eastAsia="zh-CN" w:bidi="ar-SA"/>
+              </w:rPr>
             </w:pPr>
             <w:r>
-              <w:t xml:space="preserve">Coinciden con arte aprobado por ICA</w:t>
+              <w:rPr>
+                <w:rFonts w:eastAsia="" w:cs=""/>
+                <w:kern w:val="0"/>
+                <w:sz w:val="24"/>
+                <w:szCs w:val="24"/>
+                <w:lang w:val="en-US" w:eastAsia="zh-CN" w:bidi="ar-SA"/>
+              </w:rPr>
+              <w:t>Coinciden con arte aprobado por ICA</w:t>
             </w:r>
           </w:p>
         </w:tc>
       </w:tr>
       <w:tr>
+        <w:trPr/>
         <w:tc>
-          <w:tcPr/>
+          <w:tcPr>
+            <w:tcW w:w="3120" w:type="dxa"/>
+            <w:tcBorders/>
+          </w:tcPr>
           <w:p>
             <w:pPr>
               <w:pStyle w:val="Compact"/>
+              <w:widowControl/>
+              <w:spacing w:before="36" w:after="36"/>
               <w:jc w:val="left"/>
+              <w:rPr>
+                <w:rFonts w:ascii="Aptos" w:hAnsi="Aptos" w:eastAsia="" w:cs=""/>
+                <w:kern w:val="0"/>
+                <w:sz w:val="24"/>
+                <w:szCs w:val="24"/>
+                <w:lang w:val="en-US" w:eastAsia="zh-CN" w:bidi="ar-SA"/>
+              </w:rPr>
             </w:pPr>
             <w:r>
-              <w:t xml:space="preserve">Certificado de calidad interno</w:t>
+              <w:rPr>
+                <w:rFonts w:eastAsia="" w:cs=""/>
+                <w:kern w:val="0"/>
+                <w:sz w:val="24"/>
+                <w:szCs w:val="24"/>
+                <w:lang w:val="en-US" w:eastAsia="zh-CN" w:bidi="ar-SA"/>
+              </w:rPr>
+              <w:t>Certificado de calidad interno</w:t>
             </w:r>
           </w:p>
         </w:tc>
         <w:tc>
-          <w:tcPr/>
+          <w:tcPr>
+            <w:tcW w:w="3120" w:type="dxa"/>
+            <w:tcBorders/>
+          </w:tcPr>
           <w:p>
             <w:pPr>
               <w:pStyle w:val="Compact"/>
+              <w:widowControl/>
+              <w:spacing w:before="36" w:after="36"/>
               <w:jc w:val="left"/>
+              <w:rPr>
+                <w:rFonts w:ascii="Aptos" w:hAnsi="Aptos" w:eastAsia="" w:cs=""/>
+                <w:kern w:val="0"/>
+                <w:sz w:val="24"/>
+                <w:szCs w:val="24"/>
+                <w:lang w:val="en-US" w:eastAsia="zh-CN" w:bidi="ar-SA"/>
+              </w:rPr>
             </w:pPr>
             <w:r>
-              <w:t xml:space="preserve">Calidad</w:t>
+              <w:rPr>
+                <w:rFonts w:eastAsia="" w:cs=""/>
+                <w:kern w:val="0"/>
+                <w:sz w:val="24"/>
+                <w:szCs w:val="24"/>
+                <w:lang w:val="en-US" w:eastAsia="zh-CN" w:bidi="ar-SA"/>
+              </w:rPr>
+              <w:t>Calidad</w:t>
             </w:r>
           </w:p>
         </w:tc>
         <w:tc>
-          <w:tcPr/>
+          <w:tcPr>
+            <w:tcW w:w="3120" w:type="dxa"/>
+            <w:tcBorders/>
+          </w:tcPr>
           <w:p>
             <w:pPr>
               <w:pStyle w:val="Compact"/>
+              <w:widowControl/>
+              <w:spacing w:before="36" w:after="36"/>
               <w:jc w:val="left"/>
+              <w:rPr>
+                <w:rFonts w:ascii="Aptos" w:hAnsi="Aptos" w:eastAsia="" w:cs=""/>
+                <w:kern w:val="0"/>
+                <w:sz w:val="24"/>
+                <w:szCs w:val="24"/>
+                <w:lang w:val="en-US" w:eastAsia="zh-CN" w:bidi="ar-SA"/>
+              </w:rPr>
             </w:pPr>
             <w:r>
-              <w:t xml:space="preserve">Resultado analitico conforme con el Registro ICA</w:t>
+              <w:rPr>
+                <w:rFonts w:eastAsia="" w:cs=""/>
+                <w:kern w:val="0"/>
+                <w:sz w:val="24"/>
+                <w:szCs w:val="24"/>
+                <w:lang w:val="en-US" w:eastAsia="zh-CN" w:bidi="ar-SA"/>
+              </w:rPr>
+              <w:t>Resultado analitico conforme con el Registro ICA</w:t>
             </w:r>
           </w:p>
         </w:tc>
       </w:tr>
       <w:tr>
+        <w:trPr/>
         <w:tc>
-          <w:tcPr/>
+          <w:tcPr>
+            <w:tcW w:w="3120" w:type="dxa"/>
+            <w:tcBorders/>
+          </w:tcPr>
           <w:p>
             <w:pPr>
               <w:pStyle w:val="Compact"/>
+              <w:widowControl/>
+              <w:spacing w:before="36" w:after="36"/>
               <w:jc w:val="left"/>
+              <w:rPr>
+                <w:rFonts w:ascii="Aptos" w:hAnsi="Aptos" w:eastAsia="" w:cs=""/>
+                <w:kern w:val="0"/>
+                <w:sz w:val="24"/>
+                <w:szCs w:val="24"/>
+                <w:lang w:val="en-US" w:eastAsia="zh-CN" w:bidi="ar-SA"/>
+              </w:rPr>
             </w:pPr>
             <w:r>
-              <w:t xml:space="preserve">Datos del proceso</w:t>
+              <w:rPr>
+                <w:rFonts w:eastAsia="" w:cs=""/>
+                <w:kern w:val="0"/>
+                <w:sz w:val="24"/>
+                <w:szCs w:val="24"/>
+                <w:lang w:val="en-US" w:eastAsia="zh-CN" w:bidi="ar-SA"/>
+              </w:rPr>
+              <w:t>Datos del proceso</w:t>
             </w:r>
           </w:p>
         </w:tc>
         <w:tc>
-          <w:tcPr/>
+          <w:tcPr>
+            <w:tcW w:w="3120" w:type="dxa"/>
+            <w:tcBorders/>
+          </w:tcPr>
           <w:p>
             <w:pPr>
               <w:pStyle w:val="Compact"/>
+              <w:widowControl/>
+              <w:spacing w:before="36" w:after="36"/>
               <w:jc w:val="left"/>
+              <w:rPr>
+                <w:rFonts w:ascii="Aptos" w:hAnsi="Aptos" w:eastAsia="" w:cs=""/>
+                <w:kern w:val="0"/>
+                <w:sz w:val="24"/>
+                <w:szCs w:val="24"/>
+                <w:lang w:val="en-US" w:eastAsia="zh-CN" w:bidi="ar-SA"/>
+              </w:rPr>
             </w:pPr>
             <w:r>
-              <w:t xml:space="preserve">Jefe de Produccion</w:t>
+              <w:rPr>
+                <w:rFonts w:eastAsia="" w:cs=""/>
+                <w:kern w:val="0"/>
+                <w:sz w:val="24"/>
+                <w:szCs w:val="24"/>
+                <w:lang w:val="en-US" w:eastAsia="zh-CN" w:bidi="ar-SA"/>
+              </w:rPr>
+              <w:t>Jefe de Produccion</w:t>
             </w:r>
           </w:p>
         </w:tc>
         <w:tc>
-          <w:tcPr/>
+          <w:tcPr>
+            <w:tcW w:w="3120" w:type="dxa"/>
+            <w:tcBorders/>
+          </w:tcPr>
           <w:p>
             <w:pPr>
               <w:pStyle w:val="Compact"/>
+              <w:widowControl/>
+              <w:spacing w:before="36" w:after="36"/>
               <w:jc w:val="left"/>
+              <w:rPr>
+                <w:rFonts w:ascii="Aptos" w:hAnsi="Aptos" w:eastAsia="" w:cs=""/>
+                <w:kern w:val="0"/>
+                <w:sz w:val="24"/>
+                <w:szCs w:val="24"/>
+                <w:lang w:val="en-US" w:eastAsia="zh-CN" w:bidi="ar-SA"/>
+              </w:rPr>
             </w:pPr>
             <w:r>
-              <w:t xml:space="preserve">Formato diligenciado y sin desviaciones criticas abiertas</w:t>
+              <w:rPr>
+                <w:rFonts w:eastAsia="" w:cs=""/>
+                <w:kern w:val="0"/>
+                <w:sz w:val="24"/>
+                <w:szCs w:val="24"/>
+                <w:lang w:val="en-US" w:eastAsia="zh-CN" w:bidi="ar-SA"/>
+              </w:rPr>
+              <w:t>Formato diligenciado y sin desviaciones criticas abiertas</w:t>
             </w:r>
           </w:p>
         </w:tc>
       </w:tr>
       <w:tr>
+        <w:trPr/>
         <w:tc>
-          <w:tcPr/>
+          <w:tcPr>
+            <w:tcW w:w="3120" w:type="dxa"/>
+            <w:tcBorders/>
+          </w:tcPr>
           <w:p>
             <w:pPr>
               <w:pStyle w:val="Compact"/>
+              <w:widowControl/>
+              <w:spacing w:before="36" w:after="36"/>
               <w:jc w:val="left"/>
+              <w:rPr>
+                <w:rFonts w:ascii="Aptos" w:hAnsi="Aptos" w:eastAsia="" w:cs=""/>
+                <w:kern w:val="0"/>
+                <w:sz w:val="24"/>
+                <w:szCs w:val="24"/>
+                <w:lang w:val="en-US" w:eastAsia="zh-CN" w:bidi="ar-SA"/>
+              </w:rPr>
             </w:pPr>
             <w:r>
-              <w:t xml:space="preserve">Marcado de lote</w:t>
+              <w:rPr>
+                <w:rFonts w:eastAsia="" w:cs=""/>
+                <w:kern w:val="0"/>
+                <w:sz w:val="24"/>
+                <w:szCs w:val="24"/>
+                <w:lang w:val="en-US" w:eastAsia="zh-CN" w:bidi="ar-SA"/>
+              </w:rPr>
+              <w:t>Marcado de lote</w:t>
             </w:r>
           </w:p>
         </w:tc>
         <w:tc>
-          <w:tcPr/>
+          <w:tcPr>
+            <w:tcW w:w="3120" w:type="dxa"/>
+            <w:tcBorders/>
+          </w:tcPr>
           <w:p>
             <w:pPr>
               <w:pStyle w:val="Compact"/>
+              <w:widowControl/>
+              <w:spacing w:before="36" w:after="36"/>
               <w:jc w:val="left"/>
+              <w:rPr>
+                <w:rFonts w:ascii="Aptos" w:hAnsi="Aptos" w:eastAsia="" w:cs=""/>
+                <w:kern w:val="0"/>
+                <w:sz w:val="24"/>
+                <w:szCs w:val="24"/>
+                <w:lang w:val="en-US" w:eastAsia="zh-CN" w:bidi="ar-SA"/>
+              </w:rPr>
             </w:pPr>
             <w:r>
-              <w:t xml:space="preserve">Jefe de Bodega</w:t>
+              <w:rPr>
+                <w:rFonts w:eastAsia="" w:cs=""/>
+                <w:kern w:val="0"/>
+                <w:sz w:val="24"/>
+                <w:szCs w:val="24"/>
+                <w:lang w:val="en-US" w:eastAsia="zh-CN" w:bidi="ar-SA"/>
+              </w:rPr>
+              <w:t>Jefe de Bodega</w:t>
             </w:r>
           </w:p>
         </w:tc>
         <w:tc>
-          <w:tcPr/>
+          <w:tcPr>
+            <w:tcW w:w="3120" w:type="dxa"/>
+            <w:tcBorders/>
+          </w:tcPr>
           <w:p>
             <w:pPr>
               <w:pStyle w:val="Compact"/>
+              <w:widowControl/>
+              <w:spacing w:before="36" w:after="36"/>
               <w:jc w:val="left"/>
+              <w:rPr>
+                <w:rFonts w:ascii="Aptos" w:hAnsi="Aptos" w:eastAsia="" w:cs=""/>
+                <w:kern w:val="0"/>
+                <w:sz w:val="24"/>
+                <w:szCs w:val="24"/>
+                <w:lang w:val="en-US" w:eastAsia="zh-CN" w:bidi="ar-SA"/>
+              </w:rPr>
             </w:pPr>
             <w:r>
-              <w:t xml:space="preserve">Codigo legible, correcto y coherente con la orden</w:t>
+              <w:rPr>
+                <w:rFonts w:eastAsia="" w:cs=""/>
+                <w:kern w:val="0"/>
+                <w:sz w:val="24"/>
+                <w:szCs w:val="24"/>
+                <w:lang w:val="en-US" w:eastAsia="zh-CN" w:bidi="ar-SA"/>
+              </w:rPr>
+              <w:t>Codigo legible, correcto y coherente con la orden</w:t>
             </w:r>
+            <w:bookmarkStart w:id="19" w:name="criterios-de-aceptacion"/>
+            <w:bookmarkEnd w:id="19"/>
           </w:p>
         </w:tc>
       </w:tr>
     </w:tbl>
-    <w:bookmarkEnd w:id="19"/>
-    <w:bookmarkStart w:id="20" w:name="registros-asociados"/>
     <w:p>
       <w:pPr>
         <w:pStyle w:val="Heading2"/>
-      </w:pPr>
-      <w:r>
-        <w:t xml:space="preserve">8. REGISTROS ASOCIADOS</w:t>
+        <w:rPr/>
+      </w:pPr>
+      <w:r>
+        <w:rPr/>
+        <w:t>8. REGISTROS ASOCIADOS</w:t>
       </w:r>
     </w:p>
     <w:p>
@@ -853,17 +1531,19 @@
         <w:pStyle w:val="Compact"/>
         <w:numPr>
           <w:ilvl w:val="0"/>
-          <w:numId w:val="1009"/>
+          <w:numId w:val="1"/>
         </w:numPr>
+        <w:rPr/>
       </w:pPr>
       <w:r>
         <w:rPr>
           <w:rStyle w:val="VerbatimChar"/>
         </w:rPr>
-        <w:t xml:space="preserve">Formato_Liberacion_Lotes_V1.csv</w:t>
-      </w:r>
-      <w:r>
-        <w:t xml:space="preserve">: Registro del dictamen de liberacion.</w:t>
+        <w:t>Formato_Liberacion_Lotes_V1.csv</w:t>
+      </w:r>
+      <w:r>
+        <w:rPr/>
+        <w:t>: Registro del dictamen de liberacion.</w:t>
       </w:r>
     </w:p>
     <w:p>
@@ -871,27 +1551,30 @@
         <w:pStyle w:val="Compact"/>
         <w:numPr>
           <w:ilvl w:val="0"/>
-          <w:numId w:val="1009"/>
+          <w:numId w:val="1"/>
         </w:numPr>
+        <w:rPr/>
       </w:pPr>
       <w:r>
         <w:rPr>
           <w:rStyle w:val="VerbatimChar"/>
         </w:rPr>
-        <w:t xml:space="preserve">Registro_Liberacion_Lotes_V1.csv</w:t>
-      </w:r>
-      <w:r>
-        <w:t xml:space="preserve">: Historico de lotes con su estatus final.</w:t>
+        <w:t>Registro_Liberacion_Lotes_V1.csv</w:t>
+      </w:r>
+      <w:r>
+        <w:rPr/>
+        <w:t>: Historico de lotes con su estatus final.</w:t>
       </w:r>
     </w:p>
-    <w:bookmarkEnd w:id="20"/>
-    <w:bookmarkStart w:id="21" w:name="anexos"/>
     <w:p>
       <w:pPr>
         <w:pStyle w:val="Heading2"/>
-      </w:pPr>
-      <w:r>
-        <w:t xml:space="preserve">9. ANEXOS</w:t>
+        <w:rPr/>
+      </w:pPr>
+      <w:bookmarkStart w:id="20" w:name="anexos"/>
+      <w:r>
+        <w:rPr/>
+        <w:t>9. ANEXOS</w:t>
       </w:r>
     </w:p>
     <w:p>
@@ -899,299 +1582,607 @@
         <w:pStyle w:val="Compact"/>
         <w:numPr>
           <w:ilvl w:val="0"/>
-          <w:numId w:val="1010"/>
+          <w:numId w:val="1"/>
         </w:numPr>
-      </w:pPr>
-      <w:r>
-        <w:t xml:space="preserve">Anexo 1: Flujo de Decision de Liberacion.</w:t>
-      </w:r>
+        <w:rPr/>
+      </w:pPr>
+      <w:bookmarkStart w:id="21" w:name="anexos"/>
+      <w:r>
+        <w:rPr/>
+        <w:t>Anexo 1: Flujo de Decision de Liberacion.</w:t>
+      </w:r>
+      <w:bookmarkEnd w:id="21"/>
     </w:p>
-    <w:bookmarkEnd w:id="21"/>
-    <w:bookmarkStart w:id="22" w:name="control-de-cambios"/>
     <w:p>
       <w:pPr>
         <w:pStyle w:val="Heading2"/>
-      </w:pPr>
-      <w:r>
-        <w:t xml:space="preserve">10. CONTROL DE CAMBIOS</w:t>
+        <w:rPr/>
+      </w:pPr>
+      <w:r>
+        <w:rPr/>
+        <w:t>10. CONTROL DE CAMBIOS</w:t>
       </w:r>
     </w:p>
     <w:tbl>
       <w:tblPr>
         <w:tblStyle w:val="Table"/>
-        <w:tblW w:type="pct" w:w="5000"/>
+        <w:tblW w:w="5000" w:type="pct"/>
+        <w:jc w:val="left"/>
+        <w:tblInd w:w="0" w:type="dxa"/>
         <w:tblLayout w:type="fixed"/>
-        <w:tblLook w:firstRow="1" w:lastRow="0" w:firstColumn="0" w:lastColumn="0" w:noHBand="0" w:noVBand="0" w:val="0020"/>
+        <w:tblCellMar>
+          <w:top w:w="0" w:type="dxa"/>
+          <w:left w:w="108" w:type="dxa"/>
+          <w:bottom w:w="0" w:type="dxa"/>
+          <w:right w:w="108" w:type="dxa"/>
+        </w:tblCellMar>
+        <w:tblLook w:val="0020" w:noHBand="0" w:noVBand="0" w:firstColumn="0" w:lastRow="0" w:lastColumn="0" w:firstRow="1"/>
       </w:tblPr>
       <w:tblGrid>
-        <w:gridCol w:w="2640"/>
-        <w:gridCol w:w="2640"/>
-        <w:gridCol w:w="2640"/>
+        <w:gridCol w:w="3120"/>
+        <w:gridCol w:w="3120"/>
+        <w:gridCol w:w="3120"/>
       </w:tblGrid>
       <w:tr>
         <w:trPr>
-          <w:tblHeader w:val="on"/>
+          <w:tblHeader w:val="true"/>
         </w:trPr>
         <w:tc>
-          <w:tcPr/>
+          <w:tcPr>
+            <w:tcW w:w="3120" w:type="dxa"/>
+            <w:tcBorders>
+              <w:bottom w:val="single" w:sz="6" w:space="0" w:color="000000"/>
+            </w:tcBorders>
+            <w:vAlign w:val="bottom"/>
+          </w:tcPr>
           <w:p>
             <w:pPr>
               <w:pStyle w:val="Compact"/>
+              <w:widowControl/>
+              <w:spacing w:before="36" w:after="36"/>
+              <w:jc w:val="left"/>
+              <w:rPr>
+                <w:rFonts w:ascii="Aptos" w:hAnsi="Aptos" w:eastAsia="" w:cs=""/>
+                <w:kern w:val="0"/>
+                <w:sz w:val="24"/>
+                <w:szCs w:val="24"/>
+                <w:lang w:val="en-US" w:eastAsia="zh-CN" w:bidi="ar-SA"/>
+              </w:rPr>
             </w:pPr>
             <w:r>
-              <w:t xml:space="preserve">VERSION</w:t>
+              <w:rPr>
+                <w:rFonts w:eastAsia="" w:cs=""/>
+                <w:kern w:val="0"/>
+                <w:sz w:val="24"/>
+                <w:szCs w:val="24"/>
+                <w:lang w:val="en-US" w:eastAsia="zh-CN" w:bidi="ar-SA"/>
+              </w:rPr>
+              <w:t>VERSION</w:t>
             </w:r>
           </w:p>
         </w:tc>
         <w:tc>
-          <w:tcPr/>
+          <w:tcPr>
+            <w:tcW w:w="3120" w:type="dxa"/>
+            <w:tcBorders>
+              <w:bottom w:val="single" w:sz="6" w:space="0" w:color="000000"/>
+            </w:tcBorders>
+            <w:vAlign w:val="bottom"/>
+          </w:tcPr>
           <w:p>
             <w:pPr>
               <w:pStyle w:val="Compact"/>
+              <w:widowControl/>
+              <w:spacing w:before="36" w:after="36"/>
+              <w:jc w:val="left"/>
+              <w:rPr>
+                <w:rFonts w:ascii="Aptos" w:hAnsi="Aptos" w:eastAsia="" w:cs=""/>
+                <w:kern w:val="0"/>
+                <w:sz w:val="24"/>
+                <w:szCs w:val="24"/>
+                <w:lang w:val="en-US" w:eastAsia="zh-CN" w:bidi="ar-SA"/>
+              </w:rPr>
             </w:pPr>
             <w:r>
-              <w:t xml:space="preserve">FECHA</w:t>
+              <w:rPr>
+                <w:rFonts w:eastAsia="" w:cs=""/>
+                <w:kern w:val="0"/>
+                <w:sz w:val="24"/>
+                <w:szCs w:val="24"/>
+                <w:lang w:val="en-US" w:eastAsia="zh-CN" w:bidi="ar-SA"/>
+              </w:rPr>
+              <w:t>FECHA</w:t>
             </w:r>
           </w:p>
         </w:tc>
         <w:tc>
-          <w:tcPr/>
+          <w:tcPr>
+            <w:tcW w:w="3120" w:type="dxa"/>
+            <w:tcBorders>
+              <w:bottom w:val="single" w:sz="6" w:space="0" w:color="000000"/>
+            </w:tcBorders>
+            <w:vAlign w:val="bottom"/>
+          </w:tcPr>
           <w:p>
             <w:pPr>
               <w:pStyle w:val="Compact"/>
+              <w:widowControl/>
+              <w:spacing w:before="36" w:after="36"/>
+              <w:jc w:val="left"/>
+              <w:rPr>
+                <w:rFonts w:ascii="Aptos" w:hAnsi="Aptos" w:eastAsia="" w:cs=""/>
+                <w:kern w:val="0"/>
+                <w:sz w:val="24"/>
+                <w:szCs w:val="24"/>
+                <w:lang w:val="en-US" w:eastAsia="zh-CN" w:bidi="ar-SA"/>
+              </w:rPr>
             </w:pPr>
             <w:r>
-              <w:t xml:space="preserve">DESCRIPCION</w:t>
+              <w:rPr>
+                <w:rFonts w:eastAsia="" w:cs=""/>
+                <w:kern w:val="0"/>
+                <w:sz w:val="24"/>
+                <w:szCs w:val="24"/>
+                <w:lang w:val="en-US" w:eastAsia="zh-CN" w:bidi="ar-SA"/>
+              </w:rPr>
+              <w:t>DESCRIPCION</w:t>
             </w:r>
           </w:p>
         </w:tc>
       </w:tr>
       <w:tr>
+        <w:trPr/>
         <w:tc>
-          <w:tcPr/>
+          <w:tcPr>
+            <w:tcW w:w="3120" w:type="dxa"/>
+            <w:tcBorders/>
+          </w:tcPr>
           <w:p>
             <w:pPr>
               <w:pStyle w:val="Compact"/>
+              <w:widowControl/>
+              <w:spacing w:before="36" w:after="36"/>
+              <w:jc w:val="left"/>
+              <w:rPr>
+                <w:rFonts w:ascii="Aptos" w:hAnsi="Aptos" w:eastAsia="" w:cs=""/>
+                <w:kern w:val="0"/>
+                <w:sz w:val="24"/>
+                <w:szCs w:val="24"/>
+                <w:lang w:val="en-US" w:eastAsia="zh-CN" w:bidi="ar-SA"/>
+              </w:rPr>
             </w:pPr>
             <w:r>
-              <w:t xml:space="preserve">01</w:t>
+              <w:rPr>
+                <w:rFonts w:eastAsia="" w:cs=""/>
+                <w:kern w:val="0"/>
+                <w:sz w:val="24"/>
+                <w:szCs w:val="24"/>
+                <w:lang w:val="en-US" w:eastAsia="zh-CN" w:bidi="ar-SA"/>
+              </w:rPr>
+              <w:t>01</w:t>
             </w:r>
           </w:p>
         </w:tc>
         <w:tc>
-          <w:tcPr/>
+          <w:tcPr>
+            <w:tcW w:w="3120" w:type="dxa"/>
+            <w:tcBorders/>
+          </w:tcPr>
           <w:p>
             <w:pPr>
               <w:pStyle w:val="Compact"/>
+              <w:widowControl/>
+              <w:spacing w:before="36" w:after="36"/>
+              <w:jc w:val="left"/>
+              <w:rPr>
+                <w:rFonts w:ascii="Aptos" w:hAnsi="Aptos" w:eastAsia="" w:cs=""/>
+                <w:kern w:val="0"/>
+                <w:sz w:val="24"/>
+                <w:szCs w:val="24"/>
+                <w:lang w:val="en-US" w:eastAsia="zh-CN" w:bidi="ar-SA"/>
+              </w:rPr>
             </w:pPr>
             <w:r>
-              <w:t xml:space="preserve">2026-02-18</w:t>
+              <w:rPr>
+                <w:rFonts w:eastAsia="" w:cs=""/>
+                <w:kern w:val="0"/>
+                <w:sz w:val="24"/>
+                <w:szCs w:val="24"/>
+                <w:lang w:val="en-US" w:eastAsia="zh-CN" w:bidi="ar-SA"/>
+              </w:rPr>
+              <w:t>2026-02-18</w:t>
             </w:r>
           </w:p>
         </w:tc>
         <w:tc>
-          <w:tcPr/>
+          <w:tcPr>
+            <w:tcW w:w="3120" w:type="dxa"/>
+            <w:tcBorders/>
+          </w:tcPr>
           <w:p>
             <w:pPr>
               <w:pStyle w:val="Compact"/>
+              <w:widowControl/>
+              <w:spacing w:before="36" w:after="36"/>
+              <w:jc w:val="left"/>
+              <w:rPr>
+                <w:rFonts w:ascii="Aptos" w:hAnsi="Aptos" w:eastAsia="" w:cs=""/>
+                <w:kern w:val="0"/>
+                <w:sz w:val="24"/>
+                <w:szCs w:val="24"/>
+                <w:lang w:val="en-US" w:eastAsia="zh-CN" w:bidi="ar-SA"/>
+              </w:rPr>
             </w:pPr>
             <w:r>
-              <w:t xml:space="preserve">Emision inicial.</w:t>
+              <w:rPr>
+                <w:rFonts w:eastAsia="" w:cs=""/>
+                <w:kern w:val="0"/>
+                <w:sz w:val="24"/>
+                <w:szCs w:val="24"/>
+                <w:lang w:val="en-US" w:eastAsia="zh-CN" w:bidi="ar-SA"/>
+              </w:rPr>
+              <w:t>Emision inicial.</w:t>
             </w:r>
           </w:p>
         </w:tc>
       </w:tr>
       <w:tr>
+        <w:trPr/>
         <w:tc>
-          <w:tcPr/>
+          <w:tcPr>
+            <w:tcW w:w="3120" w:type="dxa"/>
+            <w:tcBorders/>
+          </w:tcPr>
           <w:p>
             <w:pPr>
               <w:pStyle w:val="Compact"/>
+              <w:widowControl/>
+              <w:spacing w:before="36" w:after="36"/>
+              <w:jc w:val="left"/>
+              <w:rPr>
+                <w:rFonts w:ascii="Aptos" w:hAnsi="Aptos" w:eastAsia="" w:cs=""/>
+                <w:kern w:val="0"/>
+                <w:sz w:val="24"/>
+                <w:szCs w:val="24"/>
+                <w:lang w:val="en-US" w:eastAsia="zh-CN" w:bidi="ar-SA"/>
+              </w:rPr>
             </w:pPr>
             <w:r>
-              <w:t xml:space="preserve">01</w:t>
+              <w:rPr>
+                <w:rFonts w:eastAsia="" w:cs=""/>
+                <w:kern w:val="0"/>
+                <w:sz w:val="24"/>
+                <w:szCs w:val="24"/>
+                <w:lang w:val="en-US" w:eastAsia="zh-CN" w:bidi="ar-SA"/>
+              </w:rPr>
+              <w:t>01</w:t>
             </w:r>
           </w:p>
         </w:tc>
         <w:tc>
-          <w:tcPr/>
+          <w:tcPr>
+            <w:tcW w:w="3120" w:type="dxa"/>
+            <w:tcBorders/>
+          </w:tcPr>
           <w:p>
             <w:pPr>
               <w:pStyle w:val="Compact"/>
+              <w:widowControl/>
+              <w:spacing w:before="36" w:after="36"/>
+              <w:jc w:val="left"/>
+              <w:rPr>
+                <w:rFonts w:ascii="Aptos" w:hAnsi="Aptos" w:eastAsia="" w:cs=""/>
+                <w:kern w:val="0"/>
+                <w:sz w:val="24"/>
+                <w:szCs w:val="24"/>
+                <w:lang w:val="en-US" w:eastAsia="zh-CN" w:bidi="ar-SA"/>
+              </w:rPr>
             </w:pPr>
             <w:r>
-              <w:t xml:space="preserve">2026-03-05</w:t>
+              <w:rPr>
+                <w:rFonts w:eastAsia="" w:cs=""/>
+                <w:kern w:val="0"/>
+                <w:sz w:val="24"/>
+                <w:szCs w:val="24"/>
+                <w:lang w:val="en-US" w:eastAsia="zh-CN" w:bidi="ar-SA"/>
+              </w:rPr>
+              <w:t>2026-03-05</w:t>
             </w:r>
           </w:p>
         </w:tc>
         <w:tc>
-          <w:tcPr/>
+          <w:tcPr>
+            <w:tcW w:w="3120" w:type="dxa"/>
+            <w:tcBorders/>
+          </w:tcPr>
           <w:p>
             <w:pPr>
               <w:pStyle w:val="Compact"/>
+              <w:widowControl/>
+              <w:spacing w:before="36" w:after="36"/>
+              <w:jc w:val="left"/>
+              <w:rPr>
+                <w:rFonts w:ascii="Aptos" w:hAnsi="Aptos" w:eastAsia="" w:cs=""/>
+                <w:kern w:val="0"/>
+                <w:sz w:val="24"/>
+                <w:szCs w:val="24"/>
+                <w:lang w:val="en-US" w:eastAsia="zh-CN" w:bidi="ar-SA"/>
+              </w:rPr>
             </w:pPr>
             <w:r>
-              <w:t xml:space="preserve">Multiples ajustes operacionales: eliminacion de colores, simplificacion de expediente.</w:t>
+              <w:rPr>
+                <w:rFonts w:eastAsia="" w:cs=""/>
+                <w:kern w:val="0"/>
+                <w:sz w:val="24"/>
+                <w:szCs w:val="24"/>
+                <w:lang w:val="en-US" w:eastAsia="zh-CN" w:bidi="ar-SA"/>
+              </w:rPr>
+              <w:t>Multiples ajustes operacionales: eliminacion de colores, simplificacion de expediente.</w:t>
             </w:r>
           </w:p>
         </w:tc>
       </w:tr>
       <w:tr>
+        <w:trPr/>
         <w:tc>
-          <w:tcPr/>
+          <w:tcPr>
+            <w:tcW w:w="3120" w:type="dxa"/>
+            <w:tcBorders/>
+          </w:tcPr>
           <w:p>
             <w:pPr>
               <w:pStyle w:val="Compact"/>
+              <w:widowControl/>
+              <w:spacing w:before="36" w:after="36"/>
+              <w:jc w:val="left"/>
+              <w:rPr>
+                <w:rFonts w:ascii="Aptos" w:hAnsi="Aptos" w:eastAsia="" w:cs=""/>
+                <w:kern w:val="0"/>
+                <w:sz w:val="24"/>
+                <w:szCs w:val="24"/>
+                <w:lang w:val="en-US" w:eastAsia="zh-CN" w:bidi="ar-SA"/>
+              </w:rPr>
             </w:pPr>
             <w:r>
-              <w:t xml:space="preserve">01</w:t>
+              <w:rPr>
+                <w:rFonts w:eastAsia="" w:cs=""/>
+                <w:kern w:val="0"/>
+                <w:sz w:val="24"/>
+                <w:szCs w:val="24"/>
+                <w:lang w:val="en-US" w:eastAsia="zh-CN" w:bidi="ar-SA"/>
+              </w:rPr>
+              <w:t>01</w:t>
             </w:r>
           </w:p>
         </w:tc>
         <w:tc>
-          <w:tcPr/>
+          <w:tcPr>
+            <w:tcW w:w="3120" w:type="dxa"/>
+            <w:tcBorders/>
+          </w:tcPr>
           <w:p>
             <w:pPr>
               <w:pStyle w:val="Compact"/>
+              <w:widowControl/>
+              <w:spacing w:before="36" w:after="36"/>
+              <w:jc w:val="left"/>
+              <w:rPr>
+                <w:rFonts w:ascii="Aptos" w:hAnsi="Aptos" w:eastAsia="" w:cs=""/>
+                <w:kern w:val="0"/>
+                <w:sz w:val="24"/>
+                <w:szCs w:val="24"/>
+                <w:lang w:val="en-US" w:eastAsia="zh-CN" w:bidi="ar-SA"/>
+              </w:rPr>
             </w:pPr>
             <w:r>
-              <w:t xml:space="preserve">2026-03-05</w:t>
+              <w:rPr>
+                <w:rFonts w:eastAsia="" w:cs=""/>
+                <w:kern w:val="0"/>
+                <w:sz w:val="24"/>
+                <w:szCs w:val="24"/>
+                <w:lang w:val="en-US" w:eastAsia="zh-CN" w:bidi="ar-SA"/>
+              </w:rPr>
+              <w:t>2026-03-05</w:t>
             </w:r>
           </w:p>
         </w:tc>
         <w:tc>
-          <w:tcPr/>
+          <w:tcPr>
+            <w:tcW w:w="3120" w:type="dxa"/>
+            <w:tcBorders/>
+          </w:tcPr>
           <w:p>
             <w:pPr>
               <w:pStyle w:val="Compact"/>
+              <w:widowControl/>
+              <w:spacing w:before="36" w:after="36"/>
+              <w:jc w:val="left"/>
+              <w:rPr>
+                <w:rFonts w:ascii="Aptos" w:hAnsi="Aptos" w:eastAsia="" w:cs=""/>
+                <w:kern w:val="0"/>
+                <w:sz w:val="24"/>
+                <w:szCs w:val="24"/>
+                <w:lang w:val="en-US" w:eastAsia="zh-CN" w:bidi="ar-SA"/>
+              </w:rPr>
             </w:pPr>
             <w:r>
-              <w:t xml:space="preserve">Ajuste definitivo: flujo real de liberacion. Traslado a bodega asignada. Verificaciones por Direccion Tecnica (OP + etiquetas), Calidad (certificado), Jefe Produccion (datos proceso) y Jefe Bodega (marcado). Estados: Aprobado, Rechazado, En Revision.</w:t>
+              <w:rPr>
+                <w:rFonts w:eastAsia="" w:cs=""/>
+                <w:kern w:val="0"/>
+                <w:sz w:val="24"/>
+                <w:szCs w:val="24"/>
+                <w:lang w:val="en-US" w:eastAsia="zh-CN" w:bidi="ar-SA"/>
+              </w:rPr>
+              <w:t>Ajuste definitivo: flujo real de liberacion. Traslado a bodega asignada. Verificaciones por Direccion Tecnica (OP + etiquetas), Calidad (certificado), Jefe Produccion (datos proceso) y Jefe Bodega (marcado). Estados: Aprobado, Rechazado, En Revision.</w:t>
             </w:r>
+            <w:bookmarkStart w:id="22" w:name="X6a851d344f8b8a976b68464cfd9a464ec2d19e0"/>
+            <w:bookmarkStart w:id="23" w:name="control-de-cambios"/>
+            <w:bookmarkEnd w:id="22"/>
+            <w:bookmarkEnd w:id="23"/>
           </w:p>
         </w:tc>
       </w:tr>
     </w:tbl>
-    <w:bookmarkEnd w:id="22"/>
-    <w:bookmarkEnd w:id="23"/>
     <w:sectPr>
-      <w:footnotePr>
-        <w:numRestart w:val="eachSect"/>
-      </w:footnotePr>
+      <w:type w:val="nextPage"/>
+      <w:pgSz w:w="12240" w:h="15840"/>
+      <w:pgMar w:left="1440" w:right="1440" w:gutter="0" w:header="0" w:top="1440" w:footer="0" w:bottom="1440"/>
+      <w:pgNumType w:fmt="decimal"/>
+      <w:formProt w:val="false"/>
+      <w:textDirection w:val="lrTb"/>
+      <w:docGrid w:type="default" w:linePitch="100" w:charSpace="0"/>
     </w:sectPr>
   </w:body>
 </w:document>
 </file>
 
-<file path=word/comments.xml><?xml version="1.0" encoding="utf-8"?>
-<w:comments xmlns:w="http://schemas.openxmlformats.org/wordprocessingml/2006/main" xmlns:m="http://schemas.openxmlformats.org/officeDocument/2006/math" xmlns:r="http://schemas.openxmlformats.org/officeDocument/2006/relationships" xmlns:o="urn:schemas-microsoft-com:office:office" xmlns:v="urn:schemas-microsoft-com:vml" xmlns:w10="urn:schemas-microsoft-com:office:word" xmlns:a="http://schemas.openxmlformats.org/drawingml/2006/main" xmlns:pic="http://schemas.openxmlformats.org/drawingml/2006/picture" xmlns:wp="http://schemas.openxmlformats.org/drawingml/2006/wordprocessingDrawing"/>
-</file>
-
-<file path=word/footnotes.xml><?xml version="1.0" encoding="utf-8"?>
-<w:footnotes xmlns:w="http://schemas.openxmlformats.org/wordprocessingml/2006/main" xmlns:m="http://schemas.openxmlformats.org/officeDocument/2006/math" xmlns:r="http://schemas.openxmlformats.org/officeDocument/2006/relationships" xmlns:o="urn:schemas-microsoft-com:office:office" xmlns:v="urn:schemas-microsoft-com:vml" xmlns:w10="urn:schemas-microsoft-com:office:word" xmlns:a="http://schemas.openxmlformats.org/drawingml/2006/main" xmlns:pic="http://schemas.openxmlformats.org/drawingml/2006/picture" xmlns:wp="http://schemas.openxmlformats.org/drawingml/2006/wordprocessingDrawing">
-  <w:footnote w:type="continuationSeparator" w:id="0">
-    <w:p>
-      <w:r>
-        <w:continuationSeparator/>
-      </w:r>
-    </w:p>
-  </w:footnote>
-  <w:footnote w:type="separator" w:id="-1">
-    <w:p>
-      <w:r>
-        <w:separator/>
-      </w:r>
-    </w:p>
-  </w:footnote>
-</w:footnotes>
-</file>
-
 <file path=word/numbering.xml><?xml version="1.0" encoding="utf-8"?>
-<w:numbering xmlns:w="http://schemas.openxmlformats.org/wordprocessingml/2006/main">
-  <w:abstractNum w:abstractNumId="990">
-    <w:nsid w:val="0000A990"/>
-    <w:multiLevelType w:val="multilevel"/>
+<w:numbering xmlns:w="http://schemas.openxmlformats.org/wordprocessingml/2006/main" xmlns:o="urn:schemas-microsoft-com:office:office" xmlns:r="http://schemas.openxmlformats.org/officeDocument/2006/relationships" xmlns:v="urn:schemas-microsoft-com:vml" xmlns:mc="http://schemas.openxmlformats.org/markup-compatibility/2006" xmlns:w14="http://schemas.microsoft.com/office/word/2010/wordml" mc:Ignorable="w14">
+  <w:abstractNum w:abstractNumId="1">
     <w:lvl w:ilvl="0">
       <w:numFmt w:val="bullet"/>
-      <w:lvlText w:val=" "/>
-      <w:lvlJc w:val="left"/>
-      <w:pPr>
+      <w:lvlText w:val=""/>
+      <w:lvlJc w:val="left"/>
+      <w:pPr>
+        <w:tabs>
+          <w:tab w:val="num" w:pos="0"/>
+        </w:tabs>
         <w:ind w:left="720" w:hanging="360"/>
       </w:pPr>
+      <w:rPr>
+        <w:rFonts w:ascii="Symbol" w:hAnsi="Symbol" w:cs="Symbol" w:hint="default"/>
+      </w:rPr>
     </w:lvl>
     <w:lvl w:ilvl="1">
-      <w:numFmt w:val="bullet"/>
-      <w:lvlText w:val=" "/>
-      <w:lvlJc w:val="left"/>
-      <w:pPr>
+      <w:start w:val="0"/>
+      <w:numFmt w:val="bullet"/>
+      <w:lvlText w:val="o"/>
+      <w:lvlJc w:val="left"/>
+      <w:pPr>
+        <w:tabs>
+          <w:tab w:val="num" w:pos="0"/>
+        </w:tabs>
         <w:ind w:left="1440" w:hanging="360"/>
       </w:pPr>
+      <w:rPr>
+        <w:rFonts w:ascii="Courier New" w:hAnsi="Courier New" w:cs="Courier New" w:hint="default"/>
+      </w:rPr>
     </w:lvl>
     <w:lvl w:ilvl="2">
-      <w:numFmt w:val="bullet"/>
-      <w:lvlText w:val=" "/>
-      <w:lvlJc w:val="left"/>
-      <w:pPr>
+      <w:start w:val="0"/>
+      <w:numFmt w:val="bullet"/>
+      <w:lvlText w:val=""/>
+      <w:lvlJc w:val="left"/>
+      <w:pPr>
+        <w:tabs>
+          <w:tab w:val="num" w:pos="0"/>
+        </w:tabs>
         <w:ind w:left="2160" w:hanging="360"/>
       </w:pPr>
+      <w:rPr>
+        <w:rFonts w:ascii="Wingdings" w:hAnsi="Wingdings" w:cs="Wingdings" w:hint="default"/>
+      </w:rPr>
     </w:lvl>
     <w:lvl w:ilvl="3">
-      <w:numFmt w:val="bullet"/>
-      <w:lvlText w:val=" "/>
-      <w:lvlJc w:val="left"/>
-      <w:pPr>
+      <w:start w:val="0"/>
+      <w:numFmt w:val="bullet"/>
+      <w:lvlText w:val=""/>
+      <w:lvlJc w:val="left"/>
+      <w:pPr>
+        <w:tabs>
+          <w:tab w:val="num" w:pos="0"/>
+        </w:tabs>
         <w:ind w:left="2880" w:hanging="360"/>
       </w:pPr>
+      <w:rPr>
+        <w:rFonts w:ascii="Symbol" w:hAnsi="Symbol" w:cs="Symbol" w:hint="default"/>
+      </w:rPr>
     </w:lvl>
     <w:lvl w:ilvl="4">
-      <w:numFmt w:val="bullet"/>
-      <w:lvlText w:val=" "/>
-      <w:lvlJc w:val="left"/>
-      <w:pPr>
+      <w:start w:val="0"/>
+      <w:numFmt w:val="bullet"/>
+      <w:lvlText w:val="o"/>
+      <w:lvlJc w:val="left"/>
+      <w:pPr>
+        <w:tabs>
+          <w:tab w:val="num" w:pos="0"/>
+        </w:tabs>
         <w:ind w:left="3600" w:hanging="360"/>
       </w:pPr>
+      <w:rPr>
+        <w:rFonts w:ascii="Courier New" w:hAnsi="Courier New" w:cs="Courier New" w:hint="default"/>
+      </w:rPr>
     </w:lvl>
     <w:lvl w:ilvl="5">
-      <w:numFmt w:val="bullet"/>
-      <w:lvlText w:val=" "/>
-      <w:lvlJc w:val="left"/>
-      <w:pPr>
+      <w:start w:val="0"/>
+      <w:numFmt w:val="bullet"/>
+      <w:lvlText w:val=""/>
+      <w:lvlJc w:val="left"/>
+      <w:pPr>
+        <w:tabs>
+          <w:tab w:val="num" w:pos="0"/>
+        </w:tabs>
         <w:ind w:left="4320" w:hanging="360"/>
       </w:pPr>
+      <w:rPr>
+        <w:rFonts w:ascii="Wingdings" w:hAnsi="Wingdings" w:cs="Wingdings" w:hint="default"/>
+      </w:rPr>
     </w:lvl>
     <w:lvl w:ilvl="6">
-      <w:numFmt w:val="bullet"/>
-      <w:lvlText w:val=" "/>
-      <w:lvlJc w:val="left"/>
-      <w:pPr>
+      <w:start w:val="0"/>
+      <w:numFmt w:val="bullet"/>
+      <w:lvlText w:val=""/>
+      <w:lvlJc w:val="left"/>
+      <w:pPr>
+        <w:tabs>
+          <w:tab w:val="num" w:pos="0"/>
+        </w:tabs>
         <w:ind w:left="5040" w:hanging="360"/>
       </w:pPr>
+      <w:rPr>
+        <w:rFonts w:ascii="Symbol" w:hAnsi="Symbol" w:cs="Symbol" w:hint="default"/>
+      </w:rPr>
     </w:lvl>
     <w:lvl w:ilvl="7">
-      <w:numFmt w:val="bullet"/>
-      <w:lvlText w:val=" "/>
-      <w:lvlJc w:val="left"/>
-      <w:pPr>
+      <w:start w:val="0"/>
+      <w:numFmt w:val="bullet"/>
+      <w:lvlText w:val="o"/>
+      <w:lvlJc w:val="left"/>
+      <w:pPr>
+        <w:tabs>
+          <w:tab w:val="num" w:pos="0"/>
+        </w:tabs>
         <w:ind w:left="5760" w:hanging="360"/>
       </w:pPr>
+      <w:rPr>
+        <w:rFonts w:ascii="Courier New" w:hAnsi="Courier New" w:cs="Courier New" w:hint="default"/>
+      </w:rPr>
     </w:lvl>
     <w:lvl w:ilvl="8">
-      <w:numFmt w:val="bullet"/>
-      <w:lvlText w:val=" "/>
-      <w:lvlJc w:val="left"/>
-      <w:pPr>
+      <w:start w:val="0"/>
+      <w:numFmt w:val="bullet"/>
+      <w:lvlText w:val=""/>
+      <w:lvlJc w:val="left"/>
+      <w:pPr>
+        <w:tabs>
+          <w:tab w:val="num" w:pos="0"/>
+        </w:tabs>
         <w:ind w:left="6480" w:hanging="360"/>
       </w:pPr>
+      <w:rPr>
+        <w:rFonts w:ascii="Wingdings" w:hAnsi="Wingdings" w:cs="Wingdings" w:hint="default"/>
+      </w:rPr>
     </w:lvl>
   </w:abstractNum>
-  <w:abstractNum w:abstractNumId="991">
-    <w:nsid w:val="0000A991"/>
-    <w:multiLevelType w:val="multilevel"/>
+  <w:abstractNum w:abstractNumId="2">
     <w:lvl w:ilvl="0">
       <w:numFmt w:val="bullet"/>
       <w:lvlText w:val=""/>
       <w:lvlJc w:val="left"/>
       <w:pPr>
+        <w:tabs>
+          <w:tab w:val="num" w:pos="0"/>
+        </w:tabs>
         <w:ind w:left="720" w:hanging="360"/>
       </w:pPr>
       <w:rPr>
@@ -1199,10 +2190,14 @@
       </w:rPr>
     </w:lvl>
     <w:lvl w:ilvl="1">
+      <w:start w:val="0"/>
       <w:numFmt w:val="bullet"/>
       <w:lvlText w:val="o"/>
       <w:lvlJc w:val="left"/>
       <w:pPr>
+        <w:tabs>
+          <w:tab w:val="num" w:pos="0"/>
+        </w:tabs>
         <w:ind w:left="1440" w:hanging="360"/>
       </w:pPr>
       <w:rPr>
@@ -1210,10 +2205,14 @@
       </w:rPr>
     </w:lvl>
     <w:lvl w:ilvl="2">
+      <w:start w:val="0"/>
       <w:numFmt w:val="bullet"/>
       <w:lvlText w:val=""/>
       <w:lvlJc w:val="left"/>
       <w:pPr>
+        <w:tabs>
+          <w:tab w:val="num" w:pos="0"/>
+        </w:tabs>
         <w:ind w:left="2160" w:hanging="360"/>
       </w:pPr>
       <w:rPr>
@@ -1221,10 +2220,14 @@
       </w:rPr>
     </w:lvl>
     <w:lvl w:ilvl="3">
+      <w:start w:val="0"/>
       <w:numFmt w:val="bullet"/>
       <w:lvlText w:val=""/>
       <w:lvlJc w:val="left"/>
       <w:pPr>
+        <w:tabs>
+          <w:tab w:val="num" w:pos="0"/>
+        </w:tabs>
         <w:ind w:left="2880" w:hanging="360"/>
       </w:pPr>
       <w:rPr>
@@ -1232,10 +2235,14 @@
       </w:rPr>
     </w:lvl>
     <w:lvl w:ilvl="4">
+      <w:start w:val="0"/>
       <w:numFmt w:val="bullet"/>
       <w:lvlText w:val="o"/>
       <w:lvlJc w:val="left"/>
       <w:pPr>
+        <w:tabs>
+          <w:tab w:val="num" w:pos="0"/>
+        </w:tabs>
         <w:ind w:left="3600" w:hanging="360"/>
       </w:pPr>
       <w:rPr>
@@ -1243,10 +2250,14 @@
       </w:rPr>
     </w:lvl>
     <w:lvl w:ilvl="5">
+      <w:start w:val="0"/>
       <w:numFmt w:val="bullet"/>
       <w:lvlText w:val=""/>
       <w:lvlJc w:val="left"/>
       <w:pPr>
+        <w:tabs>
+          <w:tab w:val="num" w:pos="0"/>
+        </w:tabs>
         <w:ind w:left="4320" w:hanging="360"/>
       </w:pPr>
       <w:rPr>
@@ -1254,10 +2265,14 @@
       </w:rPr>
     </w:lvl>
     <w:lvl w:ilvl="6">
+      <w:start w:val="0"/>
       <w:numFmt w:val="bullet"/>
       <w:lvlText w:val=""/>
       <w:lvlJc w:val="left"/>
       <w:pPr>
+        <w:tabs>
+          <w:tab w:val="num" w:pos="0"/>
+        </w:tabs>
         <w:ind w:left="5040" w:hanging="360"/>
       </w:pPr>
       <w:rPr>
@@ -1265,10 +2280,14 @@
       </w:rPr>
     </w:lvl>
     <w:lvl w:ilvl="7">
+      <w:start w:val="0"/>
       <w:numFmt w:val="bullet"/>
       <w:lvlText w:val="o"/>
       <w:lvlJc w:val="left"/>
       <w:pPr>
+        <w:tabs>
+          <w:tab w:val="num" w:pos="0"/>
+        </w:tabs>
         <w:ind w:left="5760" w:hanging="360"/>
       </w:pPr>
       <w:rPr>
@@ -1276,10 +2295,14 @@
       </w:rPr>
     </w:lvl>
     <w:lvl w:ilvl="8">
+      <w:start w:val="0"/>
       <w:numFmt w:val="bullet"/>
       <w:lvlText w:val=""/>
       <w:lvlJc w:val="left"/>
       <w:pPr>
+        <w:tabs>
+          <w:tab w:val="num" w:pos="0"/>
+        </w:tabs>
         <w:ind w:left="6480" w:hanging="360"/>
       </w:pPr>
       <w:rPr>
@@ -1287,17 +2310,155 @@
       </w:rPr>
     </w:lvl>
   </w:abstractNum>
-  <w:abstractNum w:abstractNumId="99411">
-    <w:nsid w:val="00A99411"/>
-    <w:multiLevelType w:val="multilevel"/>
+  <w:abstractNum w:abstractNumId="3">
+    <w:lvl w:ilvl="0">
+      <w:numFmt w:val="bullet"/>
+      <w:lvlText w:val=""/>
+      <w:lvlJc w:val="left"/>
+      <w:pPr>
+        <w:tabs>
+          <w:tab w:val="num" w:pos="0"/>
+        </w:tabs>
+        <w:ind w:left="720" w:hanging="360"/>
+      </w:pPr>
+      <w:rPr>
+        <w:rFonts w:ascii="Symbol" w:hAnsi="Symbol" w:cs="Symbol" w:hint="default"/>
+      </w:rPr>
+    </w:lvl>
+    <w:lvl w:ilvl="1">
+      <w:start w:val="0"/>
+      <w:numFmt w:val="bullet"/>
+      <w:lvlText w:val="o"/>
+      <w:lvlJc w:val="left"/>
+      <w:pPr>
+        <w:tabs>
+          <w:tab w:val="num" w:pos="0"/>
+        </w:tabs>
+        <w:ind w:left="1440" w:hanging="360"/>
+      </w:pPr>
+      <w:rPr>
+        <w:rFonts w:ascii="Courier New" w:hAnsi="Courier New" w:cs="Courier New" w:hint="default"/>
+      </w:rPr>
+    </w:lvl>
+    <w:lvl w:ilvl="2">
+      <w:start w:val="0"/>
+      <w:numFmt w:val="bullet"/>
+      <w:lvlText w:val=""/>
+      <w:lvlJc w:val="left"/>
+      <w:pPr>
+        <w:tabs>
+          <w:tab w:val="num" w:pos="0"/>
+        </w:tabs>
+        <w:ind w:left="2160" w:hanging="360"/>
+      </w:pPr>
+      <w:rPr>
+        <w:rFonts w:ascii="Wingdings" w:hAnsi="Wingdings" w:cs="Wingdings" w:hint="default"/>
+      </w:rPr>
+    </w:lvl>
+    <w:lvl w:ilvl="3">
+      <w:start w:val="0"/>
+      <w:numFmt w:val="bullet"/>
+      <w:lvlText w:val=""/>
+      <w:lvlJc w:val="left"/>
+      <w:pPr>
+        <w:tabs>
+          <w:tab w:val="num" w:pos="0"/>
+        </w:tabs>
+        <w:ind w:left="2880" w:hanging="360"/>
+      </w:pPr>
+      <w:rPr>
+        <w:rFonts w:ascii="Symbol" w:hAnsi="Symbol" w:cs="Symbol" w:hint="default"/>
+      </w:rPr>
+    </w:lvl>
+    <w:lvl w:ilvl="4">
+      <w:start w:val="0"/>
+      <w:numFmt w:val="bullet"/>
+      <w:lvlText w:val="o"/>
+      <w:lvlJc w:val="left"/>
+      <w:pPr>
+        <w:tabs>
+          <w:tab w:val="num" w:pos="0"/>
+        </w:tabs>
+        <w:ind w:left="3600" w:hanging="360"/>
+      </w:pPr>
+      <w:rPr>
+        <w:rFonts w:ascii="Courier New" w:hAnsi="Courier New" w:cs="Courier New" w:hint="default"/>
+      </w:rPr>
+    </w:lvl>
+    <w:lvl w:ilvl="5">
+      <w:start w:val="0"/>
+      <w:numFmt w:val="bullet"/>
+      <w:lvlText w:val=""/>
+      <w:lvlJc w:val="left"/>
+      <w:pPr>
+        <w:tabs>
+          <w:tab w:val="num" w:pos="0"/>
+        </w:tabs>
+        <w:ind w:left="4320" w:hanging="360"/>
+      </w:pPr>
+      <w:rPr>
+        <w:rFonts w:ascii="Wingdings" w:hAnsi="Wingdings" w:cs="Wingdings" w:hint="default"/>
+      </w:rPr>
+    </w:lvl>
+    <w:lvl w:ilvl="6">
+      <w:start w:val="0"/>
+      <w:numFmt w:val="bullet"/>
+      <w:lvlText w:val=""/>
+      <w:lvlJc w:val="left"/>
+      <w:pPr>
+        <w:tabs>
+          <w:tab w:val="num" w:pos="0"/>
+        </w:tabs>
+        <w:ind w:left="5040" w:hanging="360"/>
+      </w:pPr>
+      <w:rPr>
+        <w:rFonts w:ascii="Symbol" w:hAnsi="Symbol" w:cs="Symbol" w:hint="default"/>
+      </w:rPr>
+    </w:lvl>
+    <w:lvl w:ilvl="7">
+      <w:start w:val="0"/>
+      <w:numFmt w:val="bullet"/>
+      <w:lvlText w:val="o"/>
+      <w:lvlJc w:val="left"/>
+      <w:pPr>
+        <w:tabs>
+          <w:tab w:val="num" w:pos="0"/>
+        </w:tabs>
+        <w:ind w:left="5760" w:hanging="360"/>
+      </w:pPr>
+      <w:rPr>
+        <w:rFonts w:ascii="Courier New" w:hAnsi="Courier New" w:cs="Courier New" w:hint="default"/>
+      </w:rPr>
+    </w:lvl>
+    <w:lvl w:ilvl="8">
+      <w:start w:val="0"/>
+      <w:numFmt w:val="bullet"/>
+      <w:lvlText w:val=""/>
+      <w:lvlJc w:val="left"/>
+      <w:pPr>
+        <w:tabs>
+          <w:tab w:val="num" w:pos="0"/>
+        </w:tabs>
+        <w:ind w:left="6480" w:hanging="360"/>
+      </w:pPr>
+      <w:rPr>
+        <w:rFonts w:ascii="Wingdings" w:hAnsi="Wingdings" w:cs="Wingdings" w:hint="default"/>
+      </w:rPr>
+    </w:lvl>
+  </w:abstractNum>
+  <w:abstractNum w:abstractNumId="4">
     <w:lvl w:ilvl="0">
       <w:start w:val="1"/>
       <w:numFmt w:val="decimal"/>
       <w:lvlText w:val="%1."/>
       <w:lvlJc w:val="left"/>
       <w:pPr>
+        <w:tabs>
+          <w:tab w:val="num" w:pos="0"/>
+        </w:tabs>
         <w:ind w:left="720" w:hanging="360"/>
       </w:pPr>
+      <w:rPr/>
     </w:lvl>
     <w:lvl w:ilvl="1">
       <w:start w:val="1"/>
@@ -1305,8 +2466,12 @@
       <w:lvlText w:val="%2."/>
       <w:lvlJc w:val="left"/>
       <w:pPr>
+        <w:tabs>
+          <w:tab w:val="num" w:pos="0"/>
+        </w:tabs>
         <w:ind w:left="1440" w:hanging="360"/>
       </w:pPr>
+      <w:rPr/>
     </w:lvl>
     <w:lvl w:ilvl="2">
       <w:start w:val="1"/>
@@ -1314,8 +2479,12 @@
       <w:lvlText w:val="%3."/>
       <w:lvlJc w:val="left"/>
       <w:pPr>
+        <w:tabs>
+          <w:tab w:val="num" w:pos="0"/>
+        </w:tabs>
         <w:ind w:left="2160" w:hanging="360"/>
       </w:pPr>
+      <w:rPr/>
     </w:lvl>
     <w:lvl w:ilvl="3">
       <w:start w:val="1"/>
@@ -1323,8 +2492,12 @@
       <w:lvlText w:val="%4."/>
       <w:lvlJc w:val="left"/>
       <w:pPr>
+        <w:tabs>
+          <w:tab w:val="num" w:pos="0"/>
+        </w:tabs>
         <w:ind w:left="2880" w:hanging="360"/>
       </w:pPr>
+      <w:rPr/>
     </w:lvl>
     <w:lvl w:ilvl="4">
       <w:start w:val="1"/>
@@ -1332,8 +2505,12 @@
       <w:lvlText w:val="%5."/>
       <w:lvlJc w:val="left"/>
       <w:pPr>
+        <w:tabs>
+          <w:tab w:val="num" w:pos="0"/>
+        </w:tabs>
         <w:ind w:left="3600" w:hanging="360"/>
       </w:pPr>
+      <w:rPr/>
     </w:lvl>
     <w:lvl w:ilvl="5">
       <w:start w:val="1"/>
@@ -1341,8 +2518,12 @@
       <w:lvlText w:val="%6."/>
       <w:lvlJc w:val="left"/>
       <w:pPr>
+        <w:tabs>
+          <w:tab w:val="num" w:pos="0"/>
+        </w:tabs>
         <w:ind w:left="4320" w:hanging="360"/>
       </w:pPr>
+      <w:rPr/>
     </w:lvl>
     <w:lvl w:ilvl="6">
       <w:start w:val="1"/>
@@ -1350,8 +2531,12 @@
       <w:lvlText w:val="%7."/>
       <w:lvlJc w:val="left"/>
       <w:pPr>
+        <w:tabs>
+          <w:tab w:val="num" w:pos="0"/>
+        </w:tabs>
         <w:ind w:left="5040" w:hanging="360"/>
       </w:pPr>
+      <w:rPr/>
     </w:lvl>
     <w:lvl w:ilvl="7">
       <w:start w:val="1"/>
@@ -1359,8 +2544,12 @@
       <w:lvlText w:val="%8."/>
       <w:lvlJc w:val="left"/>
       <w:pPr>
+        <w:tabs>
+          <w:tab w:val="num" w:pos="0"/>
+        </w:tabs>
         <w:ind w:left="5760" w:hanging="360"/>
       </w:pPr>
+      <w:rPr/>
     </w:lvl>
     <w:lvl w:ilvl="8">
       <w:start w:val="1"/>
@@ -1368,21 +2557,27 @@
       <w:lvlText w:val="%9."/>
       <w:lvlJc w:val="left"/>
       <w:pPr>
+        <w:tabs>
+          <w:tab w:val="num" w:pos="0"/>
+        </w:tabs>
         <w:ind w:left="6480" w:hanging="360"/>
       </w:pPr>
+      <w:rPr/>
     </w:lvl>
   </w:abstractNum>
-  <w:abstractNum w:abstractNumId="99412">
-    <w:nsid w:val="00A99412"/>
-    <w:multiLevelType w:val="multilevel"/>
+  <w:abstractNum w:abstractNumId="5">
     <w:lvl w:ilvl="0">
       <w:start w:val="2"/>
       <w:numFmt w:val="decimal"/>
       <w:lvlText w:val="%1."/>
       <w:lvlJc w:val="left"/>
       <w:pPr>
+        <w:tabs>
+          <w:tab w:val="num" w:pos="0"/>
+        </w:tabs>
         <w:ind w:left="720" w:hanging="360"/>
       </w:pPr>
+      <w:rPr/>
     </w:lvl>
     <w:lvl w:ilvl="1">
       <w:start w:val="2"/>
@@ -1390,8 +2585,12 @@
       <w:lvlText w:val="%2."/>
       <w:lvlJc w:val="left"/>
       <w:pPr>
+        <w:tabs>
+          <w:tab w:val="num" w:pos="0"/>
+        </w:tabs>
         <w:ind w:left="1440" w:hanging="360"/>
       </w:pPr>
+      <w:rPr/>
     </w:lvl>
     <w:lvl w:ilvl="2">
       <w:start w:val="2"/>
@@ -1399,8 +2598,12 @@
       <w:lvlText w:val="%3."/>
       <w:lvlJc w:val="left"/>
       <w:pPr>
+        <w:tabs>
+          <w:tab w:val="num" w:pos="0"/>
+        </w:tabs>
         <w:ind w:left="2160" w:hanging="360"/>
       </w:pPr>
+      <w:rPr/>
     </w:lvl>
     <w:lvl w:ilvl="3">
       <w:start w:val="2"/>
@@ -1408,8 +2611,12 @@
       <w:lvlText w:val="%4."/>
       <w:lvlJc w:val="left"/>
       <w:pPr>
+        <w:tabs>
+          <w:tab w:val="num" w:pos="0"/>
+        </w:tabs>
         <w:ind w:left="2880" w:hanging="360"/>
       </w:pPr>
+      <w:rPr/>
     </w:lvl>
     <w:lvl w:ilvl="4">
       <w:start w:val="2"/>
@@ -1417,8 +2624,12 @@
       <w:lvlText w:val="%5."/>
       <w:lvlJc w:val="left"/>
       <w:pPr>
+        <w:tabs>
+          <w:tab w:val="num" w:pos="0"/>
+        </w:tabs>
         <w:ind w:left="3600" w:hanging="360"/>
       </w:pPr>
+      <w:rPr/>
     </w:lvl>
     <w:lvl w:ilvl="5">
       <w:start w:val="2"/>
@@ -1426,8 +2637,12 @@
       <w:lvlText w:val="%6."/>
       <w:lvlJc w:val="left"/>
       <w:pPr>
+        <w:tabs>
+          <w:tab w:val="num" w:pos="0"/>
+        </w:tabs>
         <w:ind w:left="4320" w:hanging="360"/>
       </w:pPr>
+      <w:rPr/>
     </w:lvl>
     <w:lvl w:ilvl="6">
       <w:start w:val="2"/>
@@ -1435,8 +2650,12 @@
       <w:lvlText w:val="%7."/>
       <w:lvlJc w:val="left"/>
       <w:pPr>
+        <w:tabs>
+          <w:tab w:val="num" w:pos="0"/>
+        </w:tabs>
         <w:ind w:left="5040" w:hanging="360"/>
       </w:pPr>
+      <w:rPr/>
     </w:lvl>
     <w:lvl w:ilvl="7">
       <w:start w:val="2"/>
@@ -1444,8 +2663,12 @@
       <w:lvlText w:val="%8."/>
       <w:lvlJc w:val="left"/>
       <w:pPr>
+        <w:tabs>
+          <w:tab w:val="num" w:pos="0"/>
+        </w:tabs>
         <w:ind w:left="5760" w:hanging="360"/>
       </w:pPr>
+      <w:rPr/>
     </w:lvl>
     <w:lvl w:ilvl="8">
       <w:start w:val="2"/>
@@ -1453,21 +2676,27 @@
       <w:lvlText w:val="%9."/>
       <w:lvlJc w:val="left"/>
       <w:pPr>
+        <w:tabs>
+          <w:tab w:val="num" w:pos="0"/>
+        </w:tabs>
         <w:ind w:left="6480" w:hanging="360"/>
       </w:pPr>
+      <w:rPr/>
     </w:lvl>
   </w:abstractNum>
-  <w:abstractNum w:abstractNumId="99417">
-    <w:nsid w:val="00A99417"/>
-    <w:multiLevelType w:val="multilevel"/>
+  <w:abstractNum w:abstractNumId="6">
     <w:lvl w:ilvl="0">
       <w:start w:val="7"/>
       <w:numFmt w:val="decimal"/>
       <w:lvlText w:val="%1."/>
       <w:lvlJc w:val="left"/>
       <w:pPr>
+        <w:tabs>
+          <w:tab w:val="num" w:pos="0"/>
+        </w:tabs>
         <w:ind w:left="720" w:hanging="360"/>
       </w:pPr>
+      <w:rPr/>
     </w:lvl>
     <w:lvl w:ilvl="1">
       <w:start w:val="7"/>
@@ -1475,8 +2704,12 @@
       <w:lvlText w:val="%2."/>
       <w:lvlJc w:val="left"/>
       <w:pPr>
+        <w:tabs>
+          <w:tab w:val="num" w:pos="0"/>
+        </w:tabs>
         <w:ind w:left="1440" w:hanging="360"/>
       </w:pPr>
+      <w:rPr/>
     </w:lvl>
     <w:lvl w:ilvl="2">
       <w:start w:val="7"/>
@@ -1484,8 +2717,12 @@
       <w:lvlText w:val="%3."/>
       <w:lvlJc w:val="left"/>
       <w:pPr>
+        <w:tabs>
+          <w:tab w:val="num" w:pos="0"/>
+        </w:tabs>
         <w:ind w:left="2160" w:hanging="360"/>
       </w:pPr>
+      <w:rPr/>
     </w:lvl>
     <w:lvl w:ilvl="3">
       <w:start w:val="7"/>
@@ -1493,8 +2730,12 @@
       <w:lvlText w:val="%4."/>
       <w:lvlJc w:val="left"/>
       <w:pPr>
+        <w:tabs>
+          <w:tab w:val="num" w:pos="0"/>
+        </w:tabs>
         <w:ind w:left="2880" w:hanging="360"/>
       </w:pPr>
+      <w:rPr/>
     </w:lvl>
     <w:lvl w:ilvl="4">
       <w:start w:val="7"/>
@@ -1502,8 +2743,12 @@
       <w:lvlText w:val="%5."/>
       <w:lvlJc w:val="left"/>
       <w:pPr>
+        <w:tabs>
+          <w:tab w:val="num" w:pos="0"/>
+        </w:tabs>
         <w:ind w:left="3600" w:hanging="360"/>
       </w:pPr>
+      <w:rPr/>
     </w:lvl>
     <w:lvl w:ilvl="5">
       <w:start w:val="7"/>
@@ -1511,8 +2756,12 @@
       <w:lvlText w:val="%6."/>
       <w:lvlJc w:val="left"/>
       <w:pPr>
+        <w:tabs>
+          <w:tab w:val="num" w:pos="0"/>
+        </w:tabs>
         <w:ind w:left="4320" w:hanging="360"/>
       </w:pPr>
+      <w:rPr/>
     </w:lvl>
     <w:lvl w:ilvl="6">
       <w:start w:val="7"/>
@@ -1520,8 +2769,12 @@
       <w:lvlText w:val="%7."/>
       <w:lvlJc w:val="left"/>
       <w:pPr>
+        <w:tabs>
+          <w:tab w:val="num" w:pos="0"/>
+        </w:tabs>
         <w:ind w:left="5040" w:hanging="360"/>
       </w:pPr>
+      <w:rPr/>
     </w:lvl>
     <w:lvl w:ilvl="7">
       <w:start w:val="7"/>
@@ -1529,8 +2782,12 @@
       <w:lvlText w:val="%8."/>
       <w:lvlJc w:val="left"/>
       <w:pPr>
+        <w:tabs>
+          <w:tab w:val="num" w:pos="0"/>
+        </w:tabs>
         <w:ind w:left="5760" w:hanging="360"/>
       </w:pPr>
+      <w:rPr/>
     </w:lvl>
     <w:lvl w:ilvl="8">
       <w:start w:val="7"/>
@@ -1538,21 +2795,163 @@
       <w:lvlText w:val="%9."/>
       <w:lvlJc w:val="left"/>
       <w:pPr>
+        <w:tabs>
+          <w:tab w:val="num" w:pos="0"/>
+        </w:tabs>
         <w:ind w:left="6480" w:hanging="360"/>
       </w:pPr>
+      <w:rPr/>
     </w:lvl>
   </w:abstractNum>
-  <w:abstractNum w:abstractNumId="99418">
-    <w:nsid w:val="00A99418"/>
-    <w:multiLevelType w:val="multilevel"/>
+  <w:abstractNum w:abstractNumId="7">
+    <w:lvl w:ilvl="0">
+      <w:numFmt w:val="bullet"/>
+      <w:lvlText w:val=""/>
+      <w:lvlJc w:val="left"/>
+      <w:pPr>
+        <w:tabs>
+          <w:tab w:val="num" w:pos="0"/>
+        </w:tabs>
+        <w:ind w:left="720" w:hanging="360"/>
+      </w:pPr>
+      <w:rPr>
+        <w:rFonts w:ascii="Symbol" w:hAnsi="Symbol" w:cs="Symbol" w:hint="default"/>
+      </w:rPr>
+    </w:lvl>
+    <w:lvl w:ilvl="1">
+      <w:start w:val="0"/>
+      <w:numFmt w:val="bullet"/>
+      <w:lvlText w:val="o"/>
+      <w:lvlJc w:val="left"/>
+      <w:pPr>
+        <w:tabs>
+          <w:tab w:val="num" w:pos="0"/>
+        </w:tabs>
+        <w:ind w:left="1440" w:hanging="360"/>
+      </w:pPr>
+      <w:rPr>
+        <w:rFonts w:ascii="Courier New" w:hAnsi="Courier New" w:cs="Courier New" w:hint="default"/>
+      </w:rPr>
+    </w:lvl>
+    <w:lvl w:ilvl="2">
+      <w:start w:val="0"/>
+      <w:numFmt w:val="bullet"/>
+      <w:lvlText w:val=""/>
+      <w:lvlJc w:val="left"/>
+      <w:pPr>
+        <w:tabs>
+          <w:tab w:val="num" w:pos="0"/>
+        </w:tabs>
+        <w:ind w:left="2160" w:hanging="360"/>
+      </w:pPr>
+      <w:rPr>
+        <w:rFonts w:ascii="Wingdings" w:hAnsi="Wingdings" w:cs="Wingdings" w:hint="default"/>
+      </w:rPr>
+    </w:lvl>
+    <w:lvl w:ilvl="3">
+      <w:start w:val="0"/>
+      <w:numFmt w:val="bullet"/>
+      <w:lvlText w:val=""/>
+      <w:lvlJc w:val="left"/>
+      <w:pPr>
+        <w:tabs>
+          <w:tab w:val="num" w:pos="0"/>
+        </w:tabs>
+        <w:ind w:left="2880" w:hanging="360"/>
+      </w:pPr>
+      <w:rPr>
+        <w:rFonts w:ascii="Symbol" w:hAnsi="Symbol" w:cs="Symbol" w:hint="default"/>
+      </w:rPr>
+    </w:lvl>
+    <w:lvl w:ilvl="4">
+      <w:start w:val="0"/>
+      <w:numFmt w:val="bullet"/>
+      <w:lvlText w:val="o"/>
+      <w:lvlJc w:val="left"/>
+      <w:pPr>
+        <w:tabs>
+          <w:tab w:val="num" w:pos="0"/>
+        </w:tabs>
+        <w:ind w:left="3600" w:hanging="360"/>
+      </w:pPr>
+      <w:rPr>
+        <w:rFonts w:ascii="Courier New" w:hAnsi="Courier New" w:cs="Courier New" w:hint="default"/>
+      </w:rPr>
+    </w:lvl>
+    <w:lvl w:ilvl="5">
+      <w:start w:val="0"/>
+      <w:numFmt w:val="bullet"/>
+      <w:lvlText w:val=""/>
+      <w:lvlJc w:val="left"/>
+      <w:pPr>
+        <w:tabs>
+          <w:tab w:val="num" w:pos="0"/>
+        </w:tabs>
+        <w:ind w:left="4320" w:hanging="360"/>
+      </w:pPr>
+      <w:rPr>
+        <w:rFonts w:ascii="Wingdings" w:hAnsi="Wingdings" w:cs="Wingdings" w:hint="default"/>
+      </w:rPr>
+    </w:lvl>
+    <w:lvl w:ilvl="6">
+      <w:start w:val="0"/>
+      <w:numFmt w:val="bullet"/>
+      <w:lvlText w:val=""/>
+      <w:lvlJc w:val="left"/>
+      <w:pPr>
+        <w:tabs>
+          <w:tab w:val="num" w:pos="0"/>
+        </w:tabs>
+        <w:ind w:left="5040" w:hanging="360"/>
+      </w:pPr>
+      <w:rPr>
+        <w:rFonts w:ascii="Symbol" w:hAnsi="Symbol" w:cs="Symbol" w:hint="default"/>
+      </w:rPr>
+    </w:lvl>
+    <w:lvl w:ilvl="7">
+      <w:start w:val="0"/>
+      <w:numFmt w:val="bullet"/>
+      <w:lvlText w:val="o"/>
+      <w:lvlJc w:val="left"/>
+      <w:pPr>
+        <w:tabs>
+          <w:tab w:val="num" w:pos="0"/>
+        </w:tabs>
+        <w:ind w:left="5760" w:hanging="360"/>
+      </w:pPr>
+      <w:rPr>
+        <w:rFonts w:ascii="Courier New" w:hAnsi="Courier New" w:cs="Courier New" w:hint="default"/>
+      </w:rPr>
+    </w:lvl>
+    <w:lvl w:ilvl="8">
+      <w:start w:val="0"/>
+      <w:numFmt w:val="bullet"/>
+      <w:lvlText w:val=""/>
+      <w:lvlJc w:val="left"/>
+      <w:pPr>
+        <w:tabs>
+          <w:tab w:val="num" w:pos="0"/>
+        </w:tabs>
+        <w:ind w:left="6480" w:hanging="360"/>
+      </w:pPr>
+      <w:rPr>
+        <w:rFonts w:ascii="Wingdings" w:hAnsi="Wingdings" w:cs="Wingdings" w:hint="default"/>
+      </w:rPr>
+    </w:lvl>
+  </w:abstractNum>
+  <w:abstractNum w:abstractNumId="8">
     <w:lvl w:ilvl="0">
       <w:start w:val="8"/>
       <w:numFmt w:val="decimal"/>
       <w:lvlText w:val="%1."/>
       <w:lvlJc w:val="left"/>
       <w:pPr>
+        <w:tabs>
+          <w:tab w:val="num" w:pos="0"/>
+        </w:tabs>
         <w:ind w:left="720" w:hanging="360"/>
       </w:pPr>
+      <w:rPr/>
     </w:lvl>
     <w:lvl w:ilvl="1">
       <w:start w:val="8"/>
@@ -1560,8 +2959,12 @@
       <w:lvlText w:val="%2."/>
       <w:lvlJc w:val="left"/>
       <w:pPr>
+        <w:tabs>
+          <w:tab w:val="num" w:pos="0"/>
+        </w:tabs>
         <w:ind w:left="1440" w:hanging="360"/>
       </w:pPr>
+      <w:rPr/>
     </w:lvl>
     <w:lvl w:ilvl="2">
       <w:start w:val="8"/>
@@ -1569,8 +2972,12 @@
       <w:lvlText w:val="%3."/>
       <w:lvlJc w:val="left"/>
       <w:pPr>
+        <w:tabs>
+          <w:tab w:val="num" w:pos="0"/>
+        </w:tabs>
         <w:ind w:left="2160" w:hanging="360"/>
       </w:pPr>
+      <w:rPr/>
     </w:lvl>
     <w:lvl w:ilvl="3">
       <w:start w:val="8"/>
@@ -1578,8 +2985,12 @@
       <w:lvlText w:val="%4."/>
       <w:lvlJc w:val="left"/>
       <w:pPr>
+        <w:tabs>
+          <w:tab w:val="num" w:pos="0"/>
+        </w:tabs>
         <w:ind w:left="2880" w:hanging="360"/>
       </w:pPr>
+      <w:rPr/>
     </w:lvl>
     <w:lvl w:ilvl="4">
       <w:start w:val="8"/>
@@ -1587,8 +2998,12 @@
       <w:lvlText w:val="%5."/>
       <w:lvlJc w:val="left"/>
       <w:pPr>
+        <w:tabs>
+          <w:tab w:val="num" w:pos="0"/>
+        </w:tabs>
         <w:ind w:left="3600" w:hanging="360"/>
       </w:pPr>
+      <w:rPr/>
     </w:lvl>
     <w:lvl w:ilvl="5">
       <w:start w:val="8"/>
@@ -1596,8 +3011,12 @@
       <w:lvlText w:val="%6."/>
       <w:lvlJc w:val="left"/>
       <w:pPr>
+        <w:tabs>
+          <w:tab w:val="num" w:pos="0"/>
+        </w:tabs>
         <w:ind w:left="4320" w:hanging="360"/>
       </w:pPr>
+      <w:rPr/>
     </w:lvl>
     <w:lvl w:ilvl="6">
       <w:start w:val="8"/>
@@ -1605,8 +3024,12 @@
       <w:lvlText w:val="%7."/>
       <w:lvlJc w:val="left"/>
       <w:pPr>
+        <w:tabs>
+          <w:tab w:val="num" w:pos="0"/>
+        </w:tabs>
         <w:ind w:left="5040" w:hanging="360"/>
       </w:pPr>
+      <w:rPr/>
     </w:lvl>
     <w:lvl w:ilvl="7">
       <w:start w:val="8"/>
@@ -1614,8 +3037,12 @@
       <w:lvlText w:val="%8."/>
       <w:lvlJc w:val="left"/>
       <w:pPr>
+        <w:tabs>
+          <w:tab w:val="num" w:pos="0"/>
+        </w:tabs>
         <w:ind w:left="5760" w:hanging="360"/>
       </w:pPr>
+      <w:rPr/>
     </w:lvl>
     <w:lvl w:ilvl="8">
       <w:start w:val="8"/>
@@ -1623,354 +3050,523 @@
       <w:lvlText w:val="%9."/>
       <w:lvlJc w:val="left"/>
       <w:pPr>
+        <w:tabs>
+          <w:tab w:val="num" w:pos="0"/>
+        </w:tabs>
         <w:ind w:left="6480" w:hanging="360"/>
       </w:pPr>
+      <w:rPr/>
     </w:lvl>
   </w:abstractNum>
-  <w:num w:numId="1000">
-    <w:abstractNumId w:val="990"/>
+  <w:abstractNum w:abstractNumId="9">
+    <w:lvl w:ilvl="0">
+      <w:numFmt w:val="bullet"/>
+      <w:lvlText w:val=""/>
+      <w:lvlJc w:val="left"/>
+      <w:pPr>
+        <w:tabs>
+          <w:tab w:val="num" w:pos="0"/>
+        </w:tabs>
+        <w:ind w:left="720" w:hanging="360"/>
+      </w:pPr>
+      <w:rPr>
+        <w:rFonts w:ascii="Symbol" w:hAnsi="Symbol" w:cs="Symbol" w:hint="default"/>
+      </w:rPr>
+    </w:lvl>
+    <w:lvl w:ilvl="1">
+      <w:start w:val="0"/>
+      <w:numFmt w:val="bullet"/>
+      <w:lvlText w:val="o"/>
+      <w:lvlJc w:val="left"/>
+      <w:pPr>
+        <w:tabs>
+          <w:tab w:val="num" w:pos="0"/>
+        </w:tabs>
+        <w:ind w:left="1440" w:hanging="360"/>
+      </w:pPr>
+      <w:rPr>
+        <w:rFonts w:ascii="Courier New" w:hAnsi="Courier New" w:cs="Courier New" w:hint="default"/>
+      </w:rPr>
+    </w:lvl>
+    <w:lvl w:ilvl="2">
+      <w:start w:val="0"/>
+      <w:numFmt w:val="bullet"/>
+      <w:lvlText w:val=""/>
+      <w:lvlJc w:val="left"/>
+      <w:pPr>
+        <w:tabs>
+          <w:tab w:val="num" w:pos="0"/>
+        </w:tabs>
+        <w:ind w:left="2160" w:hanging="360"/>
+      </w:pPr>
+      <w:rPr>
+        <w:rFonts w:ascii="Wingdings" w:hAnsi="Wingdings" w:cs="Wingdings" w:hint="default"/>
+      </w:rPr>
+    </w:lvl>
+    <w:lvl w:ilvl="3">
+      <w:start w:val="0"/>
+      <w:numFmt w:val="bullet"/>
+      <w:lvlText w:val=""/>
+      <w:lvlJc w:val="left"/>
+      <w:pPr>
+        <w:tabs>
+          <w:tab w:val="num" w:pos="0"/>
+        </w:tabs>
+        <w:ind w:left="2880" w:hanging="360"/>
+      </w:pPr>
+      <w:rPr>
+        <w:rFonts w:ascii="Symbol" w:hAnsi="Symbol" w:cs="Symbol" w:hint="default"/>
+      </w:rPr>
+    </w:lvl>
+    <w:lvl w:ilvl="4">
+      <w:start w:val="0"/>
+      <w:numFmt w:val="bullet"/>
+      <w:lvlText w:val="o"/>
+      <w:lvlJc w:val="left"/>
+      <w:pPr>
+        <w:tabs>
+          <w:tab w:val="num" w:pos="0"/>
+        </w:tabs>
+        <w:ind w:left="3600" w:hanging="360"/>
+      </w:pPr>
+      <w:rPr>
+        <w:rFonts w:ascii="Courier New" w:hAnsi="Courier New" w:cs="Courier New" w:hint="default"/>
+      </w:rPr>
+    </w:lvl>
+    <w:lvl w:ilvl="5">
+      <w:start w:val="0"/>
+      <w:numFmt w:val="bullet"/>
+      <w:lvlText w:val=""/>
+      <w:lvlJc w:val="left"/>
+      <w:pPr>
+        <w:tabs>
+          <w:tab w:val="num" w:pos="0"/>
+        </w:tabs>
+        <w:ind w:left="4320" w:hanging="360"/>
+      </w:pPr>
+      <w:rPr>
+        <w:rFonts w:ascii="Wingdings" w:hAnsi="Wingdings" w:cs="Wingdings" w:hint="default"/>
+      </w:rPr>
+    </w:lvl>
+    <w:lvl w:ilvl="6">
+      <w:start w:val="0"/>
+      <w:numFmt w:val="bullet"/>
+      <w:lvlText w:val=""/>
+      <w:lvlJc w:val="left"/>
+      <w:pPr>
+        <w:tabs>
+          <w:tab w:val="num" w:pos="0"/>
+        </w:tabs>
+        <w:ind w:left="5040" w:hanging="360"/>
+      </w:pPr>
+      <w:rPr>
+        <w:rFonts w:ascii="Symbol" w:hAnsi="Symbol" w:cs="Symbol" w:hint="default"/>
+      </w:rPr>
+    </w:lvl>
+    <w:lvl w:ilvl="7">
+      <w:start w:val="0"/>
+      <w:numFmt w:val="bullet"/>
+      <w:lvlText w:val="o"/>
+      <w:lvlJc w:val="left"/>
+      <w:pPr>
+        <w:tabs>
+          <w:tab w:val="num" w:pos="0"/>
+        </w:tabs>
+        <w:ind w:left="5760" w:hanging="360"/>
+      </w:pPr>
+      <w:rPr>
+        <w:rFonts w:ascii="Courier New" w:hAnsi="Courier New" w:cs="Courier New" w:hint="default"/>
+      </w:rPr>
+    </w:lvl>
+    <w:lvl w:ilvl="8">
+      <w:start w:val="0"/>
+      <w:numFmt w:val="bullet"/>
+      <w:lvlText w:val=""/>
+      <w:lvlJc w:val="left"/>
+      <w:pPr>
+        <w:tabs>
+          <w:tab w:val="num" w:pos="0"/>
+        </w:tabs>
+        <w:ind w:left="6480" w:hanging="360"/>
+      </w:pPr>
+      <w:rPr>
+        <w:rFonts w:ascii="Wingdings" w:hAnsi="Wingdings" w:cs="Wingdings" w:hint="default"/>
+      </w:rPr>
+    </w:lvl>
+  </w:abstractNum>
+  <w:abstractNum w:abstractNumId="10">
+    <w:lvl w:ilvl="0">
+      <w:numFmt w:val="bullet"/>
+      <w:lvlText w:val=""/>
+      <w:lvlJc w:val="left"/>
+      <w:pPr>
+        <w:tabs>
+          <w:tab w:val="num" w:pos="0"/>
+        </w:tabs>
+        <w:ind w:left="720" w:hanging="360"/>
+      </w:pPr>
+      <w:rPr>
+        <w:rFonts w:ascii="Symbol" w:hAnsi="Symbol" w:cs="Symbol" w:hint="default"/>
+      </w:rPr>
+    </w:lvl>
+    <w:lvl w:ilvl="1">
+      <w:start w:val="0"/>
+      <w:numFmt w:val="bullet"/>
+      <w:lvlText w:val="o"/>
+      <w:lvlJc w:val="left"/>
+      <w:pPr>
+        <w:tabs>
+          <w:tab w:val="num" w:pos="0"/>
+        </w:tabs>
+        <w:ind w:left="1440" w:hanging="360"/>
+      </w:pPr>
+      <w:rPr>
+        <w:rFonts w:ascii="Courier New" w:hAnsi="Courier New" w:cs="Courier New" w:hint="default"/>
+      </w:rPr>
+    </w:lvl>
+    <w:lvl w:ilvl="2">
+      <w:start w:val="0"/>
+      <w:numFmt w:val="bullet"/>
+      <w:lvlText w:val=""/>
+      <w:lvlJc w:val="left"/>
+      <w:pPr>
+        <w:tabs>
+          <w:tab w:val="num" w:pos="0"/>
+        </w:tabs>
+        <w:ind w:left="2160" w:hanging="360"/>
+      </w:pPr>
+      <w:rPr>
+        <w:rFonts w:ascii="Wingdings" w:hAnsi="Wingdings" w:cs="Wingdings" w:hint="default"/>
+      </w:rPr>
+    </w:lvl>
+    <w:lvl w:ilvl="3">
+      <w:start w:val="0"/>
+      <w:numFmt w:val="bullet"/>
+      <w:lvlText w:val=""/>
+      <w:lvlJc w:val="left"/>
+      <w:pPr>
+        <w:tabs>
+          <w:tab w:val="num" w:pos="0"/>
+        </w:tabs>
+        <w:ind w:left="2880" w:hanging="360"/>
+      </w:pPr>
+      <w:rPr>
+        <w:rFonts w:ascii="Symbol" w:hAnsi="Symbol" w:cs="Symbol" w:hint="default"/>
+      </w:rPr>
+    </w:lvl>
+    <w:lvl w:ilvl="4">
+      <w:start w:val="0"/>
+      <w:numFmt w:val="bullet"/>
+      <w:lvlText w:val="o"/>
+      <w:lvlJc w:val="left"/>
+      <w:pPr>
+        <w:tabs>
+          <w:tab w:val="num" w:pos="0"/>
+        </w:tabs>
+        <w:ind w:left="3600" w:hanging="360"/>
+      </w:pPr>
+      <w:rPr>
+        <w:rFonts w:ascii="Courier New" w:hAnsi="Courier New" w:cs="Courier New" w:hint="default"/>
+      </w:rPr>
+    </w:lvl>
+    <w:lvl w:ilvl="5">
+      <w:start w:val="0"/>
+      <w:numFmt w:val="bullet"/>
+      <w:lvlText w:val=""/>
+      <w:lvlJc w:val="left"/>
+      <w:pPr>
+        <w:tabs>
+          <w:tab w:val="num" w:pos="0"/>
+        </w:tabs>
+        <w:ind w:left="4320" w:hanging="360"/>
+      </w:pPr>
+      <w:rPr>
+        <w:rFonts w:ascii="Wingdings" w:hAnsi="Wingdings" w:cs="Wingdings" w:hint="default"/>
+      </w:rPr>
+    </w:lvl>
+    <w:lvl w:ilvl="6">
+      <w:start w:val="0"/>
+      <w:numFmt w:val="bullet"/>
+      <w:lvlText w:val=""/>
+      <w:lvlJc w:val="left"/>
+      <w:pPr>
+        <w:tabs>
+          <w:tab w:val="num" w:pos="0"/>
+        </w:tabs>
+        <w:ind w:left="5040" w:hanging="360"/>
+      </w:pPr>
+      <w:rPr>
+        <w:rFonts w:ascii="Symbol" w:hAnsi="Symbol" w:cs="Symbol" w:hint="default"/>
+      </w:rPr>
+    </w:lvl>
+    <w:lvl w:ilvl="7">
+      <w:start w:val="0"/>
+      <w:numFmt w:val="bullet"/>
+      <w:lvlText w:val="o"/>
+      <w:lvlJc w:val="left"/>
+      <w:pPr>
+        <w:tabs>
+          <w:tab w:val="num" w:pos="0"/>
+        </w:tabs>
+        <w:ind w:left="5760" w:hanging="360"/>
+      </w:pPr>
+      <w:rPr>
+        <w:rFonts w:ascii="Courier New" w:hAnsi="Courier New" w:cs="Courier New" w:hint="default"/>
+      </w:rPr>
+    </w:lvl>
+    <w:lvl w:ilvl="8">
+      <w:start w:val="0"/>
+      <w:numFmt w:val="bullet"/>
+      <w:lvlText w:val=""/>
+      <w:lvlJc w:val="left"/>
+      <w:pPr>
+        <w:tabs>
+          <w:tab w:val="num" w:pos="0"/>
+        </w:tabs>
+        <w:ind w:left="6480" w:hanging="360"/>
+      </w:pPr>
+      <w:rPr>
+        <w:rFonts w:ascii="Wingdings" w:hAnsi="Wingdings" w:cs="Wingdings" w:hint="default"/>
+      </w:rPr>
+    </w:lvl>
+  </w:abstractNum>
+  <w:abstractNum w:abstractNumId="11">
+    <w:lvl w:ilvl="0">
+      <w:start w:val="1"/>
+      <w:numFmt w:val="none"/>
+      <w:suff w:val="nothing"/>
+      <w:lvlText w:val=""/>
+      <w:lvlJc w:val="left"/>
+      <w:pPr>
+        <w:tabs>
+          <w:tab w:val="num" w:pos="0"/>
+        </w:tabs>
+        <w:ind w:left="0" w:hanging="0"/>
+      </w:pPr>
+    </w:lvl>
+    <w:lvl w:ilvl="1">
+      <w:start w:val="1"/>
+      <w:numFmt w:val="none"/>
+      <w:suff w:val="nothing"/>
+      <w:lvlText w:val=""/>
+      <w:lvlJc w:val="left"/>
+      <w:pPr>
+        <w:tabs>
+          <w:tab w:val="num" w:pos="0"/>
+        </w:tabs>
+        <w:ind w:left="0" w:hanging="0"/>
+      </w:pPr>
+    </w:lvl>
+    <w:lvl w:ilvl="2">
+      <w:start w:val="1"/>
+      <w:numFmt w:val="none"/>
+      <w:suff w:val="nothing"/>
+      <w:lvlText w:val=""/>
+      <w:lvlJc w:val="left"/>
+      <w:pPr>
+        <w:tabs>
+          <w:tab w:val="num" w:pos="0"/>
+        </w:tabs>
+        <w:ind w:left="0" w:hanging="0"/>
+      </w:pPr>
+    </w:lvl>
+    <w:lvl w:ilvl="3">
+      <w:start w:val="1"/>
+      <w:numFmt w:val="none"/>
+      <w:suff w:val="nothing"/>
+      <w:lvlText w:val=""/>
+      <w:lvlJc w:val="left"/>
+      <w:pPr>
+        <w:tabs>
+          <w:tab w:val="num" w:pos="0"/>
+        </w:tabs>
+        <w:ind w:left="0" w:hanging="0"/>
+      </w:pPr>
+    </w:lvl>
+    <w:lvl w:ilvl="4">
+      <w:start w:val="1"/>
+      <w:numFmt w:val="none"/>
+      <w:suff w:val="nothing"/>
+      <w:lvlText w:val=""/>
+      <w:lvlJc w:val="left"/>
+      <w:pPr>
+        <w:tabs>
+          <w:tab w:val="num" w:pos="0"/>
+        </w:tabs>
+        <w:ind w:left="0" w:hanging="0"/>
+      </w:pPr>
+    </w:lvl>
+    <w:lvl w:ilvl="5">
+      <w:start w:val="1"/>
+      <w:numFmt w:val="none"/>
+      <w:suff w:val="nothing"/>
+      <w:lvlText w:val=""/>
+      <w:lvlJc w:val="left"/>
+      <w:pPr>
+        <w:tabs>
+          <w:tab w:val="num" w:pos="0"/>
+        </w:tabs>
+        <w:ind w:left="0" w:hanging="0"/>
+      </w:pPr>
+    </w:lvl>
+    <w:lvl w:ilvl="6">
+      <w:start w:val="1"/>
+      <w:numFmt w:val="none"/>
+      <w:suff w:val="nothing"/>
+      <w:lvlText w:val=""/>
+      <w:lvlJc w:val="left"/>
+      <w:pPr>
+        <w:tabs>
+          <w:tab w:val="num" w:pos="0"/>
+        </w:tabs>
+        <w:ind w:left="0" w:hanging="0"/>
+      </w:pPr>
+    </w:lvl>
+    <w:lvl w:ilvl="7">
+      <w:start w:val="1"/>
+      <w:numFmt w:val="none"/>
+      <w:suff w:val="nothing"/>
+      <w:lvlText w:val=""/>
+      <w:lvlJc w:val="left"/>
+      <w:pPr>
+        <w:tabs>
+          <w:tab w:val="num" w:pos="0"/>
+        </w:tabs>
+        <w:ind w:left="0" w:hanging="0"/>
+      </w:pPr>
+    </w:lvl>
+    <w:lvl w:ilvl="8">
+      <w:start w:val="1"/>
+      <w:numFmt w:val="none"/>
+      <w:suff w:val="nothing"/>
+      <w:lvlText w:val=""/>
+      <w:lvlJc w:val="left"/>
+      <w:pPr>
+        <w:tabs>
+          <w:tab w:val="num" w:pos="0"/>
+        </w:tabs>
+        <w:ind w:left="0" w:hanging="0"/>
+      </w:pPr>
+    </w:lvl>
+  </w:abstractNum>
+  <w:num w:numId="1">
+    <w:abstractNumId w:val="1"/>
   </w:num>
-  <w:num w:numId="1001">
-    <w:abstractNumId w:val="991"/>
+  <w:num w:numId="2">
+    <w:abstractNumId w:val="2"/>
   </w:num>
-  <w:num w:numId="1002">
-    <w:abstractNumId w:val="991"/>
+  <w:num w:numId="3">
+    <w:abstractNumId w:val="3"/>
   </w:num>
-  <w:num w:numId="1003">
-    <w:abstractNumId w:val="991"/>
+  <w:num w:numId="4">
+    <w:abstractNumId w:val="4"/>
   </w:num>
-  <w:num w:numId="1004">
-    <w:abstractNumId w:val="99411"/>
+  <w:num w:numId="5">
+    <w:abstractNumId w:val="5"/>
+  </w:num>
+  <w:num w:numId="6">
+    <w:abstractNumId w:val="6"/>
+  </w:num>
+  <w:num w:numId="7">
+    <w:abstractNumId w:val="7"/>
+  </w:num>
+  <w:num w:numId="8">
+    <w:abstractNumId w:val="8"/>
+  </w:num>
+  <w:num w:numId="9">
+    <w:abstractNumId w:val="9"/>
+  </w:num>
+  <w:num w:numId="10">
+    <w:abstractNumId w:val="10"/>
+  </w:num>
+  <w:num w:numId="11">
+    <w:abstractNumId w:val="11"/>
+  </w:num>
+  <w:num w:numId="12">
+    <w:abstractNumId w:val="4"/>
     <w:lvlOverride w:ilvl="0">
       <w:startOverride w:val="1"/>
     </w:lvlOverride>
-    <w:lvlOverride w:ilvl="1">
-      <w:startOverride w:val="1"/>
-    </w:lvlOverride>
-    <w:lvlOverride w:ilvl="2">
-      <w:startOverride w:val="1"/>
-    </w:lvlOverride>
-    <w:lvlOverride w:ilvl="3">
-      <w:startOverride w:val="1"/>
-    </w:lvlOverride>
-    <w:lvlOverride w:ilvl="4">
-      <w:startOverride w:val="1"/>
-    </w:lvlOverride>
-    <w:lvlOverride w:ilvl="5">
-      <w:startOverride w:val="1"/>
-    </w:lvlOverride>
-    <w:lvlOverride w:ilvl="6">
-      <w:startOverride w:val="1"/>
-    </w:lvlOverride>
-    <w:lvlOverride w:ilvl="7">
-      <w:startOverride w:val="1"/>
-    </w:lvlOverride>
-    <w:lvlOverride w:ilvl="8">
-      <w:startOverride w:val="1"/>
-    </w:lvlOverride>
   </w:num>
-  <w:num w:numId="1005">
-    <w:abstractNumId w:val="99412"/>
+  <w:num w:numId="13">
+    <w:abstractNumId w:val="5"/>
     <w:lvlOverride w:ilvl="0">
       <w:startOverride w:val="2"/>
     </w:lvlOverride>
-    <w:lvlOverride w:ilvl="1">
-      <w:startOverride w:val="2"/>
-    </w:lvlOverride>
-    <w:lvlOverride w:ilvl="2">
-      <w:startOverride w:val="2"/>
-    </w:lvlOverride>
-    <w:lvlOverride w:ilvl="3">
-      <w:startOverride w:val="2"/>
-    </w:lvlOverride>
-    <w:lvlOverride w:ilvl="4">
-      <w:startOverride w:val="2"/>
-    </w:lvlOverride>
-    <w:lvlOverride w:ilvl="5">
-      <w:startOverride w:val="2"/>
-    </w:lvlOverride>
-    <w:lvlOverride w:ilvl="6">
-      <w:startOverride w:val="2"/>
-    </w:lvlOverride>
-    <w:lvlOverride w:ilvl="7">
-      <w:startOverride w:val="2"/>
-    </w:lvlOverride>
-    <w:lvlOverride w:ilvl="8">
-      <w:startOverride w:val="2"/>
-    </w:lvlOverride>
   </w:num>
-  <w:num w:numId="1006">
-    <w:abstractNumId w:val="99417"/>
+  <w:num w:numId="14">
+    <w:abstractNumId w:val="6"/>
     <w:lvlOverride w:ilvl="0">
       <w:startOverride w:val="7"/>
     </w:lvlOverride>
-    <w:lvlOverride w:ilvl="1">
-      <w:startOverride w:val="7"/>
-    </w:lvlOverride>
-    <w:lvlOverride w:ilvl="2">
-      <w:startOverride w:val="7"/>
-    </w:lvlOverride>
-    <w:lvlOverride w:ilvl="3">
-      <w:startOverride w:val="7"/>
-    </w:lvlOverride>
-    <w:lvlOverride w:ilvl="4">
-      <w:startOverride w:val="7"/>
-    </w:lvlOverride>
-    <w:lvlOverride w:ilvl="5">
-      <w:startOverride w:val="7"/>
-    </w:lvlOverride>
-    <w:lvlOverride w:ilvl="6">
-      <w:startOverride w:val="7"/>
-    </w:lvlOverride>
-    <w:lvlOverride w:ilvl="7">
-      <w:startOverride w:val="7"/>
-    </w:lvlOverride>
-    <w:lvlOverride w:ilvl="8">
-      <w:startOverride w:val="7"/>
-    </w:lvlOverride>
   </w:num>
-  <w:num w:numId="1007">
-    <w:abstractNumId w:val="991"/>
-  </w:num>
-  <w:num w:numId="1008">
-    <w:abstractNumId w:val="99418"/>
+  <w:num w:numId="15">
+    <w:abstractNumId w:val="8"/>
     <w:lvlOverride w:ilvl="0">
       <w:startOverride w:val="8"/>
     </w:lvlOverride>
-    <w:lvlOverride w:ilvl="1">
-      <w:startOverride w:val="8"/>
-    </w:lvlOverride>
-    <w:lvlOverride w:ilvl="2">
-      <w:startOverride w:val="8"/>
-    </w:lvlOverride>
-    <w:lvlOverride w:ilvl="3">
-      <w:startOverride w:val="8"/>
-    </w:lvlOverride>
-    <w:lvlOverride w:ilvl="4">
-      <w:startOverride w:val="8"/>
-    </w:lvlOverride>
-    <w:lvlOverride w:ilvl="5">
-      <w:startOverride w:val="8"/>
-    </w:lvlOverride>
-    <w:lvlOverride w:ilvl="6">
-      <w:startOverride w:val="8"/>
-    </w:lvlOverride>
-    <w:lvlOverride w:ilvl="7">
-      <w:startOverride w:val="8"/>
-    </w:lvlOverride>
-    <w:lvlOverride w:ilvl="8">
-      <w:startOverride w:val="8"/>
-    </w:lvlOverride>
-  </w:num>
-  <w:num w:numId="1009">
-    <w:abstractNumId w:val="991"/>
-  </w:num>
-  <w:num w:numId="1010">
-    <w:abstractNumId w:val="991"/>
   </w:num>
 </w:numbering>
 </file>
 
 <file path=word/styles.xml><?xml version="1.0" encoding="utf-8"?>
-<w:styles xmlns:r="http://schemas.openxmlformats.org/officeDocument/2006/relationships" xmlns:w="http://schemas.openxmlformats.org/wordprocessingml/2006/main">
+<w:styles xmlns:w="http://schemas.openxmlformats.org/wordprocessingml/2006/main" xmlns:w14="http://schemas.microsoft.com/office/word/2010/wordml" xmlns:mc="http://schemas.openxmlformats.org/markup-compatibility/2006" mc:Ignorable="w14">
   <w:docDefaults>
     <w:rPrDefault>
       <w:rPr>
-        <w:rFonts w:asciiTheme="minorHAnsi" w:cstheme="minorBidi" w:eastAsiaTheme="minorEastAsia" w:hAnsiTheme="minorHAnsi"/>
+        <w:rFonts w:ascii="Aptos" w:hAnsi="Aptos" w:eastAsia="" w:cs="" w:asciiTheme="minorHAnsi" w:cstheme="minorBidi" w:eastAsiaTheme="minorEastAsia" w:hAnsiTheme="minorHAnsi"/>
         <w:sz w:val="24"/>
         <w:szCs w:val="24"/>
-        <w:lang w:bidi="ar-SA" w:eastAsia="zh-CN" w:val="en-US"/>
+        <w:lang w:val="en-US" w:eastAsia="zh-CN" w:bidi="ar-SA"/>
       </w:rPr>
     </w:rPrDefault>
     <w:pPrDefault>
       <w:pPr>
-        <w:spacing w:after="200"/>
+        <w:suppressAutoHyphens w:val="true"/>
       </w:pPr>
     </w:pPrDefault>
   </w:docDefaults>
-  <w:latentStyles w:count="276" w:defLockedState="0" w:defQFormat="0" w:defSemiHidden="0" w:defUIPriority="0" w:defUnhideWhenUsed="0"/>
-  <w:style w:default="1" w:styleId="Normal" w:type="paragraph">
+  <w:latentStyles w:defLockedState="0" w:defUIPriority="0" w:defSemiHidden="0" w:defUnhideWhenUsed="0" w:defQFormat="0" w:count="276"/>
+  <w:style w:type="paragraph" w:styleId="Normal" w:default="1">
     <w:name w:val="Normal"/>
     <w:qFormat/>
-  </w:style>
-  <w:style w:styleId="BodyText" w:type="paragraph">
-    <w:name w:val="Body Text"/>
-    <w:basedOn w:val="Normal"/>
-    <w:link w:val="BodyTextChar"/>
-    <w:qFormat/>
     <w:pPr>
-      <w:spacing w:after="180" w:before="180"/>
+      <w:widowControl/>
+      <w:bidi w:val="0"/>
+      <w:spacing w:before="0" w:after="200"/>
+      <w:jc w:val="left"/>
     </w:pPr>
-  </w:style>
-  <w:style w:customStyle="1" w:styleId="FirstParagraph" w:type="paragraph">
-    <w:name w:val="First Paragraph"/>
-    <w:basedOn w:val="BodyText"/>
-    <w:next w:val="BodyText"/>
-    <w:qFormat/>
-  </w:style>
-  <w:style w:customStyle="1" w:styleId="Compact" w:type="paragraph">
-    <w:name w:val="Compact"/>
-    <w:basedOn w:val="BodyText"/>
-    <w:qFormat/>
-    <w:pPr>
-      <w:spacing w:after="36" w:before="36"/>
-    </w:pPr>
-  </w:style>
-  <w:style w:styleId="Title" w:type="paragraph">
-    <w:name w:val="Title"/>
-    <w:basedOn w:val="Normal"/>
-    <w:next w:val="BodyText"/>
-    <w:link w:val="TitleChar"/>
-    <w:uiPriority w:val="10"/>
-    <w:qFormat/>
-    <w:rsid w:val="00A10FD9"/>
-    <w:pPr>
-      <w:spacing w:after="80" w:line="240" w:lineRule="auto"/>
-      <w:contextualSpacing/>
-      <w:jc w:val="center"/>
-    </w:pPr>
-    <w:rPr>
-      <w:rFonts w:asciiTheme="majorHAnsi" w:cstheme="majorBidi" w:eastAsiaTheme="majorEastAsia" w:hAnsiTheme="majorHAnsi"/>
-      <w:sz w:val="56"/>
-      <w:szCs w:val="56"/>
-    </w:rPr>
-  </w:style>
-  <w:style w:customStyle="1" w:styleId="TitleChar" w:type="character">
-    <w:name w:val="Title Char"/>
-    <w:basedOn w:val="DefaultParagraphFont"/>
-    <w:link w:val="Title"/>
-    <w:uiPriority w:val="10"/>
-    <w:rsid w:val="00A10FD9"/>
-    <w:rPr>
-      <w:rFonts w:asciiTheme="majorHAnsi" w:cstheme="majorBidi" w:eastAsiaTheme="majorEastAsia" w:hAnsiTheme="majorHAnsi"/>
-      <w:sz w:val="56"/>
-      <w:szCs w:val="56"/>
-    </w:rPr>
-  </w:style>
-  <w:style w:styleId="Subtitle" w:type="paragraph">
-    <w:name w:val="Subtitle"/>
-    <w:basedOn w:val="Title"/>
-    <w:next w:val="BodyText"/>
-    <w:link w:val="SubtitleChar"/>
-    <w:uiPriority w:val="11"/>
-    <w:qFormat/>
-    <w:rsid w:val="00A10FD9"/>
-    <w:pPr>
-      <w:numPr>
-        <w:ilvl w:val="1"/>
-      </w:numPr>
-    </w:pPr>
-    <w:rPr>
-      <w:rFonts w:cstheme="majorBidi" w:eastAsiaTheme="majorEastAsia"/>
-      <w:spacing w:val="15"/>
-      <w:sz w:val="28"/>
-      <w:szCs w:val="28"/>
-    </w:rPr>
-  </w:style>
-  <w:style w:customStyle="1" w:styleId="SubtitleChar" w:type="character">
-    <w:name w:val="Subtitle Char"/>
-    <w:basedOn w:val="DefaultParagraphFont"/>
-    <w:link w:val="Subtitle"/>
-    <w:uiPriority w:val="11"/>
-    <w:rsid w:val="00A10FD9"/>
-    <w:rPr>
-      <w:rFonts w:cstheme="majorBidi" w:eastAsiaTheme="majorEastAsia"/>
-      <w:color w:themeColor="text1" w:themeTint="A6" w:val="595959"/>
-      <w:spacing w:val="15"/>
-      <w:sz w:val="28"/>
-      <w:szCs w:val="28"/>
-    </w:rPr>
-  </w:style>
-  <w:style w:customStyle="1" w:styleId="Author" w:type="paragraph">
-    <w:name w:val="Author"/>
-    <w:basedOn w:val="Title"/>
-    <w:next w:val="BodyText"/>
-    <w:qFormat/>
-    <w:pPr>
-      <w:keepNext/>
-      <w:keepLines/>
-    </w:pPr>
-    <w:rPr>
+    <w:rPr>
+      <w:rFonts w:ascii="Aptos" w:hAnsi="Aptos" w:eastAsia="" w:cs="" w:asciiTheme="minorHAnsi" w:cstheme="minorBidi" w:eastAsiaTheme="minorEastAsia" w:hAnsiTheme="minorHAnsi"/>
+      <w:color w:val="auto"/>
+      <w:kern w:val="0"/>
       <w:sz w:val="24"/>
       <w:szCs w:val="24"/>
-    </w:rPr>
-  </w:style>
-  <w:style w:styleId="Date" w:type="paragraph">
-    <w:name w:val="Date"/>
-    <w:basedOn w:val="Title"/>
-    <w:next w:val="BodyText"/>
-    <w:qFormat/>
-    <w:pPr>
-      <w:keepNext/>
-      <w:keepLines/>
-    </w:pPr>
-    <w:rPr>
-      <w:sz w:val="24"/>
-      <w:szCs w:val="24"/>
-    </w:rPr>
-  </w:style>
-  <w:style w:customStyle="1" w:styleId="AbstractTitle" w:type="paragraph">
-    <w:name w:val="Abstract Title"/>
-    <w:basedOn w:val="Normal"/>
-    <w:next w:val="Abstract"/>
-    <w:qFormat/>
-    <w:pPr>
-      <w:keepNext/>
-      <w:keepLines/>
-      <w:spacing w:after="0" w:before="300"/>
-      <w:jc w:val="center"/>
-    </w:pPr>
-    <w:rPr>
-      <w:b/>
-      <w:sz w:val="20"/>
-      <w:szCs w:val="20"/>
-    </w:rPr>
-  </w:style>
-  <w:style w:customStyle="1" w:styleId="Abstract" w:type="paragraph">
-    <w:name w:val="Abstract"/>
-    <w:basedOn w:val="Normal"/>
-    <w:next w:val="BodyText"/>
-    <w:qFormat/>
-    <w:pPr>
-      <w:keepNext/>
-      <w:keepLines/>
-      <w:spacing w:after="300" w:before="100"/>
-    </w:pPr>
-    <w:rPr>
-      <w:sz w:val="20"/>
-      <w:szCs w:val="20"/>
-    </w:rPr>
-  </w:style>
-  <w:style w:styleId="Bibliography" w:type="paragraph">
-    <w:name w:val="Bibliography"/>
-    <w:basedOn w:val="Normal"/>
-    <w:next w:val="Bibliography"/>
-    <w:qFormat/>
-    <w:pPr/>
-    <w:rPr/>
-  </w:style>
-  <w:style w:styleId="Heading1" w:type="paragraph">
+      <w:lang w:val="en-US" w:eastAsia="zh-CN" w:bidi="ar-SA"/>
+    </w:rPr>
+  </w:style>
+  <w:style w:type="paragraph" w:styleId="Heading1">
     <w:name w:val="heading 1"/>
     <w:basedOn w:val="Normal"/>
     <w:next w:val="BodyText"/>
     <w:link w:val="Heading1Char"/>
     <w:uiPriority w:val="9"/>
     <w:qFormat/>
-    <w:rsid w:val="00A10FD9"/>
+    <w:rsid w:val="00a10fd9"/>
     <w:pPr>
-      <w:keepNext/>
+      <w:keepNext w:val="true"/>
       <w:keepLines/>
-      <w:spacing w:after="80" w:before="360"/>
+      <w:spacing w:before="360" w:after="80"/>
       <w:outlineLvl w:val="0"/>
     </w:pPr>
     <w:rPr>
-      <w:rFonts w:asciiTheme="majorHAnsi" w:cstheme="majorBidi" w:eastAsiaTheme="majorEastAsia" w:hAnsiTheme="majorHAnsi"/>
-      <w:color w:themeColor="accent1" w:themeShade="BF" w:val="0F4761"/>
+      <w:rFonts w:ascii="Aptos Display" w:hAnsi="Aptos Display" w:eastAsia="" w:cs="" w:asciiTheme="majorHAnsi" w:cstheme="majorBidi" w:eastAsiaTheme="majorEastAsia" w:hAnsiTheme="majorHAnsi"/>
+      <w:color w:themeColor="accent1" w:themeShade="bf" w:val="0F4761"/>
       <w:sz w:val="40"/>
       <w:szCs w:val="40"/>
     </w:rPr>
   </w:style>
-  <w:style w:styleId="Heading2" w:type="paragraph">
+  <w:style w:type="paragraph" w:styleId="Heading2">
     <w:name w:val="heading 2"/>
     <w:basedOn w:val="Normal"/>
     <w:next w:val="BodyText"/>
@@ -1979,21 +3575,21 @@
     <w:semiHidden/>
     <w:unhideWhenUsed/>
     <w:qFormat/>
-    <w:rsid w:val="00A10FD9"/>
+    <w:rsid w:val="00a10fd9"/>
     <w:pPr>
-      <w:keepNext/>
+      <w:keepNext w:val="true"/>
       <w:keepLines/>
-      <w:spacing w:after="80" w:before="160"/>
+      <w:spacing w:before="160" w:after="80"/>
       <w:outlineLvl w:val="1"/>
     </w:pPr>
     <w:rPr>
-      <w:rFonts w:asciiTheme="majorHAnsi" w:cstheme="majorBidi" w:eastAsiaTheme="majorEastAsia" w:hAnsiTheme="majorHAnsi"/>
-      <w:color w:themeColor="accent1" w:themeShade="BF" w:val="0F4761"/>
+      <w:rFonts w:ascii="Aptos Display" w:hAnsi="Aptos Display" w:eastAsia="" w:cs="" w:asciiTheme="majorHAnsi" w:cstheme="majorBidi" w:eastAsiaTheme="majorEastAsia" w:hAnsiTheme="majorHAnsi"/>
+      <w:color w:themeColor="accent1" w:themeShade="bf" w:val="0F4761"/>
       <w:sz w:val="32"/>
       <w:szCs w:val="32"/>
     </w:rPr>
   </w:style>
-  <w:style w:styleId="Heading3" w:type="paragraph">
+  <w:style w:type="paragraph" w:styleId="Heading3">
     <w:name w:val="heading 3"/>
     <w:basedOn w:val="Normal"/>
     <w:next w:val="BodyText"/>
@@ -2002,21 +3598,21 @@
     <w:semiHidden/>
     <w:unhideWhenUsed/>
     <w:qFormat/>
-    <w:rsid w:val="00A10FD9"/>
+    <w:rsid w:val="00a10fd9"/>
     <w:pPr>
-      <w:keepNext/>
+      <w:keepNext w:val="true"/>
       <w:keepLines/>
-      <w:spacing w:after="80" w:before="160"/>
+      <w:spacing w:before="160" w:after="80"/>
       <w:outlineLvl w:val="2"/>
     </w:pPr>
     <w:rPr>
-      <w:rFonts w:cstheme="majorBidi" w:eastAsiaTheme="majorEastAsia"/>
-      <w:color w:themeColor="accent1" w:themeShade="BF" w:val="0F4761"/>
+      <w:rFonts w:eastAsia="" w:cs="" w:cstheme="majorBidi" w:eastAsiaTheme="majorEastAsia"/>
+      <w:color w:themeColor="accent1" w:themeShade="bf" w:val="0F4761"/>
       <w:sz w:val="28"/>
       <w:szCs w:val="28"/>
     </w:rPr>
   </w:style>
-  <w:style w:styleId="Heading4" w:type="paragraph">
+  <w:style w:type="paragraph" w:styleId="Heading4">
     <w:name w:val="heading 4"/>
     <w:basedOn w:val="Normal"/>
     <w:next w:val="BodyText"/>
@@ -2025,21 +3621,21 @@
     <w:semiHidden/>
     <w:unhideWhenUsed/>
     <w:qFormat/>
-    <w:rsid w:val="00A10FD9"/>
+    <w:rsid w:val="00a10fd9"/>
     <w:pPr>
-      <w:keepNext/>
+      <w:keepNext w:val="true"/>
       <w:keepLines/>
-      <w:spacing w:after="40" w:before="80"/>
+      <w:spacing w:before="80" w:after="40"/>
       <w:outlineLvl w:val="3"/>
     </w:pPr>
     <w:rPr>
-      <w:rFonts w:cstheme="majorBidi" w:eastAsiaTheme="majorEastAsia"/>
+      <w:rFonts w:eastAsia="" w:cs="" w:cstheme="majorBidi" w:eastAsiaTheme="majorEastAsia"/>
       <w:i/>
       <w:iCs/>
-      <w:color w:themeColor="accent1" w:themeShade="BF" w:val="0F4761"/>
-    </w:rPr>
-  </w:style>
-  <w:style w:styleId="Heading5" w:type="paragraph">
+      <w:color w:themeColor="accent1" w:themeShade="bf" w:val="0F4761"/>
+    </w:rPr>
+  </w:style>
+  <w:style w:type="paragraph" w:styleId="Heading5">
     <w:name w:val="heading 5"/>
     <w:basedOn w:val="Normal"/>
     <w:next w:val="BodyText"/>
@@ -2048,19 +3644,19 @@
     <w:semiHidden/>
     <w:unhideWhenUsed/>
     <w:qFormat/>
-    <w:rsid w:val="00A10FD9"/>
+    <w:rsid w:val="00a10fd9"/>
     <w:pPr>
-      <w:keepNext/>
+      <w:keepNext w:val="true"/>
       <w:keepLines/>
-      <w:spacing w:after="40" w:before="80"/>
+      <w:spacing w:before="80" w:after="40"/>
       <w:outlineLvl w:val="4"/>
     </w:pPr>
     <w:rPr>
-      <w:rFonts w:cstheme="majorBidi" w:eastAsiaTheme="majorEastAsia"/>
-      <w:color w:themeColor="accent1" w:themeShade="BF" w:val="0F4761"/>
-    </w:rPr>
-  </w:style>
-  <w:style w:styleId="Heading6" w:type="paragraph">
+      <w:rFonts w:eastAsia="" w:cs="" w:cstheme="majorBidi" w:eastAsiaTheme="majorEastAsia"/>
+      <w:color w:themeColor="accent1" w:themeShade="bf" w:val="0F4761"/>
+    </w:rPr>
+  </w:style>
+  <w:style w:type="paragraph" w:styleId="Heading6">
     <w:name w:val="heading 6"/>
     <w:basedOn w:val="Normal"/>
     <w:next w:val="BodyText"/>
@@ -2069,21 +3665,21 @@
     <w:semiHidden/>
     <w:unhideWhenUsed/>
     <w:qFormat/>
-    <w:rsid w:val="00A10FD9"/>
+    <w:rsid w:val="00a10fd9"/>
     <w:pPr>
-      <w:keepNext/>
+      <w:keepNext w:val="true"/>
       <w:keepLines/>
-      <w:spacing w:after="0" w:before="40"/>
+      <w:spacing w:before="40" w:after="0"/>
       <w:outlineLvl w:val="5"/>
     </w:pPr>
     <w:rPr>
-      <w:rFonts w:cstheme="majorBidi" w:eastAsiaTheme="majorEastAsia"/>
+      <w:rFonts w:eastAsia="" w:cs="" w:cstheme="majorBidi" w:eastAsiaTheme="majorEastAsia"/>
       <w:i/>
       <w:iCs/>
-      <w:color w:themeColor="text1" w:themeTint="A6" w:val="595959"/>
-    </w:rPr>
-  </w:style>
-  <w:style w:styleId="Heading7" w:type="paragraph">
+      <w:color w:themeColor="text1" w:themeTint="a6" w:val="595959"/>
+    </w:rPr>
+  </w:style>
+  <w:style w:type="paragraph" w:styleId="Heading7">
     <w:name w:val="heading 7"/>
     <w:basedOn w:val="Normal"/>
     <w:next w:val="BodyText"/>
@@ -2092,19 +3688,19 @@
     <w:semiHidden/>
     <w:unhideWhenUsed/>
     <w:qFormat/>
-    <w:rsid w:val="00A10FD9"/>
+    <w:rsid w:val="00a10fd9"/>
     <w:pPr>
-      <w:keepNext/>
+      <w:keepNext w:val="true"/>
       <w:keepLines/>
-      <w:spacing w:after="0" w:before="40"/>
+      <w:spacing w:before="40" w:after="0"/>
       <w:outlineLvl w:val="6"/>
     </w:pPr>
     <w:rPr>
-      <w:rFonts w:cstheme="majorBidi" w:eastAsiaTheme="majorEastAsia"/>
-      <w:color w:themeColor="text1" w:themeTint="A6" w:val="595959"/>
-    </w:rPr>
-  </w:style>
-  <w:style w:styleId="Heading8" w:type="paragraph">
+      <w:rFonts w:eastAsia="" w:cs="" w:cstheme="majorBidi" w:eastAsiaTheme="majorEastAsia"/>
+      <w:color w:themeColor="text1" w:themeTint="a6" w:val="595959"/>
+    </w:rPr>
+  </w:style>
+  <w:style w:type="paragraph" w:styleId="Heading8">
     <w:name w:val="heading 8"/>
     <w:basedOn w:val="Normal"/>
     <w:next w:val="BodyText"/>
@@ -2113,21 +3709,21 @@
     <w:semiHidden/>
     <w:unhideWhenUsed/>
     <w:qFormat/>
-    <w:rsid w:val="00A10FD9"/>
+    <w:rsid w:val="00a10fd9"/>
     <w:pPr>
-      <w:keepNext/>
+      <w:keepNext w:val="true"/>
       <w:keepLines/>
-      <w:spacing w:after="0"/>
+      <w:spacing w:before="0" w:after="0"/>
       <w:outlineLvl w:val="7"/>
     </w:pPr>
     <w:rPr>
-      <w:rFonts w:cstheme="majorBidi" w:eastAsiaTheme="majorEastAsia"/>
+      <w:rFonts w:eastAsia="" w:cs="" w:cstheme="majorBidi" w:eastAsiaTheme="majorEastAsia"/>
       <w:i/>
       <w:iCs/>
-      <w:color w:themeColor="text1" w:themeTint="D8" w:val="272727"/>
-    </w:rPr>
-  </w:style>
-  <w:style w:styleId="Heading9" w:type="paragraph">
+      <w:color w:themeColor="text1" w:themeTint="d8" w:val="272727"/>
+    </w:rPr>
+  </w:style>
+  <w:style w:type="paragraph" w:styleId="Heading9">
     <w:name w:val="heading 9"/>
     <w:basedOn w:val="Normal"/>
     <w:next w:val="BodyText"/>
@@ -2136,138 +3732,656 @@
     <w:semiHidden/>
     <w:unhideWhenUsed/>
     <w:qFormat/>
-    <w:rsid w:val="00A10FD9"/>
+    <w:rsid w:val="00a10fd9"/>
     <w:pPr>
-      <w:keepNext/>
+      <w:keepNext w:val="true"/>
       <w:keepLines/>
-      <w:spacing w:after="0"/>
+      <w:spacing w:before="0" w:after="0"/>
       <w:outlineLvl w:val="8"/>
     </w:pPr>
     <w:rPr>
-      <w:rFonts w:cstheme="majorBidi" w:eastAsiaTheme="majorEastAsia"/>
-      <w:color w:themeColor="text1" w:themeTint="D8" w:val="272727"/>
-    </w:rPr>
-  </w:style>
-  <w:style w:customStyle="1" w:styleId="Heading1Char" w:type="character">
+      <w:rFonts w:eastAsia="" w:cs="" w:cstheme="majorBidi" w:eastAsiaTheme="majorEastAsia"/>
+      <w:color w:themeColor="text1" w:themeTint="d8" w:val="272727"/>
+    </w:rPr>
+  </w:style>
+  <w:style w:type="character" w:styleId="TitleChar" w:customStyle="1">
+    <w:name w:val="Title Char"/>
+    <w:basedOn w:val="DefaultParagraphFont"/>
+    <w:link w:val="Title"/>
+    <w:uiPriority w:val="10"/>
+    <w:qFormat/>
+    <w:rsid w:val="00a10fd9"/>
+    <w:rPr>
+      <w:rFonts w:ascii="Aptos Display" w:hAnsi="Aptos Display" w:eastAsia="" w:cs="" w:asciiTheme="majorHAnsi" w:cstheme="majorBidi" w:eastAsiaTheme="majorEastAsia" w:hAnsiTheme="majorHAnsi"/>
+      <w:sz w:val="56"/>
+      <w:szCs w:val="56"/>
+    </w:rPr>
+  </w:style>
+  <w:style w:type="character" w:styleId="SubtitleChar" w:customStyle="1">
+    <w:name w:val="Subtitle Char"/>
+    <w:basedOn w:val="DefaultParagraphFont"/>
+    <w:link w:val="Subtitle"/>
+    <w:uiPriority w:val="11"/>
+    <w:qFormat/>
+    <w:rsid w:val="00a10fd9"/>
+    <w:rPr>
+      <w:rFonts w:eastAsia="" w:cs="" w:cstheme="majorBidi" w:eastAsiaTheme="majorEastAsia"/>
+      <w:color w:themeColor="text1" w:themeTint="a6" w:val="595959"/>
+      <w:spacing w:val="15"/>
+      <w:sz w:val="28"/>
+      <w:szCs w:val="28"/>
+    </w:rPr>
+  </w:style>
+  <w:style w:type="character" w:styleId="Heading1Char" w:customStyle="1">
     <w:name w:val="Heading 1 Char"/>
     <w:basedOn w:val="DefaultParagraphFont"/>
     <w:link w:val="Heading1"/>
     <w:uiPriority w:val="9"/>
-    <w:rsid w:val="00A10FD9"/>
-    <w:rPr>
-      <w:rFonts w:asciiTheme="majorHAnsi" w:cstheme="majorBidi" w:eastAsiaTheme="majorEastAsia" w:hAnsiTheme="majorHAnsi"/>
-      <w:color w:themeColor="accent1" w:themeShade="BF" w:val="0F4761"/>
+    <w:qFormat/>
+    <w:rsid w:val="00a10fd9"/>
+    <w:rPr>
+      <w:rFonts w:ascii="Aptos Display" w:hAnsi="Aptos Display" w:eastAsia="" w:cs="" w:asciiTheme="majorHAnsi" w:cstheme="majorBidi" w:eastAsiaTheme="majorEastAsia" w:hAnsiTheme="majorHAnsi"/>
+      <w:color w:themeColor="accent1" w:themeShade="bf" w:val="0F4761"/>
       <w:sz w:val="40"/>
       <w:szCs w:val="40"/>
     </w:rPr>
   </w:style>
-  <w:style w:customStyle="1" w:styleId="Heading2Char" w:type="character">
+  <w:style w:type="character" w:styleId="Heading2Char" w:customStyle="1">
     <w:name w:val="Heading 2 Char"/>
     <w:basedOn w:val="DefaultParagraphFont"/>
     <w:link w:val="Heading2"/>
     <w:uiPriority w:val="9"/>
     <w:semiHidden/>
-    <w:rsid w:val="00A10FD9"/>
-    <w:rPr>
-      <w:rFonts w:asciiTheme="majorHAnsi" w:cstheme="majorBidi" w:eastAsiaTheme="majorEastAsia" w:hAnsiTheme="majorHAnsi"/>
-      <w:color w:themeColor="accent1" w:themeShade="BF" w:val="0F4761"/>
+    <w:qFormat/>
+    <w:rsid w:val="00a10fd9"/>
+    <w:rPr>
+      <w:rFonts w:ascii="Aptos Display" w:hAnsi="Aptos Display" w:eastAsia="" w:cs="" w:asciiTheme="majorHAnsi" w:cstheme="majorBidi" w:eastAsiaTheme="majorEastAsia" w:hAnsiTheme="majorHAnsi"/>
+      <w:color w:themeColor="accent1" w:themeShade="bf" w:val="0F4761"/>
       <w:sz w:val="32"/>
       <w:szCs w:val="32"/>
     </w:rPr>
   </w:style>
-  <w:style w:customStyle="1" w:styleId="Heading3Char" w:type="character">
+  <w:style w:type="character" w:styleId="Heading3Char" w:customStyle="1">
     <w:name w:val="Heading 3 Char"/>
     <w:basedOn w:val="DefaultParagraphFont"/>
     <w:link w:val="Heading3"/>
     <w:uiPriority w:val="9"/>
     <w:semiHidden/>
-    <w:rsid w:val="00A10FD9"/>
-    <w:rPr>
-      <w:rFonts w:cstheme="majorBidi" w:eastAsiaTheme="majorEastAsia"/>
-      <w:color w:themeColor="accent1" w:themeShade="BF" w:val="0F4761"/>
+    <w:qFormat/>
+    <w:rsid w:val="00a10fd9"/>
+    <w:rPr>
+      <w:rFonts w:eastAsia="" w:cs="" w:cstheme="majorBidi" w:eastAsiaTheme="majorEastAsia"/>
+      <w:color w:themeColor="accent1" w:themeShade="bf" w:val="0F4761"/>
       <w:sz w:val="28"/>
       <w:szCs w:val="28"/>
     </w:rPr>
   </w:style>
-  <w:style w:customStyle="1" w:styleId="Heading4Char" w:type="character">
+  <w:style w:type="character" w:styleId="Heading4Char" w:customStyle="1">
     <w:name w:val="Heading 4 Char"/>
     <w:basedOn w:val="DefaultParagraphFont"/>
     <w:link w:val="Heading4"/>
     <w:uiPriority w:val="9"/>
     <w:semiHidden/>
-    <w:rsid w:val="00A10FD9"/>
-    <w:rPr>
-      <w:rFonts w:cstheme="majorBidi" w:eastAsiaTheme="majorEastAsia"/>
+    <w:qFormat/>
+    <w:rsid w:val="00a10fd9"/>
+    <w:rPr>
+      <w:rFonts w:eastAsia="" w:cs="" w:cstheme="majorBidi" w:eastAsiaTheme="majorEastAsia"/>
       <w:i/>
       <w:iCs/>
-      <w:color w:themeColor="accent1" w:themeShade="BF" w:val="0F4761"/>
-    </w:rPr>
-  </w:style>
-  <w:style w:customStyle="1" w:styleId="Heading5Char" w:type="character">
+      <w:color w:themeColor="accent1" w:themeShade="bf" w:val="0F4761"/>
+    </w:rPr>
+  </w:style>
+  <w:style w:type="character" w:styleId="Heading5Char" w:customStyle="1">
     <w:name w:val="Heading 5 Char"/>
     <w:basedOn w:val="DefaultParagraphFont"/>
     <w:link w:val="Heading5"/>
     <w:uiPriority w:val="9"/>
     <w:semiHidden/>
-    <w:rsid w:val="00A10FD9"/>
-    <w:rPr>
-      <w:rFonts w:cstheme="majorBidi" w:eastAsiaTheme="majorEastAsia"/>
-      <w:color w:themeColor="accent1" w:themeShade="BF" w:val="0F4761"/>
-    </w:rPr>
-  </w:style>
-  <w:style w:customStyle="1" w:styleId="Heading6Char" w:type="character">
+    <w:qFormat/>
+    <w:rsid w:val="00a10fd9"/>
+    <w:rPr>
+      <w:rFonts w:eastAsia="" w:cs="" w:cstheme="majorBidi" w:eastAsiaTheme="majorEastAsia"/>
+      <w:color w:themeColor="accent1" w:themeShade="bf" w:val="0F4761"/>
+    </w:rPr>
+  </w:style>
+  <w:style w:type="character" w:styleId="Heading6Char" w:customStyle="1">
     <w:name w:val="Heading 6 Char"/>
     <w:basedOn w:val="DefaultParagraphFont"/>
     <w:link w:val="Heading6"/>
     <w:uiPriority w:val="9"/>
     <w:semiHidden/>
-    <w:rsid w:val="00A10FD9"/>
-    <w:rPr>
-      <w:rFonts w:cstheme="majorBidi" w:eastAsiaTheme="majorEastAsia"/>
+    <w:qFormat/>
+    <w:rsid w:val="00a10fd9"/>
+    <w:rPr>
+      <w:rFonts w:eastAsia="" w:cs="" w:cstheme="majorBidi" w:eastAsiaTheme="majorEastAsia"/>
       <w:i/>
       <w:iCs/>
-      <w:color w:themeColor="text1" w:themeTint="A6" w:val="595959"/>
-    </w:rPr>
-  </w:style>
-  <w:style w:customStyle="1" w:styleId="Heading7Char" w:type="character">
+      <w:color w:themeColor="text1" w:themeTint="a6" w:val="595959"/>
+    </w:rPr>
+  </w:style>
+  <w:style w:type="character" w:styleId="Heading7Char" w:customStyle="1">
     <w:name w:val="Heading 7 Char"/>
     <w:basedOn w:val="DefaultParagraphFont"/>
     <w:link w:val="Heading7"/>
     <w:uiPriority w:val="9"/>
     <w:semiHidden/>
-    <w:rsid w:val="00A10FD9"/>
-    <w:rPr>
-      <w:rFonts w:cstheme="majorBidi" w:eastAsiaTheme="majorEastAsia"/>
-      <w:color w:themeColor="text1" w:themeTint="A6" w:val="595959"/>
-    </w:rPr>
-  </w:style>
-  <w:style w:customStyle="1" w:styleId="Heading8Char" w:type="character">
+    <w:qFormat/>
+    <w:rsid w:val="00a10fd9"/>
+    <w:rPr>
+      <w:rFonts w:eastAsia="" w:cs="" w:cstheme="majorBidi" w:eastAsiaTheme="majorEastAsia"/>
+      <w:color w:themeColor="text1" w:themeTint="a6" w:val="595959"/>
+    </w:rPr>
+  </w:style>
+  <w:style w:type="character" w:styleId="Heading8Char" w:customStyle="1">
     <w:name w:val="Heading 8 Char"/>
     <w:basedOn w:val="DefaultParagraphFont"/>
     <w:link w:val="Heading8"/>
     <w:uiPriority w:val="9"/>
     <w:semiHidden/>
-    <w:rsid w:val="00A10FD9"/>
-    <w:rPr>
-      <w:rFonts w:cstheme="majorBidi" w:eastAsiaTheme="majorEastAsia"/>
+    <w:qFormat/>
+    <w:rsid w:val="00a10fd9"/>
+    <w:rPr>
+      <w:rFonts w:eastAsia="" w:cs="" w:cstheme="majorBidi" w:eastAsiaTheme="majorEastAsia"/>
       <w:i/>
       <w:iCs/>
-      <w:color w:themeColor="text1" w:themeTint="D8" w:val="272727"/>
-    </w:rPr>
-  </w:style>
-  <w:style w:customStyle="1" w:styleId="Heading9Char" w:type="character">
+      <w:color w:themeColor="text1" w:themeTint="d8" w:val="272727"/>
+    </w:rPr>
+  </w:style>
+  <w:style w:type="character" w:styleId="Heading9Char" w:customStyle="1">
     <w:name w:val="Heading 9 Char"/>
     <w:basedOn w:val="DefaultParagraphFont"/>
     <w:link w:val="Heading9"/>
     <w:uiPriority w:val="9"/>
     <w:semiHidden/>
-    <w:rsid w:val="00A10FD9"/>
-    <w:rPr>
-      <w:rFonts w:cstheme="majorBidi" w:eastAsiaTheme="majorEastAsia"/>
-      <w:color w:themeColor="text1" w:themeTint="D8" w:val="272727"/>
-    </w:rPr>
-  </w:style>
-  <w:style w:styleId="BlockText" w:type="paragraph">
+    <w:qFormat/>
+    <w:rsid w:val="00a10fd9"/>
+    <w:rPr>
+      <w:rFonts w:eastAsia="" w:cs="" w:cstheme="majorBidi" w:eastAsiaTheme="majorEastAsia"/>
+      <w:color w:themeColor="text1" w:themeTint="d8" w:val="272727"/>
+    </w:rPr>
+  </w:style>
+  <w:style w:type="character" w:styleId="DefaultParagraphFont" w:default="1">
+    <w:name w:val="Default Paragraph Font"/>
+    <w:semiHidden/>
+    <w:unhideWhenUsed/>
+    <w:qFormat/>
+    <w:rPr/>
+  </w:style>
+  <w:style w:type="character" w:styleId="BodyTextChar" w:customStyle="1">
+    <w:name w:val="Body Text Char"/>
+    <w:basedOn w:val="DefaultParagraphFont"/>
+    <w:qFormat/>
+    <w:rPr/>
+  </w:style>
+  <w:style w:type="character" w:styleId="VerbatimChar" w:customStyle="1">
+    <w:name w:val="Verbatim Char"/>
+    <w:basedOn w:val="BodyTextChar"/>
+    <w:qFormat/>
+    <w:rPr>
+      <w:rFonts w:ascii="Consolas" w:hAnsi="Consolas"/>
+      <w:sz w:val="22"/>
+    </w:rPr>
+  </w:style>
+  <w:style w:type="character" w:styleId="SectionNumber" w:customStyle="1">
+    <w:name w:val="Section Number"/>
+    <w:basedOn w:val="BodyTextChar"/>
+    <w:qFormat/>
+    <w:rPr/>
+  </w:style>
+  <w:style w:type="character" w:styleId="FootnoteCharacters">
+    <w:name w:val="Footnote Characters"/>
+    <w:basedOn w:val="BodyTextChar"/>
+    <w:qFormat/>
+    <w:rPr>
+      <w:vertAlign w:val="superscript"/>
+    </w:rPr>
+  </w:style>
+  <w:style w:type="character" w:styleId="FootnoteReference">
+    <w:name w:val="footnote reference"/>
+    <w:rPr>
+      <w:vertAlign w:val="superscript"/>
+    </w:rPr>
+  </w:style>
+  <w:style w:type="character" w:styleId="Hyperlink">
+    <w:name w:val="Hyperlink"/>
+    <w:basedOn w:val="BodyTextChar"/>
+    <w:rPr>
+      <w:color w:themeColor="accent1" w:val="4F81BD"/>
+    </w:rPr>
+  </w:style>
+  <w:style w:type="character" w:styleId="KeywordTok" w:customStyle="1">
+    <w:name w:val="KeywordTok"/>
+    <w:basedOn w:val="VerbatimChar"/>
+    <w:qFormat/>
+    <w:rPr>
+      <w:b/>
+      <w:color w:val="007020"/>
+    </w:rPr>
+  </w:style>
+  <w:style w:type="character" w:styleId="DataTypeTok" w:customStyle="1">
+    <w:name w:val="DataTypeTok"/>
+    <w:basedOn w:val="VerbatimChar"/>
+    <w:qFormat/>
+    <w:rPr>
+      <w:color w:val="902000"/>
+    </w:rPr>
+  </w:style>
+  <w:style w:type="character" w:styleId="DecValTok" w:customStyle="1">
+    <w:name w:val="DecValTok"/>
+    <w:basedOn w:val="VerbatimChar"/>
+    <w:qFormat/>
+    <w:rPr>
+      <w:color w:val="40A070"/>
+    </w:rPr>
+  </w:style>
+  <w:style w:type="character" w:styleId="BaseNTok" w:customStyle="1">
+    <w:name w:val="BaseNTok"/>
+    <w:basedOn w:val="VerbatimChar"/>
+    <w:qFormat/>
+    <w:rPr>
+      <w:color w:val="40A070"/>
+    </w:rPr>
+  </w:style>
+  <w:style w:type="character" w:styleId="FloatTok" w:customStyle="1">
+    <w:name w:val="FloatTok"/>
+    <w:basedOn w:val="VerbatimChar"/>
+    <w:qFormat/>
+    <w:rPr>
+      <w:color w:val="40A070"/>
+    </w:rPr>
+  </w:style>
+  <w:style w:type="character" w:styleId="ConstantTok" w:customStyle="1">
+    <w:name w:val="ConstantTok"/>
+    <w:basedOn w:val="VerbatimChar"/>
+    <w:qFormat/>
+    <w:rPr>
+      <w:color w:val="880000"/>
+    </w:rPr>
+  </w:style>
+  <w:style w:type="character" w:styleId="CharTok" w:customStyle="1">
+    <w:name w:val="CharTok"/>
+    <w:basedOn w:val="VerbatimChar"/>
+    <w:qFormat/>
+    <w:rPr>
+      <w:color w:val="4070A0"/>
+    </w:rPr>
+  </w:style>
+  <w:style w:type="character" w:styleId="SpecialCharTok" w:customStyle="1">
+    <w:name w:val="SpecialCharTok"/>
+    <w:basedOn w:val="VerbatimChar"/>
+    <w:qFormat/>
+    <w:rPr>
+      <w:color w:val="4070A0"/>
+    </w:rPr>
+  </w:style>
+  <w:style w:type="character" w:styleId="StringTok" w:customStyle="1">
+    <w:name w:val="StringTok"/>
+    <w:basedOn w:val="VerbatimChar"/>
+    <w:qFormat/>
+    <w:rPr>
+      <w:color w:val="4070A0"/>
+    </w:rPr>
+  </w:style>
+  <w:style w:type="character" w:styleId="VerbatimStringTok" w:customStyle="1">
+    <w:name w:val="VerbatimStringTok"/>
+    <w:basedOn w:val="VerbatimChar"/>
+    <w:qFormat/>
+    <w:rPr>
+      <w:color w:val="4070A0"/>
+    </w:rPr>
+  </w:style>
+  <w:style w:type="character" w:styleId="SpecialStringTok" w:customStyle="1">
+    <w:name w:val="SpecialStringTok"/>
+    <w:basedOn w:val="VerbatimChar"/>
+    <w:qFormat/>
+    <w:rPr>
+      <w:color w:val="BB6688"/>
+    </w:rPr>
+  </w:style>
+  <w:style w:type="character" w:styleId="ImportTok" w:customStyle="1">
+    <w:name w:val="ImportTok"/>
+    <w:basedOn w:val="VerbatimChar"/>
+    <w:qFormat/>
+    <w:rPr>
+      <w:b/>
+      <w:color w:val="008000"/>
+    </w:rPr>
+  </w:style>
+  <w:style w:type="character" w:styleId="CommentTok" w:customStyle="1">
+    <w:name w:val="CommentTok"/>
+    <w:basedOn w:val="VerbatimChar"/>
+    <w:qFormat/>
+    <w:rPr>
+      <w:i/>
+      <w:color w:val="60A0B0"/>
+    </w:rPr>
+  </w:style>
+  <w:style w:type="character" w:styleId="DocumentationTok" w:customStyle="1">
+    <w:name w:val="DocumentationTok"/>
+    <w:basedOn w:val="VerbatimChar"/>
+    <w:qFormat/>
+    <w:rPr>
+      <w:i/>
+      <w:color w:val="BA2121"/>
+    </w:rPr>
+  </w:style>
+  <w:style w:type="character" w:styleId="AnnotationTok" w:customStyle="1">
+    <w:name w:val="AnnotationTok"/>
+    <w:basedOn w:val="VerbatimChar"/>
+    <w:qFormat/>
+    <w:rPr>
+      <w:b/>
+      <w:i/>
+      <w:color w:val="60A0B0"/>
+    </w:rPr>
+  </w:style>
+  <w:style w:type="character" w:styleId="CommentVarTok" w:customStyle="1">
+    <w:name w:val="CommentVarTok"/>
+    <w:basedOn w:val="VerbatimChar"/>
+    <w:qFormat/>
+    <w:rPr>
+      <w:b/>
+      <w:i/>
+      <w:color w:val="60A0B0"/>
+    </w:rPr>
+  </w:style>
+  <w:style w:type="character" w:styleId="OtherTok" w:customStyle="1">
+    <w:name w:val="OtherTok"/>
+    <w:basedOn w:val="VerbatimChar"/>
+    <w:qFormat/>
+    <w:rPr>
+      <w:color w:val="007020"/>
+    </w:rPr>
+  </w:style>
+  <w:style w:type="character" w:styleId="FunctionTok" w:customStyle="1">
+    <w:name w:val="FunctionTok"/>
+    <w:basedOn w:val="VerbatimChar"/>
+    <w:qFormat/>
+    <w:rPr>
+      <w:color w:val="06287E"/>
+    </w:rPr>
+  </w:style>
+  <w:style w:type="character" w:styleId="VariableTok" w:customStyle="1">
+    <w:name w:val="VariableTok"/>
+    <w:basedOn w:val="VerbatimChar"/>
+    <w:qFormat/>
+    <w:rPr>
+      <w:color w:val="19177C"/>
+    </w:rPr>
+  </w:style>
+  <w:style w:type="character" w:styleId="ControlFlowTok" w:customStyle="1">
+    <w:name w:val="ControlFlowTok"/>
+    <w:basedOn w:val="VerbatimChar"/>
+    <w:qFormat/>
+    <w:rPr>
+      <w:b/>
+      <w:color w:val="007020"/>
+    </w:rPr>
+  </w:style>
+  <w:style w:type="character" w:styleId="OperatorTok" w:customStyle="1">
+    <w:name w:val="OperatorTok"/>
+    <w:basedOn w:val="VerbatimChar"/>
+    <w:qFormat/>
+    <w:rPr>
+      <w:color w:val="666666"/>
+    </w:rPr>
+  </w:style>
+  <w:style w:type="character" w:styleId="BuiltInTok" w:customStyle="1">
+    <w:name w:val="BuiltInTok"/>
+    <w:basedOn w:val="VerbatimChar"/>
+    <w:qFormat/>
+    <w:rPr>
+      <w:color w:val="008000"/>
+    </w:rPr>
+  </w:style>
+  <w:style w:type="character" w:styleId="ExtensionTok" w:customStyle="1">
+    <w:name w:val="ExtensionTok"/>
+    <w:basedOn w:val="VerbatimChar"/>
+    <w:qFormat/>
+    <w:rPr/>
+  </w:style>
+  <w:style w:type="character" w:styleId="PreprocessorTok" w:customStyle="1">
+    <w:name w:val="PreprocessorTok"/>
+    <w:basedOn w:val="VerbatimChar"/>
+    <w:qFormat/>
+    <w:rPr>
+      <w:color w:val="BC7A00"/>
+    </w:rPr>
+  </w:style>
+  <w:style w:type="character" w:styleId="AttributeTok" w:customStyle="1">
+    <w:name w:val="AttributeTok"/>
+    <w:basedOn w:val="VerbatimChar"/>
+    <w:qFormat/>
+    <w:rPr>
+      <w:color w:val="7D9029"/>
+    </w:rPr>
+  </w:style>
+  <w:style w:type="character" w:styleId="RegionMarkerTok" w:customStyle="1">
+    <w:name w:val="RegionMarkerTok"/>
+    <w:basedOn w:val="VerbatimChar"/>
+    <w:qFormat/>
+    <w:rPr/>
+  </w:style>
+  <w:style w:type="character" w:styleId="InformationTok" w:customStyle="1">
+    <w:name w:val="InformationTok"/>
+    <w:basedOn w:val="VerbatimChar"/>
+    <w:qFormat/>
+    <w:rPr>
+      <w:b/>
+      <w:i/>
+      <w:color w:val="60A0B0"/>
+    </w:rPr>
+  </w:style>
+  <w:style w:type="character" w:styleId="WarningTok" w:customStyle="1">
+    <w:name w:val="WarningTok"/>
+    <w:basedOn w:val="VerbatimChar"/>
+    <w:qFormat/>
+    <w:rPr>
+      <w:b/>
+      <w:i/>
+      <w:color w:val="60A0B0"/>
+    </w:rPr>
+  </w:style>
+  <w:style w:type="character" w:styleId="AlertTok" w:customStyle="1">
+    <w:name w:val="AlertTok"/>
+    <w:basedOn w:val="VerbatimChar"/>
+    <w:qFormat/>
+    <w:rPr>
+      <w:b/>
+      <w:color w:val="FF0000"/>
+    </w:rPr>
+  </w:style>
+  <w:style w:type="character" w:styleId="ErrorTok" w:customStyle="1">
+    <w:name w:val="ErrorTok"/>
+    <w:basedOn w:val="VerbatimChar"/>
+    <w:qFormat/>
+    <w:rPr>
+      <w:b/>
+      <w:color w:val="FF0000"/>
+    </w:rPr>
+  </w:style>
+  <w:style w:type="character" w:styleId="NormalTok" w:customStyle="1">
+    <w:name w:val="NormalTok"/>
+    <w:basedOn w:val="VerbatimChar"/>
+    <w:qFormat/>
+    <w:rPr/>
+  </w:style>
+  <w:style w:type="paragraph" w:styleId="Heading">
+    <w:name w:val="Heading"/>
+    <w:basedOn w:val="Normal"/>
+    <w:next w:val="BodyText"/>
+    <w:qFormat/>
+    <w:pPr>
+      <w:keepNext w:val="true"/>
+      <w:spacing w:before="240" w:after="120"/>
+    </w:pPr>
+    <w:rPr>
+      <w:rFonts w:ascii="Liberation Sans" w:hAnsi="Liberation Sans" w:eastAsia="Noto Sans CJK SC" w:cs="Liberation Sans"/>
+      <w:sz w:val="28"/>
+      <w:szCs w:val="28"/>
+    </w:rPr>
+  </w:style>
+  <w:style w:type="paragraph" w:styleId="BodyText">
+    <w:name w:val="Body Text"/>
+    <w:basedOn w:val="Normal"/>
+    <w:link w:val="BodyTextChar"/>
+    <w:qFormat/>
+    <w:pPr>
+      <w:spacing w:before="180" w:after="180"/>
+    </w:pPr>
+    <w:rPr/>
+  </w:style>
+  <w:style w:type="paragraph" w:styleId="List">
+    <w:name w:val="List"/>
+    <w:basedOn w:val="BodyText"/>
+    <w:pPr/>
+    <w:rPr>
+      <w:rFonts w:cs="Liberation Sans"/>
+    </w:rPr>
+  </w:style>
+  <w:style w:type="paragraph" w:styleId="Caption">
+    <w:name w:val="caption"/>
+    <w:basedOn w:val="Normal"/>
+    <w:link w:val="BodyTextChar"/>
+    <w:qFormat/>
+    <w:pPr>
+      <w:spacing w:before="0" w:after="120"/>
+    </w:pPr>
+    <w:rPr>
+      <w:i/>
+    </w:rPr>
+  </w:style>
+  <w:style w:type="paragraph" w:styleId="Index">
+    <w:name w:val="Index"/>
+    <w:basedOn w:val="Normal"/>
+    <w:qFormat/>
+    <w:pPr>
+      <w:suppressLineNumbers/>
+    </w:pPr>
+    <w:rPr>
+      <w:rFonts w:cs="Liberation Sans"/>
+    </w:rPr>
+  </w:style>
+  <w:style w:type="paragraph" w:styleId="FirstParagraph" w:customStyle="1">
+    <w:name w:val="First Paragraph"/>
+    <w:basedOn w:val="BodyText"/>
+    <w:next w:val="BodyText"/>
+    <w:qFormat/>
+    <w:pPr/>
+    <w:rPr/>
+  </w:style>
+  <w:style w:type="paragraph" w:styleId="Compact" w:customStyle="1">
+    <w:name w:val="Compact"/>
+    <w:basedOn w:val="BodyText"/>
+    <w:qFormat/>
+    <w:pPr>
+      <w:spacing w:before="36" w:after="36"/>
+    </w:pPr>
+    <w:rPr/>
+  </w:style>
+  <w:style w:type="paragraph" w:styleId="Title">
+    <w:name w:val="Title"/>
+    <w:basedOn w:val="Normal"/>
+    <w:next w:val="BodyText"/>
+    <w:link w:val="TitleChar"/>
+    <w:uiPriority w:val="10"/>
+    <w:qFormat/>
+    <w:rsid w:val="00a10fd9"/>
+    <w:pPr>
+      <w:spacing w:lineRule="auto" w:line="240" w:before="0" w:after="80"/>
+      <w:contextualSpacing/>
+      <w:jc w:val="center"/>
+    </w:pPr>
+    <w:rPr>
+      <w:rFonts w:ascii="Aptos Display" w:hAnsi="Aptos Display" w:eastAsia="" w:cs="" w:asciiTheme="majorHAnsi" w:cstheme="majorBidi" w:eastAsiaTheme="majorEastAsia" w:hAnsiTheme="majorHAnsi"/>
+      <w:sz w:val="56"/>
+      <w:szCs w:val="56"/>
+    </w:rPr>
+  </w:style>
+  <w:style w:type="paragraph" w:styleId="Subtitle">
+    <w:name w:val="Subtitle"/>
+    <w:basedOn w:val="Title"/>
+    <w:next w:val="BodyText"/>
+    <w:link w:val="SubtitleChar"/>
+    <w:uiPriority w:val="11"/>
+    <w:qFormat/>
+    <w:rsid w:val="00a10fd9"/>
+    <w:pPr/>
+    <w:rPr>
+      <w:rFonts w:eastAsia="" w:cs="" w:cstheme="majorBidi" w:eastAsiaTheme="majorEastAsia"/>
+      <w:spacing w:val="15"/>
+      <w:sz w:val="28"/>
+      <w:szCs w:val="28"/>
+    </w:rPr>
+  </w:style>
+  <w:style w:type="paragraph" w:styleId="Author" w:customStyle="1">
+    <w:name w:val="Author"/>
+    <w:basedOn w:val="Title"/>
+    <w:next w:val="BodyText"/>
+    <w:qFormat/>
+    <w:pPr>
+      <w:keepNext w:val="true"/>
+      <w:keepLines/>
+    </w:pPr>
+    <w:rPr>
+      <w:sz w:val="24"/>
+      <w:szCs w:val="24"/>
+    </w:rPr>
+  </w:style>
+  <w:style w:type="paragraph" w:styleId="Date">
+    <w:name w:val="Date"/>
+    <w:basedOn w:val="Title"/>
+    <w:next w:val="BodyText"/>
+    <w:qFormat/>
+    <w:pPr>
+      <w:keepNext w:val="true"/>
+      <w:keepLines/>
+    </w:pPr>
+    <w:rPr>
+      <w:sz w:val="24"/>
+      <w:szCs w:val="24"/>
+    </w:rPr>
+  </w:style>
+  <w:style w:type="paragraph" w:styleId="AbstractTitle" w:customStyle="1">
+    <w:name w:val="Abstract Title"/>
+    <w:basedOn w:val="Normal"/>
+    <w:next w:val="Abstract"/>
+    <w:qFormat/>
+    <w:pPr>
+      <w:keepNext w:val="true"/>
+      <w:keepLines/>
+      <w:spacing w:before="300" w:after="0"/>
+      <w:jc w:val="center"/>
+    </w:pPr>
+    <w:rPr>
+      <w:b/>
+      <w:sz w:val="20"/>
+      <w:szCs w:val="20"/>
+    </w:rPr>
+  </w:style>
+  <w:style w:type="paragraph" w:styleId="Abstract" w:customStyle="1">
+    <w:name w:val="Abstract"/>
+    <w:basedOn w:val="Normal"/>
+    <w:next w:val="BodyText"/>
+    <w:qFormat/>
+    <w:pPr>
+      <w:keepNext w:val="true"/>
+      <w:keepLines/>
+      <w:spacing w:before="100" w:after="300"/>
+    </w:pPr>
+    <w:rPr>
+      <w:sz w:val="20"/>
+      <w:szCs w:val="20"/>
+    </w:rPr>
+  </w:style>
+  <w:style w:type="paragraph" w:styleId="Bibliography">
+    <w:name w:val="Bibliography"/>
+    <w:basedOn w:val="Normal"/>
+    <w:qFormat/>
+    <w:pPr/>
+    <w:rPr/>
+  </w:style>
+  <w:style w:type="paragraph" w:styleId="BlockText">
     <w:name w:val="Block Text"/>
     <w:basedOn w:val="BodyText"/>
     <w:next w:val="BodyText"/>
@@ -2275,19 +4389,21 @@
     <w:unhideWhenUsed/>
     <w:qFormat/>
     <w:pPr>
-      <w:spacing w:after="100" w:before="100"/>
-      <w:ind w:firstLine="0" w:left="480" w:right="480"/>
+      <w:spacing w:before="100" w:after="100"/>
+      <w:ind w:hanging="0" w:left="480" w:right="480"/>
     </w:pPr>
-  </w:style>
-  <w:style w:styleId="FootnoteText" w:type="paragraph">
-    <w:name w:val="Footnote Text"/>
+    <w:rPr/>
+  </w:style>
+  <w:style w:type="paragraph" w:styleId="FootnoteText">
+    <w:name w:val="footnote text"/>
     <w:basedOn w:val="Normal"/>
-    <w:next w:val="FootnoteText"/>
     <w:uiPriority w:val="9"/>
     <w:unhideWhenUsed/>
     <w:qFormat/>
-  </w:style>
-  <w:style w:styleId="FootnoteBlockText" w:type="paragraph">
+    <w:pPr/>
+    <w:rPr/>
+  </w:style>
+  <w:style w:type="paragraph" w:styleId="FootnoteBlockText">
     <w:name w:val="Footnote Block Text"/>
     <w:basedOn w:val="FootnoteText"/>
     <w:next w:val="FootnoteText"/>
@@ -2295,31 +4411,112 @@
     <w:unhideWhenUsed/>
     <w:qFormat/>
     <w:pPr>
-      <w:spacing w:after="100" w:before="100"/>
-      <w:ind w:firstLine="0" w:left="480" w:right="480"/>
+      <w:spacing w:before="100" w:after="100"/>
+      <w:ind w:hanging="0" w:left="480" w:right="480"/>
     </w:pPr>
-  </w:style>
-  <w:style w:default="1" w:styleId="DefaultParagraphFont" w:type="character">
-    <w:name w:val="Default Paragraph Font"/>
-    <w:semiHidden/>
+    <w:rPr/>
+  </w:style>
+  <w:style w:type="paragraph" w:styleId="DefinitionTerm" w:customStyle="1">
+    <w:name w:val="Definition Term"/>
+    <w:basedOn w:val="Normal"/>
+    <w:next w:val="Definition"/>
+    <w:qFormat/>
+    <w:pPr>
+      <w:keepNext w:val="true"/>
+      <w:keepLines/>
+      <w:spacing w:before="0" w:after="0"/>
+    </w:pPr>
+    <w:rPr>
+      <w:b/>
+    </w:rPr>
+  </w:style>
+  <w:style w:type="paragraph" w:styleId="Definition" w:customStyle="1">
+    <w:name w:val="Definition"/>
+    <w:basedOn w:val="Normal"/>
+    <w:qFormat/>
+    <w:pPr/>
+    <w:rPr/>
+  </w:style>
+  <w:style w:type="paragraph" w:styleId="TableCaption" w:customStyle="1">
+    <w:name w:val="Table Caption"/>
+    <w:basedOn w:val="Caption"/>
+    <w:qFormat/>
+    <w:pPr>
+      <w:keepNext w:val="true"/>
+    </w:pPr>
+    <w:rPr/>
+  </w:style>
+  <w:style w:type="paragraph" w:styleId="ImageCaption" w:customStyle="1">
+    <w:name w:val="Image Caption"/>
+    <w:basedOn w:val="Caption"/>
+    <w:qFormat/>
+    <w:pPr/>
+    <w:rPr/>
+  </w:style>
+  <w:style w:type="paragraph" w:styleId="Figure" w:customStyle="1">
+    <w:name w:val="Figure"/>
+    <w:basedOn w:val="Normal"/>
+    <w:qFormat/>
+    <w:pPr/>
+    <w:rPr/>
+  </w:style>
+  <w:style w:type="paragraph" w:styleId="CaptionedFigure" w:customStyle="1">
+    <w:name w:val="Captioned Figure"/>
+    <w:basedOn w:val="Figure"/>
+    <w:qFormat/>
+    <w:pPr>
+      <w:keepNext w:val="true"/>
+    </w:pPr>
+    <w:rPr/>
+  </w:style>
+  <w:style w:type="paragraph" w:styleId="IndexHeading">
+    <w:name w:val="index heading"/>
+    <w:basedOn w:val="Heading"/>
+    <w:pPr/>
+    <w:rPr/>
+  </w:style>
+  <w:style w:type="paragraph" w:styleId="TOCHeading">
+    <w:name w:val="TOC Heading"/>
+    <w:basedOn w:val="Heading1"/>
+    <w:next w:val="BodyText"/>
+    <w:uiPriority w:val="39"/>
     <w:unhideWhenUsed/>
-  </w:style>
-  <w:style w:default="1" w:styleId="Table" w:type="table">
+    <w:qFormat/>
+    <w:pPr>
+      <w:spacing w:lineRule="auto" w:line="259" w:before="240" w:after="80"/>
+      <w:outlineLvl w:val="9"/>
+    </w:pPr>
+    <w:rPr>
+      <w:rFonts w:ascii="Aptos Display" w:hAnsi="Aptos Display" w:eastAsia="" w:cs="" w:asciiTheme="majorHAnsi" w:cstheme="majorBidi" w:eastAsiaTheme="majorEastAsia" w:hAnsiTheme="majorHAnsi"/>
+      <w:b w:val="false"/>
+      <w:bCs w:val="false"/>
+      <w:color w:themeColor="accent1" w:themeShade="bf" w:val="365F91"/>
+    </w:rPr>
+  </w:style>
+  <w:style w:type="paragraph" w:styleId="SourceCode" w:customStyle="1">
+    <w:name w:val="Source Code"/>
+    <w:basedOn w:val="Normal"/>
+    <w:link w:val="VerbatimChar"/>
+    <w:qFormat/>
+    <w:pPr/>
+    <w:rPr/>
+  </w:style>
+  <w:style w:type="table" w:default="1" w:styleId="Table">
     <w:name w:val="Table"/>
     <w:basedOn w:val="TableNormal"/>
     <w:semiHidden/>
     <w:unhideWhenUsed/>
     <w:qFormat/>
     <w:tblPr>
-      <w:tblInd w:type="dxa" w:w="0"/>
       <w:tblCellMar>
-        <w:top w:type="dxa" w:w="0"/>
-        <w:left w:type="dxa" w:w="108"/>
-        <w:bottom w:type="dxa" w:w="0"/>
-        <w:right w:type="dxa" w:w="108"/>
+        <w:top w:w="0" w:type="dxa"/>
+        <w:left w:w="108" w:type="dxa"/>
+        <w:bottom w:w="0" w:type="dxa"/>
+        <w:right w:w="108" w:type="dxa"/>
       </w:tblCellMar>
     </w:tblPr>
     <w:tblStylePr w:type="firstRow">
+      <w:tblPr/>
       <w:tcPr>
         <w:tcBorders>
           <w:bottom w:val="single"/>
@@ -2328,351 +4525,18 @@
       </w:tcPr>
     </w:tblStylePr>
   </w:style>
-  <w:style w:customStyle="1" w:styleId="DefinitionTerm" w:type="paragraph">
-    <w:name w:val="Definition Term"/>
-    <w:basedOn w:val="Normal"/>
-    <w:next w:val="Definition"/>
-    <w:pPr>
-      <w:keepNext/>
-      <w:keepLines/>
-      <w:spacing w:after="0"/>
-    </w:pPr>
-    <w:rPr>
-      <w:b/>
-    </w:rPr>
-  </w:style>
-  <w:style w:customStyle="1" w:styleId="Definition" w:type="paragraph">
-    <w:name w:val="Definition"/>
-    <w:basedOn w:val="Normal"/>
-  </w:style>
-  <w:style w:styleId="Caption" w:type="paragraph">
-    <w:name w:val="Caption"/>
-    <w:basedOn w:val="Normal"/>
-    <w:link w:val="BodyTextChar"/>
-    <w:pPr>
-      <w:spacing w:after="120" w:before="0"/>
-    </w:pPr>
-    <w:rPr>
-      <w:i/>
-    </w:rPr>
-  </w:style>
-  <w:style w:customStyle="1" w:styleId="TableCaption" w:type="paragraph">
-    <w:name w:val="Table Caption"/>
-    <w:basedOn w:val="Caption"/>
-    <w:pPr>
-      <w:keepNext/>
-    </w:pPr>
-  </w:style>
-  <w:style w:customStyle="1" w:styleId="ImageCaption" w:type="paragraph">
-    <w:name w:val="Image Caption"/>
-    <w:basedOn w:val="Caption"/>
-  </w:style>
-  <w:style w:customStyle="1" w:styleId="Figure" w:type="paragraph">
-    <w:name w:val="Figure"/>
-    <w:basedOn w:val="Normal"/>
-  </w:style>
-  <w:style w:customStyle="1" w:styleId="CaptionedFigure" w:type="paragraph">
-    <w:name w:val="Captioned Figure"/>
-    <w:basedOn w:val="Figure"/>
-    <w:pPr>
-      <w:keepNext/>
-    </w:pPr>
-  </w:style>
-  <w:style w:customStyle="1" w:styleId="BodyTextChar" w:type="character">
-    <w:name w:val="Body Text Char"/>
-    <w:basedOn w:val="DefaultParagraphFont"/>
-    <w:link w:val="BodyText"/>
-  </w:style>
-  <w:style w:customStyle="1" w:styleId="VerbatimChar" w:type="character">
-    <w:name w:val="Verbatim Char"/>
-    <w:basedOn w:val="BodyTextChar"/>
-    <w:rPr>
-      <w:rFonts w:ascii="Consolas" w:hAnsi="Consolas"/>
-      <w:sz w:val="22"/>
-    </w:rPr>
-  </w:style>
-  <w:style w:customStyle="1" w:styleId="SectionNumber" w:type="character">
-    <w:name w:val="Section Number"/>
-    <w:basedOn w:val="BodyTextChar"/>
-  </w:style>
-  <w:style w:styleId="FootnoteReference" w:type="character">
-    <w:name w:val="Footnote Reference"/>
-    <w:basedOn w:val="BodyTextChar"/>
-    <w:rPr>
-      <w:vertAlign w:val="superscript"/>
-    </w:rPr>
-  </w:style>
-  <w:style w:styleId="Hyperlink" w:type="character">
-    <w:name w:val="Hyperlink"/>
-    <w:basedOn w:val="BodyTextChar"/>
-    <w:rPr>
-      <w:color w:themeColor="accent1" w:val="4F81BD"/>
-    </w:rPr>
-  </w:style>
-  <w:style w:styleId="TOCHeading" w:type="paragraph">
-    <w:name w:val="TOC Heading"/>
-    <w:basedOn w:val="Heading1"/>
-    <w:next w:val="BodyText"/>
-    <w:uiPriority w:val="39"/>
-    <w:unhideWhenUsed/>
-    <w:qFormat/>
-    <w:pPr>
-      <w:spacing w:before="240" w:line="259" w:lineRule="auto"/>
-      <w:outlineLvl w:val="9"/>
-    </w:pPr>
-    <w:rPr>
-      <w:rFonts w:asciiTheme="majorHAnsi" w:cstheme="majorBidi" w:eastAsiaTheme="majorEastAsia" w:hAnsiTheme="majorHAnsi"/>
-      <w:b w:val="0"/>
-      <w:bCs w:val="0"/>
-      <w:color w:themeColor="accent1" w:themeShade="BF" w:val="365F91"/>
-    </w:rPr>
-  </w:style>
-  <w:style w:type="paragraph" w:customStyle="1" w:styleId="SourceCode">
-    <w:name w:val="Source Code"/>
-    <w:basedOn w:val="Normal"/>
-    <w:link w:val="VerbatimChar"/>
-    <w:pPr>
-      <w:wordWrap w:val="off"/>
-    </w:pPr>
-  </w:style>
-  <w:style w:type="character" w:customStyle="1" w:styleId="KeywordTok">
-    <w:name w:val="KeywordTok"/>
-    <w:basedOn w:val="VerbatimChar"/>
-    <w:rPr>
-      <w:b/>
-      <w:color w:val="007020"/>
-    </w:rPr>
-  </w:style>
-  <w:style w:type="character" w:customStyle="1" w:styleId="DataTypeTok">
-    <w:name w:val="DataTypeTok"/>
-    <w:basedOn w:val="VerbatimChar"/>
-    <w:rPr>
-      <w:color w:val="902000"/>
-    </w:rPr>
-  </w:style>
-  <w:style w:type="character" w:customStyle="1" w:styleId="DecValTok">
-    <w:name w:val="DecValTok"/>
-    <w:basedOn w:val="VerbatimChar"/>
-    <w:rPr>
-      <w:color w:val="40a070"/>
-    </w:rPr>
-  </w:style>
-  <w:style w:type="character" w:customStyle="1" w:styleId="BaseNTok">
-    <w:name w:val="BaseNTok"/>
-    <w:basedOn w:val="VerbatimChar"/>
-    <w:rPr>
-      <w:color w:val="40a070"/>
-    </w:rPr>
-  </w:style>
-  <w:style w:type="character" w:customStyle="1" w:styleId="FloatTok">
-    <w:name w:val="FloatTok"/>
-    <w:basedOn w:val="VerbatimChar"/>
-    <w:rPr>
-      <w:color w:val="40a070"/>
-    </w:rPr>
-  </w:style>
-  <w:style w:type="character" w:customStyle="1" w:styleId="ConstantTok">
-    <w:name w:val="ConstantTok"/>
-    <w:basedOn w:val="VerbatimChar"/>
-    <w:rPr>
-      <w:color w:val="880000"/>
-    </w:rPr>
-  </w:style>
-  <w:style w:type="character" w:customStyle="1" w:styleId="CharTok">
-    <w:name w:val="CharTok"/>
-    <w:basedOn w:val="VerbatimChar"/>
-    <w:rPr>
-      <w:color w:val="4070a0"/>
-    </w:rPr>
-  </w:style>
-  <w:style w:type="character" w:customStyle="1" w:styleId="SpecialCharTok">
-    <w:name w:val="SpecialCharTok"/>
-    <w:basedOn w:val="VerbatimChar"/>
-    <w:rPr>
-      <w:color w:val="4070a0"/>
-    </w:rPr>
-  </w:style>
-  <w:style w:type="character" w:customStyle="1" w:styleId="StringTok">
-    <w:name w:val="StringTok"/>
-    <w:basedOn w:val="VerbatimChar"/>
-    <w:rPr>
-      <w:color w:val="4070a0"/>
-    </w:rPr>
-  </w:style>
-  <w:style w:type="character" w:customStyle="1" w:styleId="VerbatimStringTok">
-    <w:name w:val="VerbatimStringTok"/>
-    <w:basedOn w:val="VerbatimChar"/>
-    <w:rPr>
-      <w:color w:val="4070a0"/>
-    </w:rPr>
-  </w:style>
-  <w:style w:type="character" w:customStyle="1" w:styleId="SpecialStringTok">
-    <w:name w:val="SpecialStringTok"/>
-    <w:basedOn w:val="VerbatimChar"/>
-    <w:rPr>
-      <w:color w:val="bb6688"/>
-    </w:rPr>
-  </w:style>
-  <w:style w:type="character" w:customStyle="1" w:styleId="ImportTok">
-    <w:name w:val="ImportTok"/>
-    <w:basedOn w:val="VerbatimChar"/>
-    <w:rPr>
-      <w:b/>
-      <w:color w:val="008000"/>
-    </w:rPr>
-  </w:style>
-  <w:style w:type="character" w:customStyle="1" w:styleId="CommentTok">
-    <w:name w:val="CommentTok"/>
-    <w:basedOn w:val="VerbatimChar"/>
-    <w:rPr>
-      <w:i/>
-      <w:color w:val="60a0b0"/>
-    </w:rPr>
-  </w:style>
-  <w:style w:type="character" w:customStyle="1" w:styleId="DocumentationTok">
-    <w:name w:val="DocumentationTok"/>
-    <w:basedOn w:val="VerbatimChar"/>
-    <w:rPr>
-      <w:i/>
-      <w:color w:val="ba2121"/>
-    </w:rPr>
-  </w:style>
-  <w:style w:type="character" w:customStyle="1" w:styleId="AnnotationTok">
-    <w:name w:val="AnnotationTok"/>
-    <w:basedOn w:val="VerbatimChar"/>
-    <w:rPr>
-      <w:b/>
-      <w:i/>
-      <w:color w:val="60a0b0"/>
-    </w:rPr>
-  </w:style>
-  <w:style w:type="character" w:customStyle="1" w:styleId="CommentVarTok">
-    <w:name w:val="CommentVarTok"/>
-    <w:basedOn w:val="VerbatimChar"/>
-    <w:rPr>
-      <w:b/>
-      <w:i/>
-      <w:color w:val="60a0b0"/>
-    </w:rPr>
-  </w:style>
-  <w:style w:type="character" w:customStyle="1" w:styleId="OtherTok">
-    <w:name w:val="OtherTok"/>
-    <w:basedOn w:val="VerbatimChar"/>
-    <w:rPr>
-      <w:color w:val="007020"/>
-    </w:rPr>
-  </w:style>
-  <w:style w:type="character" w:customStyle="1" w:styleId="FunctionTok">
-    <w:name w:val="FunctionTok"/>
-    <w:basedOn w:val="VerbatimChar"/>
-    <w:rPr>
-      <w:color w:val="06287e"/>
-    </w:rPr>
-  </w:style>
-  <w:style w:type="character" w:customStyle="1" w:styleId="VariableTok">
-    <w:name w:val="VariableTok"/>
-    <w:basedOn w:val="VerbatimChar"/>
-    <w:rPr>
-      <w:color w:val="19177c"/>
-    </w:rPr>
-  </w:style>
-  <w:style w:type="character" w:customStyle="1" w:styleId="ControlFlowTok">
-    <w:name w:val="ControlFlowTok"/>
-    <w:basedOn w:val="VerbatimChar"/>
-    <w:rPr>
-      <w:b/>
-      <w:color w:val="007020"/>
-    </w:rPr>
-  </w:style>
-  <w:style w:type="character" w:customStyle="1" w:styleId="OperatorTok">
-    <w:name w:val="OperatorTok"/>
-    <w:basedOn w:val="VerbatimChar"/>
-    <w:rPr>
-      <w:color w:val="666666"/>
-    </w:rPr>
-  </w:style>
-  <w:style w:type="character" w:customStyle="1" w:styleId="BuiltInTok">
-    <w:name w:val="BuiltInTok"/>
-    <w:basedOn w:val="VerbatimChar"/>
-    <w:rPr>
-      <w:color w:val="008000"/>
-    </w:rPr>
-  </w:style>
-  <w:style w:type="character" w:customStyle="1" w:styleId="ExtensionTok">
-    <w:name w:val="ExtensionTok"/>
-    <w:basedOn w:val="VerbatimChar"/>
-    <w:rPr/>
-  </w:style>
-  <w:style w:type="character" w:customStyle="1" w:styleId="PreprocessorTok">
-    <w:name w:val="PreprocessorTok"/>
-    <w:basedOn w:val="VerbatimChar"/>
-    <w:rPr>
-      <w:color w:val="bc7a00"/>
-    </w:rPr>
-  </w:style>
-  <w:style w:type="character" w:customStyle="1" w:styleId="AttributeTok">
-    <w:name w:val="AttributeTok"/>
-    <w:basedOn w:val="VerbatimChar"/>
-    <w:rPr>
-      <w:color w:val="7d9029"/>
-    </w:rPr>
-  </w:style>
-  <w:style w:type="character" w:customStyle="1" w:styleId="RegionMarkerTok">
-    <w:name w:val="RegionMarkerTok"/>
-    <w:basedOn w:val="VerbatimChar"/>
-    <w:rPr/>
-  </w:style>
-  <w:style w:type="character" w:customStyle="1" w:styleId="InformationTok">
-    <w:name w:val="InformationTok"/>
-    <w:basedOn w:val="VerbatimChar"/>
-    <w:rPr>
-      <w:b/>
-      <w:i/>
-      <w:color w:val="60a0b0"/>
-    </w:rPr>
-  </w:style>
-  <w:style w:type="character" w:customStyle="1" w:styleId="WarningTok">
-    <w:name w:val="WarningTok"/>
-    <w:basedOn w:val="VerbatimChar"/>
-    <w:rPr>
-      <w:b/>
-      <w:i/>
-      <w:color w:val="60a0b0"/>
-    </w:rPr>
-  </w:style>
-  <w:style w:type="character" w:customStyle="1" w:styleId="AlertTok">
-    <w:name w:val="AlertTok"/>
-    <w:basedOn w:val="VerbatimChar"/>
-    <w:rPr>
-      <w:b/>
-      <w:color w:val="ff0000"/>
-    </w:rPr>
-  </w:style>
-  <w:style w:type="character" w:customStyle="1" w:styleId="ErrorTok">
-    <w:name w:val="ErrorTok"/>
-    <w:basedOn w:val="VerbatimChar"/>
-    <w:rPr>
-      <w:b/>
-      <w:color w:val="ff0000"/>
-    </w:rPr>
-  </w:style>
-  <w:style w:type="character" w:customStyle="1" w:styleId="NormalTok">
-    <w:name w:val="NormalTok"/>
-    <w:basedOn w:val="VerbatimChar"/>
-    <w:rPr/>
-  </w:style>
 </w:styles>
 </file>
 
 <file path=word/theme/theme1.xml><?xml version="1.0" encoding="utf-8"?>
-<a:theme xmlns:a="http://schemas.openxmlformats.org/drawingml/2006/main" name="Office Theme">
+<a:theme xmlns:a="http://schemas.openxmlformats.org/drawingml/2006/main" xmlns:r="http://schemas.openxmlformats.org/officeDocument/2006/relationships" name="Office Theme">
   <a:themeElements>
     <a:clrScheme name="Office">
       <a:dk1>
-        <a:sysClr val="windowText" lastClr="000000"/>
+        <a:srgbClr val="000000"/>
       </a:dk1>
       <a:lt1>
-        <a:sysClr val="window" lastClr="FFFFFF"/>
+        <a:srgbClr val="FFFFFF"/>
       </a:lt1>
       <a:dk2>
         <a:srgbClr val="0E2841"/>
@@ -2707,153 +4571,55 @@
     </a:clrScheme>
     <a:fontScheme name="Office">
       <a:majorFont>
-        <a:latin typeface="Aptos Display" panose="02110004020202020204"/>
+        <a:latin typeface="Aptos Display" panose="02110004020202020204" pitchFamily="0" charset="1"/>
         <a:ea typeface=""/>
         <a:cs typeface=""/>
-        <a:font script="Jpan" typeface="游ゴシック Light"/>
-        <a:font script="Hang" typeface="맑은 고딕"/>
-        <a:font script="Hans" typeface="等线 Light"/>
-        <a:font script="Hant" typeface="新細明體"/>
-        <a:font script="Arab" typeface="Times New Roman"/>
-        <a:font script="Hebr" typeface="Times New Roman"/>
-        <a:font script="Thai" typeface="Angsana New"/>
-        <a:font script="Ethi" typeface="Nyala"/>
-        <a:font script="Beng" typeface="Vrinda"/>
-        <a:font script="Gujr" typeface="Shruti"/>
-        <a:font script="Khmr" typeface="MoolBoran"/>
-        <a:font script="Knda" typeface="Tunga"/>
-        <a:font script="Guru" typeface="Raavi"/>
-        <a:font script="Cans" typeface="Euphemia"/>
-        <a:font script="Cher" typeface="Plantagenet Cherokee"/>
-        <a:font script="Yiii" typeface="Microsoft Yi Baiti"/>
-        <a:font script="Tibt" typeface="Microsoft Himalaya"/>
-        <a:font script="Thaa" typeface="MV Boli"/>
-        <a:font script="Deva" typeface="Mangal"/>
-        <a:font script="Telu" typeface="Gautami"/>
-        <a:font script="Taml" typeface="Latha"/>
-        <a:font script="Syrc" typeface="Estrangelo Edessa"/>
-        <a:font script="Orya" typeface="Kalinga"/>
-        <a:font script="Mlym" typeface="Kartika"/>
-        <a:font script="Laoo" typeface="DokChampa"/>
-        <a:font script="Sinh" typeface="Iskoola Pota"/>
-        <a:font script="Mong" typeface="Mongolian Baiti"/>
-        <a:font script="Viet" typeface="Times New Roman"/>
-        <a:font script="Uigh" typeface="Microsoft Uighur"/>
-        <a:font script="Geor" typeface="Sylfaen"/>
-        <a:font script="Armn" typeface="Arial"/>
-        <a:font script="Bugi" typeface="Leelawadee UI"/>
-        <a:font script="Bopo" typeface="Microsoft JhengHei"/>
-        <a:font script="Java" typeface="Javanese Text"/>
-        <a:font script="Lisu" typeface="Segoe UI"/>
-        <a:font script="Mymr" typeface="Myanmar Text"/>
-        <a:font script="Nkoo" typeface="Ebrima"/>
-        <a:font script="Olck" typeface="Nirmala UI"/>
-        <a:font script="Osma" typeface="Ebrima"/>
-        <a:font script="Phag" typeface="Phagspa"/>
-        <a:font script="Syrn" typeface="Estrangelo Edessa"/>
-        <a:font script="Syrj" typeface="Estrangelo Edessa"/>
-        <a:font script="Syre" typeface="Estrangelo Edessa"/>
-        <a:font script="Sora" typeface="Nirmala UI"/>
-        <a:font script="Tale" typeface="Microsoft Tai Le"/>
-        <a:font script="Talu" typeface="Microsoft New Tai Lue"/>
-        <a:font script="Tfng" typeface="Ebrima"/>
       </a:majorFont>
       <a:minorFont>
-        <a:latin typeface="Aptos" panose="02110004020202020204"/>
+        <a:latin typeface="Aptos" panose="02110004020202020204" pitchFamily="0" charset="1"/>
         <a:ea typeface=""/>
         <a:cs typeface=""/>
-        <a:font script="Jpan" typeface="游明朝"/>
-        <a:font script="Hang" typeface="맑은 고딕"/>
-        <a:font script="Hans" typeface="等线"/>
-        <a:font script="Hant" typeface="新細明體"/>
-        <a:font script="Arab" typeface="Arial"/>
-        <a:font script="Hebr" typeface="Arial"/>
-        <a:font script="Thai" typeface="Cordia New"/>
-        <a:font script="Ethi" typeface="Nyala"/>
-        <a:font script="Beng" typeface="Vrinda"/>
-        <a:font script="Gujr" typeface="Shruti"/>
-        <a:font script="Khmr" typeface="DaunPenh"/>
-        <a:font script="Knda" typeface="Tunga"/>
-        <a:font script="Guru" typeface="Raavi"/>
-        <a:font script="Cans" typeface="Euphemia"/>
-        <a:font script="Cher" typeface="Plantagenet Cherokee"/>
-        <a:font script="Yiii" typeface="Microsoft Yi Baiti"/>
-        <a:font script="Tibt" typeface="Microsoft Himalaya"/>
-        <a:font script="Thaa" typeface="MV Boli"/>
-        <a:font script="Deva" typeface="Mangal"/>
-        <a:font script="Telu" typeface="Gautami"/>
-        <a:font script="Taml" typeface="Latha"/>
-        <a:font script="Syrc" typeface="Estrangelo Edessa"/>
-        <a:font script="Orya" typeface="Kalinga"/>
-        <a:font script="Mlym" typeface="Kartika"/>
-        <a:font script="Laoo" typeface="DokChampa"/>
-        <a:font script="Sinh" typeface="Iskoola Pota"/>
-        <a:font script="Mong" typeface="Mongolian Baiti"/>
-        <a:font script="Viet" typeface="Arial"/>
-        <a:font script="Uigh" typeface="Microsoft Uighur"/>
-        <a:font script="Geor" typeface="Sylfaen"/>
-        <a:font script="Armn" typeface="Arial"/>
-        <a:font script="Bugi" typeface="Leelawadee UI"/>
-        <a:font script="Bopo" typeface="Microsoft JhengHei"/>
-        <a:font script="Java" typeface="Javanese Text"/>
-        <a:font script="Lisu" typeface="Segoe UI"/>
-        <a:font script="Mymr" typeface="Myanmar Text"/>
-        <a:font script="Nkoo" typeface="Ebrima"/>
-        <a:font script="Olck" typeface="Nirmala UI"/>
-        <a:font script="Osma" typeface="Ebrima"/>
-        <a:font script="Phag" typeface="Phagspa"/>
-        <a:font script="Syrn" typeface="Estrangelo Edessa"/>
-        <a:font script="Syrj" typeface="Estrangelo Edessa"/>
-        <a:font script="Syre" typeface="Estrangelo Edessa"/>
-        <a:font script="Sora" typeface="Nirmala UI"/>
-        <a:font script="Tale" typeface="Microsoft Tai Le"/>
-        <a:font script="Talu" typeface="Microsoft New Tai Lue"/>
-        <a:font script="Tfng" typeface="Ebrima"/>
       </a:minorFont>
     </a:fontScheme>
-    <a:fmtScheme name="Office">
+    <a:fmtScheme>
       <a:fillStyleLst>
         <a:solidFill>
           <a:schemeClr val="phClr"/>
         </a:solidFill>
-        <a:gradFill rotWithShape="1">
+        <a:gradFill>
           <a:gsLst>
             <a:gs pos="0">
               <a:schemeClr val="phClr">
                 <a:lumMod val="110000"/>
-                <a:satMod val="105000"/>
                 <a:tint val="67000"/>
               </a:schemeClr>
             </a:gs>
             <a:gs pos="50000">
               <a:schemeClr val="phClr">
                 <a:lumMod val="105000"/>
-                <a:satMod val="103000"/>
                 <a:tint val="73000"/>
               </a:schemeClr>
             </a:gs>
             <a:gs pos="100000">
               <a:schemeClr val="phClr">
                 <a:lumMod val="105000"/>
-                <a:satMod val="109000"/>
                 <a:tint val="81000"/>
               </a:schemeClr>
             </a:gs>
           </a:gsLst>
           <a:lin ang="5400000" scaled="0"/>
+          <a:tileRect l="0" t="0" r="0" b="0"/>
         </a:gradFill>
-        <a:gradFill rotWithShape="1">
+        <a:gradFill>
           <a:gsLst>
             <a:gs pos="0">
               <a:schemeClr val="phClr">
-                <a:satMod val="103000"/>
                 <a:lumMod val="102000"/>
                 <a:tint val="94000"/>
               </a:schemeClr>
             </a:gs>
             <a:gs pos="50000">
               <a:schemeClr val="phClr">
-                <a:satMod val="110000"/>
                 <a:lumMod val="100000"/>
                 <a:shade val="100000"/>
               </a:schemeClr>
@@ -2861,33 +4627,24 @@
             <a:gs pos="100000">
               <a:schemeClr val="phClr">
                 <a:lumMod val="99000"/>
-                <a:satMod val="120000"/>
                 <a:shade val="78000"/>
               </a:schemeClr>
             </a:gs>
           </a:gsLst>
           <a:lin ang="5400000" scaled="0"/>
+          <a:tileRect l="0" t="0" r="0" b="0"/>
         </a:gradFill>
       </a:fillStyleLst>
       <a:lnStyleLst>
         <a:ln w="6350" cap="flat" cmpd="sng" algn="ctr">
-          <a:solidFill>
-            <a:schemeClr val="phClr"/>
-          </a:solidFill>
           <a:prstDash val="solid"/>
           <a:miter lim="800000"/>
         </a:ln>
         <a:ln w="12700" cap="flat" cmpd="sng" algn="ctr">
-          <a:solidFill>
-            <a:schemeClr val="phClr"/>
-          </a:solidFill>
           <a:prstDash val="solid"/>
           <a:miter lim="800000"/>
         </a:ln>
         <a:ln w="19050" cap="flat" cmpd="sng" algn="ctr">
-          <a:solidFill>
-            <a:schemeClr val="phClr"/>
-          </a:solidFill>
           <a:prstDash val="solid"/>
           <a:miter lim="800000"/>
         </a:ln>
@@ -2900,13 +4657,7 @@
           <a:effectLst/>
         </a:effectStyle>
         <a:effectStyle>
-          <a:effectLst>
-            <a:outerShdw blurRad="57150" dist="19050" dir="5400000" algn="ctr" rotWithShape="0">
-              <a:srgbClr val="000000">
-                <a:alpha val="63000"/>
-              </a:srgbClr>
-            </a:outerShdw>
-          </a:effectLst>
+          <a:effectLst/>
         </a:effectStyle>
       </a:effectStyleLst>
       <a:bgFillStyleLst>
@@ -2916,15 +4667,13 @@
         <a:solidFill>
           <a:schemeClr val="phClr">
             <a:tint val="95000"/>
-            <a:satMod val="170000"/>
           </a:schemeClr>
         </a:solidFill>
-        <a:gradFill rotWithShape="1">
+        <a:gradFill>
           <a:gsLst>
             <a:gs pos="0">
               <a:schemeClr val="phClr">
                 <a:tint val="93000"/>
-                <a:satMod val="150000"/>
                 <a:shade val="98000"/>
                 <a:lumMod val="102000"/>
               </a:schemeClr>
@@ -2932,7 +4681,6 @@
             <a:gs pos="50000">
               <a:schemeClr val="phClr">
                 <a:tint val="98000"/>
-                <a:satMod val="130000"/>
                 <a:shade val="90000"/>
                 <a:lumMod val="103000"/>
               </a:schemeClr>
@@ -2940,21 +4688,14 @@
             <a:gs pos="100000">
               <a:schemeClr val="phClr">
                 <a:shade val="63000"/>
-                <a:satMod val="120000"/>
               </a:schemeClr>
             </a:gs>
           </a:gsLst>
           <a:lin ang="5400000" scaled="0"/>
+          <a:tileRect l="0" t="0" r="0" b="0"/>
         </a:gradFill>
       </a:bgFillStyleLst>
     </a:fmtScheme>
   </a:themeElements>
-  <a:objectDefaults/>
-  <a:extraClrSchemeLst/>
-  <a:extLst>
-    <a:ext uri="{05A4C25C-085E-4340-85A3-A5531E510DB2}">
-      <thm15:themeFamily xmlns:thm15="http://schemas.microsoft.com/office/thememl/2012/main" name="Office Theme" id="{2E142A2C-CD16-42D6-873A-C26D2A0506FA}" vid="{1BDDFF52-6CD6-40A5-AB3C-68EB2F1E4D0A}"/>
-    </a:ext>
-  </a:extLst>
 </a:theme>
 </file>